--- a/5-Build-own-mcp/Adil_Hayat_CV.docx
+++ b/5-Build-own-mcp/Adil_Hayat_CV.docx
@@ -101,7 +101,7 @@
       </w:r>
       <w:r>
         <w:pict>
-          <v:shape id="Picture 1" o:spid="_x0000_i1025" type="#_x0000_t75" style="width:16.2pt;height:16.8pt;visibility:visible" o:bullet="t">
+          <v:shape id="Picture 1" o:spid="_x0000_i1025" type="#_x0000_t75" style="width:16.2pt;height:17.4pt;visibility:visible" o:bullet="t">
             <v:imagedata r:id="rId5" o:title=""/>
           </v:shape>
         </w:pict>
@@ -494,7 +494,7 @@
           <w:color w:val="0070C0"/>
           <w:sz w:val="28"/>
         </w:rPr>
-        <w:t>MACHINE LEARNING</w:t>
+        <w:t>AI Engineer</w:t>
       </w:r>
       <w:r>
         <w:rPr>
@@ -502,7 +502,7 @@
           <w:color w:val="0070C0"/>
           <w:sz w:val="28"/>
         </w:rPr>
-        <w:t xml:space="preserve"> ENGINEER</w:t>
+        <w:t xml:space="preserve"> </w:t>
       </w:r>
     </w:p>
     <w:p>
@@ -510,34 +510,383 @@
         <w:spacing w:after="0" w:line="360" w:lineRule="auto"/>
       </w:pPr>
       <w:r>
-        <w:t xml:space="preserve">Results-driven </w:t>
-      </w:r>
-      <w:r>
-        <w:rPr>
-          <w:b/>
-        </w:rPr>
-        <w:t>Machine Learning Engineer specializing in NLP and LLM-powered applications</w:t>
-      </w:r>
-      <w:r>
-        <w:t>. Experienced in building intelligent chatbots and AI-driven solutions using</w:t>
-      </w:r>
-      <w:r>
-        <w:rPr>
-          <w:b/>
-        </w:rPr>
-        <w:t xml:space="preserve"> Python, FastAPI, LangChain, LangGraph, CrewAI, and deep learning frameworks</w:t>
-      </w:r>
-      <w:r>
-        <w:t xml:space="preserve">. Strong background in transforming raw data into actionable insights and deploying end-to-end AI systems that integrate seamlessly into real-world workflows. Proficient in AI automation platforms such as </w:t>
-      </w:r>
-      <w:r>
-        <w:rPr>
-          <w:b/>
-        </w:rPr>
-        <w:t>Zapier, Make, Zoho, and n8n</w:t>
-      </w:r>
-      <w:r>
-        <w:t xml:space="preserve"> to streamline processes and improve operational efficiency.</w:t>
+        <w:rPr>
+          <w:b/>
+          <w:bCs/>
+        </w:rPr>
+        <w:t>AI Engineer</w:t>
+      </w:r>
+      <w:r>
+        <w:t xml:space="preserve"> specializing in </w:t>
+      </w:r>
+      <w:r>
+        <w:rPr>
+          <w:b/>
+          <w:bCs/>
+        </w:rPr>
+        <w:t>Generative AI</w:t>
+      </w:r>
+      <w:r>
+        <w:t xml:space="preserve">, </w:t>
+      </w:r>
+      <w:r>
+        <w:rPr>
+          <w:b/>
+          <w:bCs/>
+        </w:rPr>
+        <w:t>Large Language Models (LLMs)</w:t>
+      </w:r>
+      <w:r>
+        <w:t xml:space="preserve">, </w:t>
+      </w:r>
+      <w:r>
+        <w:rPr>
+          <w:b/>
+          <w:bCs/>
+        </w:rPr>
+        <w:t>AI Agents</w:t>
+      </w:r>
+      <w:r>
+        <w:t xml:space="preserve">, </w:t>
+      </w:r>
+      <w:r>
+        <w:rPr>
+          <w:b/>
+          <w:bCs/>
+        </w:rPr>
+        <w:t>Voice AI</w:t>
+      </w:r>
+      <w:r>
+        <w:t xml:space="preserve">, and </w:t>
+      </w:r>
+      <w:r>
+        <w:rPr>
+          <w:b/>
+          <w:bCs/>
+        </w:rPr>
+        <w:t>workflow automation</w:t>
+      </w:r>
+      <w:r>
+        <w:t xml:space="preserve">. Skilled in building </w:t>
+      </w:r>
+      <w:r>
+        <w:rPr>
+          <w:b/>
+          <w:bCs/>
+        </w:rPr>
+        <w:t xml:space="preserve">LLM-powered </w:t>
+      </w:r>
+      <w:proofErr w:type="spellStart"/>
+      <w:r>
+        <w:rPr>
+          <w:b/>
+          <w:bCs/>
+        </w:rPr>
+        <w:t>chatbots</w:t>
+      </w:r>
+      <w:proofErr w:type="spellEnd"/>
+      <w:r>
+        <w:t xml:space="preserve">, </w:t>
+      </w:r>
+      <w:r>
+        <w:rPr>
+          <w:b/>
+          <w:bCs/>
+        </w:rPr>
+        <w:t>voice assistants</w:t>
+      </w:r>
+      <w:r>
+        <w:t xml:space="preserve">, </w:t>
+      </w:r>
+      <w:r>
+        <w:rPr>
+          <w:b/>
+          <w:bCs/>
+        </w:rPr>
+        <w:t>RAG-based systems</w:t>
+      </w:r>
+      <w:r>
+        <w:t xml:space="preserve">, and </w:t>
+      </w:r>
+      <w:r>
+        <w:rPr>
+          <w:b/>
+          <w:bCs/>
+        </w:rPr>
+        <w:t>AI automation workflows</w:t>
+      </w:r>
+      <w:r>
+        <w:t xml:space="preserve"> using </w:t>
+      </w:r>
+      <w:r>
+        <w:rPr>
+          <w:b/>
+          <w:bCs/>
+        </w:rPr>
+        <w:t>Python</w:t>
+      </w:r>
+      <w:r>
+        <w:t xml:space="preserve">, </w:t>
+      </w:r>
+      <w:r>
+        <w:rPr>
+          <w:b/>
+          <w:bCs/>
+        </w:rPr>
+        <w:t>FastAPI</w:t>
+      </w:r>
+      <w:r>
+        <w:t xml:space="preserve">, </w:t>
+      </w:r>
+      <w:r>
+        <w:rPr>
+          <w:b/>
+          <w:bCs/>
+        </w:rPr>
+        <w:t>LangChain</w:t>
+      </w:r>
+      <w:r>
+        <w:t xml:space="preserve">, </w:t>
+      </w:r>
+      <w:proofErr w:type="spellStart"/>
+      <w:r>
+        <w:rPr>
+          <w:b/>
+          <w:bCs/>
+        </w:rPr>
+        <w:t>LangGraph</w:t>
+      </w:r>
+      <w:proofErr w:type="spellEnd"/>
+      <w:r>
+        <w:t xml:space="preserve">, </w:t>
+      </w:r>
+      <w:proofErr w:type="spellStart"/>
+      <w:r>
+        <w:rPr>
+          <w:b/>
+          <w:bCs/>
+        </w:rPr>
+        <w:t>CrewAI</w:t>
+      </w:r>
+      <w:proofErr w:type="spellEnd"/>
+      <w:r>
+        <w:t xml:space="preserve">, </w:t>
+      </w:r>
+      <w:proofErr w:type="spellStart"/>
+      <w:r>
+        <w:rPr>
+          <w:b/>
+          <w:bCs/>
+        </w:rPr>
+        <w:t>Vapi</w:t>
+      </w:r>
+      <w:proofErr w:type="spellEnd"/>
+      <w:r>
+        <w:rPr>
+          <w:b/>
+          <w:bCs/>
+        </w:rPr>
+        <w:t xml:space="preserve"> AI</w:t>
+      </w:r>
+      <w:r>
+        <w:t xml:space="preserve">, </w:t>
+      </w:r>
+      <w:r>
+        <w:rPr>
+          <w:b/>
+          <w:bCs/>
+        </w:rPr>
+        <w:t>n8n</w:t>
+      </w:r>
+      <w:r>
+        <w:t xml:space="preserve">, </w:t>
+      </w:r>
+      <w:proofErr w:type="spellStart"/>
+      <w:r>
+        <w:rPr>
+          <w:b/>
+          <w:bCs/>
+        </w:rPr>
+        <w:t>Zapier</w:t>
+      </w:r>
+      <w:proofErr w:type="spellEnd"/>
+      <w:r>
+        <w:t xml:space="preserve">, </w:t>
+      </w:r>
+      <w:r>
+        <w:rPr>
+          <w:b/>
+          <w:bCs/>
+        </w:rPr>
+        <w:t>Make.com</w:t>
+      </w:r>
+      <w:r>
+        <w:t xml:space="preserve">, and </w:t>
+      </w:r>
+      <w:r>
+        <w:rPr>
+          <w:b/>
+          <w:bCs/>
+        </w:rPr>
+        <w:t>Zoho Flow</w:t>
+      </w:r>
+      <w:r>
+        <w:t xml:space="preserve">. Experienced in integrating </w:t>
+      </w:r>
+      <w:r>
+        <w:rPr>
+          <w:b/>
+          <w:bCs/>
+        </w:rPr>
+        <w:t>APIs</w:t>
+      </w:r>
+      <w:r>
+        <w:t xml:space="preserve">, </w:t>
+      </w:r>
+      <w:proofErr w:type="spellStart"/>
+      <w:r>
+        <w:rPr>
+          <w:b/>
+          <w:bCs/>
+        </w:rPr>
+        <w:t>webhooks</w:t>
+      </w:r>
+      <w:proofErr w:type="spellEnd"/>
+      <w:r>
+        <w:t xml:space="preserve">, </w:t>
+      </w:r>
+      <w:r>
+        <w:rPr>
+          <w:b/>
+          <w:bCs/>
+        </w:rPr>
+        <w:t>vector databases</w:t>
+      </w:r>
+      <w:r>
+        <w:t xml:space="preserve">, and third-party platforms such as </w:t>
+      </w:r>
+      <w:r>
+        <w:rPr>
+          <w:b/>
+          <w:bCs/>
+        </w:rPr>
+        <w:t>OpenAI</w:t>
+      </w:r>
+      <w:r>
+        <w:t xml:space="preserve">, </w:t>
+      </w:r>
+      <w:r>
+        <w:rPr>
+          <w:b/>
+          <w:bCs/>
+        </w:rPr>
+        <w:t>Groq</w:t>
+      </w:r>
+      <w:r>
+        <w:t xml:space="preserve">, </w:t>
+      </w:r>
+      <w:r>
+        <w:rPr>
+          <w:b/>
+          <w:bCs/>
+        </w:rPr>
+        <w:t>Gemini</w:t>
+      </w:r>
+      <w:r>
+        <w:t xml:space="preserve">, </w:t>
+      </w:r>
+      <w:r>
+        <w:rPr>
+          <w:b/>
+          <w:bCs/>
+        </w:rPr>
+        <w:t>Pinecone</w:t>
+      </w:r>
+      <w:r>
+        <w:t xml:space="preserve">, </w:t>
+      </w:r>
+      <w:r>
+        <w:rPr>
+          <w:b/>
+          <w:bCs/>
+        </w:rPr>
+        <w:t>MongoDB</w:t>
+      </w:r>
+      <w:r>
+        <w:t xml:space="preserve">, </w:t>
+      </w:r>
+      <w:r>
+        <w:rPr>
+          <w:b/>
+          <w:bCs/>
+        </w:rPr>
+        <w:t>Airtable</w:t>
+      </w:r>
+      <w:r>
+        <w:t xml:space="preserve">, </w:t>
+      </w:r>
+      <w:r>
+        <w:rPr>
+          <w:b/>
+          <w:bCs/>
+        </w:rPr>
+        <w:t>Gmail</w:t>
+      </w:r>
+      <w:r>
+        <w:t xml:space="preserve">, </w:t>
+      </w:r>
+      <w:r>
+        <w:rPr>
+          <w:b/>
+          <w:bCs/>
+        </w:rPr>
+        <w:t>Slack</w:t>
+      </w:r>
+      <w:r>
+        <w:t xml:space="preserve">, and </w:t>
+      </w:r>
+      <w:r>
+        <w:rPr>
+          <w:b/>
+          <w:bCs/>
+        </w:rPr>
+        <w:t>CRMs</w:t>
+      </w:r>
+      <w:r>
+        <w:t xml:space="preserve"> to build real-world AI solutions. Strong background in developing </w:t>
+      </w:r>
+      <w:r>
+        <w:rPr>
+          <w:b/>
+          <w:bCs/>
+        </w:rPr>
+        <w:t>scalable backend APIs</w:t>
+      </w:r>
+      <w:r>
+        <w:t xml:space="preserve">, </w:t>
+      </w:r>
+      <w:r>
+        <w:rPr>
+          <w:b/>
+          <w:bCs/>
+        </w:rPr>
+        <w:t>tool-calling workflows</w:t>
+      </w:r>
+      <w:r>
+        <w:t xml:space="preserve">, and </w:t>
+      </w:r>
+      <w:r>
+        <w:rPr>
+          <w:b/>
+          <w:bCs/>
+        </w:rPr>
+        <w:t>end-to-end AI systems</w:t>
+      </w:r>
+      <w:r>
+        <w:t xml:space="preserve"> for business automation and intelligent workflow execution</w:t>
+      </w:r>
+      <w:r>
+        <w:t>.</w:t>
       </w:r>
     </w:p>
     <w:p>
@@ -648,13 +997,13 @@
               <wp:anchor distT="0" distB="0" distL="114300" distR="114300" simplePos="0" relativeHeight="251679744" behindDoc="0" locked="0" layoutInCell="1" allowOverlap="1" wp14:anchorId="2DF952EE" wp14:editId="50EF42E9">
                 <wp:simplePos x="0" y="0"/>
                 <wp:positionH relativeFrom="page">
-                  <wp:posOffset>19050</wp:posOffset>
+                  <wp:posOffset>-91440</wp:posOffset>
                 </wp:positionH>
                 <wp:positionV relativeFrom="paragraph">
-                  <wp:posOffset>87631</wp:posOffset>
+                  <wp:posOffset>168275</wp:posOffset>
                 </wp:positionV>
-                <wp:extent cx="7734300" cy="266700"/>
-                <wp:effectExtent l="0" t="0" r="0" b="0"/>
+                <wp:extent cx="7734300" cy="243840"/>
+                <wp:effectExtent l="0" t="0" r="0" b="3810"/>
                 <wp:wrapNone/>
                 <wp:docPr id="3" name="Text Box 3"/>
                 <wp:cNvGraphicFramePr/>
@@ -665,7 +1014,7 @@
                       <wps:spPr>
                         <a:xfrm>
                           <a:off x="0" y="0"/>
-                          <a:ext cx="7734300" cy="266700"/>
+                          <a:ext cx="7734300" cy="243840"/>
                         </a:xfrm>
                         <a:prstGeom prst="rect">
                           <a:avLst/>
@@ -679,7 +1028,10 @@
                         <w:txbxContent>
                           <w:p>
                             <w:r>
-                              <w:t xml:space="preserve">  Bachelor of Engineering (BE) Computer Software Engineering. </w:t>
+                              <w:t xml:space="preserve">      </w:t>
+                            </w:r>
+                            <w:r>
+                              <w:t>Bachelor of Engineering (BE) in Computer Software Engineering</w:t>
                             </w:r>
                           </w:p>
                           <w:p>
@@ -718,12 +1070,15 @@
                 <v:stroke joinstyle="miter"/>
                 <v:path gradientshapeok="t" o:connecttype="rect"/>
               </v:shapetype>
-              <v:shape id="Text Box 3" o:spid="_x0000_s1026" type="#_x0000_t202" style="position:absolute;margin-left:1.5pt;margin-top:6.9pt;width:609pt;height:21pt;z-index:251679744;visibility:visible;mso-wrap-style:square;mso-height-percent:0;mso-wrap-distance-left:9pt;mso-wrap-distance-top:0;mso-wrap-distance-right:9pt;mso-wrap-distance-bottom:0;mso-position-horizontal:absolute;mso-position-horizontal-relative:page;mso-position-vertical:absolute;mso-position-vertical-relative:text;mso-height-percent:0;mso-height-relative:margin;v-text-anchor:top" o:gfxdata="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" filled="f" stroked="f" strokeweight=".5pt">
+              <v:shape id="Text Box 3" o:spid="_x0000_s1026" type="#_x0000_t202" style="position:absolute;margin-left:-7.2pt;margin-top:13.25pt;width:609pt;height:19.2pt;z-index:251679744;visibility:visible;mso-wrap-style:square;mso-height-percent:0;mso-wrap-distance-left:9pt;mso-wrap-distance-top:0;mso-wrap-distance-right:9pt;mso-wrap-distance-bottom:0;mso-position-horizontal:absolute;mso-position-horizontal-relative:page;mso-position-vertical:absolute;mso-position-vertical-relative:text;mso-height-percent:0;mso-height-relative:margin;v-text-anchor:top" o:gfxdata="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" filled="f" stroked="f" strokeweight=".5pt">
                 <v:textbox>
                   <w:txbxContent>
                     <w:p>
                       <w:r>
-                        <w:t xml:space="preserve">  Bachelor of Engineering (BE) Computer Software Engineering. </w:t>
+                        <w:t xml:space="preserve">      </w:t>
+                      </w:r>
+                      <w:r>
+                        <w:t>Bachelor of Engineering (BE) in Computer Software Engineering</w:t>
                       </w:r>
                     </w:p>
                     <w:p>
@@ -753,7 +1108,7 @@
           <w:i/>
           <w:sz w:val="24"/>
         </w:rPr>
-        <w:t>UNIVERSITY OF ENGINEERING &amp; TECHNOLOGY, MARDAN</w:t>
+        <w:t>University of Engineering &amp; Technology, Mardan — UET Mardan</w:t>
       </w:r>
       <w:r>
         <w:rPr>
@@ -761,7 +1116,7 @@
           <w:i/>
           <w:sz w:val="24"/>
         </w:rPr>
-        <w:t xml:space="preserve"> (UET-M)   </w:t>
+        <w:t xml:space="preserve"> </w:t>
       </w:r>
       <w:r>
         <w:rPr>
@@ -769,7 +1124,7 @@
           <w:i/>
           <w:sz w:val="24"/>
         </w:rPr>
-        <w:t xml:space="preserve">                                              </w:t>
+        <w:t xml:space="preserve">   </w:t>
       </w:r>
       <w:r>
         <w:rPr>
@@ -777,7 +1132,7 @@
           <w:i/>
           <w:sz w:val="24"/>
         </w:rPr>
-        <w:t xml:space="preserve">    </w:t>
+        <w:t xml:space="preserve">                                              </w:t>
       </w:r>
       <w:r>
         <w:rPr>
@@ -785,7 +1140,7 @@
           <w:i/>
           <w:sz w:val="24"/>
         </w:rPr>
-        <w:t xml:space="preserve">     </w:t>
+        <w:t xml:space="preserve">    </w:t>
       </w:r>
       <w:r>
         <w:rPr>
@@ -793,7 +1148,7 @@
           <w:i/>
           <w:sz w:val="24"/>
         </w:rPr>
-        <w:t xml:space="preserve"> </w:t>
+        <w:t xml:space="preserve">     </w:t>
       </w:r>
       <w:r>
         <w:rPr>
@@ -801,13 +1156,21 @@
           <w:i/>
           <w:sz w:val="24"/>
         </w:rPr>
+        <w:t xml:space="preserve"> </w:t>
+      </w:r>
+      <w:r>
+        <w:rPr>
+          <w:b/>
+          <w:i/>
+          <w:sz w:val="24"/>
+        </w:rPr>
         <w:t xml:space="preserve"> Mardan, Pakistan.</w:t>
       </w:r>
     </w:p>
     <w:p>
       <w:pPr>
         <w:pBdr>
-          <w:bottom w:val="dotted" w:sz="24" w:space="1" w:color="auto"/>
+          <w:bottom w:val="dotted" w:sz="24" w:space="0" w:color="auto"/>
         </w:pBdr>
         <w:spacing w:line="360" w:lineRule="auto"/>
       </w:pPr>
@@ -935,6 +1298,7 @@
         </w:rPr>
         <w:t xml:space="preserve"> – </w:t>
       </w:r>
+      <w:proofErr w:type="spellStart"/>
       <w:r>
         <w:rPr>
           <w:b/>
@@ -943,13 +1307,14 @@
         </w:rPr>
         <w:t>ProspectRoi</w:t>
       </w:r>
+      <w:proofErr w:type="spellEnd"/>
       <w:r>
         <w:rPr>
           <w:b/>
           <w:sz w:val="24"/>
           <w:szCs w:val="44"/>
         </w:rPr>
-        <w:t xml:space="preserve"> *</w:t>
+        <w:t xml:space="preserve"> </w:t>
       </w:r>
     </w:p>
     <w:p>
@@ -967,7 +1332,7 @@
           <w:sz w:val="24"/>
           <w:szCs w:val="44"/>
         </w:rPr>
-        <w:t>June</w:t>
+        <w:t>July</w:t>
       </w:r>
       <w:r>
         <w:rPr>
@@ -993,23 +1358,63 @@
         </w:rPr>
       </w:pPr>
       <w:r>
-        <w:t xml:space="preserve">Designed and built end-to-end automation workflows using </w:t>
+        <w:t xml:space="preserve">Worked on </w:t>
       </w:r>
       <w:r>
         <w:rPr>
           <w:rStyle w:val="Strong"/>
         </w:rPr>
-        <w:t>n8n, Zapier, Make.com, and Zoho Automation</w:t>
-      </w:r>
-      <w:r>
-        <w:t xml:space="preserve"> to streamline business operations across sales, marketing, and internal processes.</w:t>
-      </w:r>
-      <w:r>
-        <w:rPr>
-          <w:b/>
-          <w:bCs/>
-        </w:rPr>
-        <w:t xml:space="preserve"> </w:t>
+        <w:t>AI automation</w:t>
+      </w:r>
+      <w:r>
+        <w:t xml:space="preserve"> and </w:t>
+      </w:r>
+      <w:r>
+        <w:rPr>
+          <w:rStyle w:val="Strong"/>
+        </w:rPr>
+        <w:t>workflow automation</w:t>
+      </w:r>
+      <w:r>
+        <w:t xml:space="preserve"> using </w:t>
+      </w:r>
+      <w:r>
+        <w:rPr>
+          <w:rStyle w:val="Strong"/>
+        </w:rPr>
+        <w:t>n8n</w:t>
+      </w:r>
+      <w:r>
+        <w:t xml:space="preserve">, </w:t>
+      </w:r>
+      <w:proofErr w:type="spellStart"/>
+      <w:r>
+        <w:rPr>
+          <w:rStyle w:val="Strong"/>
+        </w:rPr>
+        <w:t>Zapier</w:t>
+      </w:r>
+      <w:proofErr w:type="spellEnd"/>
+      <w:r>
+        <w:t xml:space="preserve">, </w:t>
+      </w:r>
+      <w:r>
+        <w:rPr>
+          <w:rStyle w:val="Strong"/>
+        </w:rPr>
+        <w:t>Make.com</w:t>
+      </w:r>
+      <w:r>
+        <w:t xml:space="preserve">, and </w:t>
+      </w:r>
+      <w:r>
+        <w:rPr>
+          <w:rStyle w:val="Strong"/>
+        </w:rPr>
+        <w:t>Zoho Flow</w:t>
+      </w:r>
+      <w:r>
+        <w:t xml:space="preserve"> to streamline sales, marketing, CRM, email, and internal business operations.</w:t>
       </w:r>
     </w:p>
     <w:p>
@@ -1027,39 +1432,27 @@
         </w:rPr>
       </w:pPr>
       <w:r>
-        <w:t xml:space="preserve">Developed and deployed </w:t>
-      </w:r>
-      <w:r>
-        <w:rPr>
-          <w:b/>
-        </w:rPr>
-        <w:t>AI-powered automation flows</w:t>
-      </w:r>
-      <w:r>
-        <w:t xml:space="preserve"> that automatically trigger, execute, and scale workflows, integrating backend systems with third-party applications such as </w:t>
-      </w:r>
-      <w:r>
-        <w:rPr>
-          <w:b/>
-        </w:rPr>
-        <w:t xml:space="preserve">Slack, Gmail, Riverside (recording automation), </w:t>
+        <w:t xml:space="preserve">Connected business tools, applications, and services through </w:t>
+      </w:r>
+      <w:r>
+        <w:rPr>
+          <w:rStyle w:val="Strong"/>
+        </w:rPr>
+        <w:t>APIs</w:t>
+      </w:r>
+      <w:r>
+        <w:t xml:space="preserve">, </w:t>
       </w:r>
       <w:proofErr w:type="spellStart"/>
       <w:r>
         <w:rPr>
-          <w:b/>
-        </w:rPr>
-        <w:t>HeyGen</w:t>
+          <w:rStyle w:val="Strong"/>
+        </w:rPr>
+        <w:t>webhooks</w:t>
       </w:r>
       <w:proofErr w:type="spellEnd"/>
       <w:r>
-        <w:rPr>
-          <w:b/>
-        </w:rPr>
-        <w:t xml:space="preserve"> API (avatar video rendering), CRMs, and internal tools</w:t>
-      </w:r>
-      <w:r>
-        <w:t>.</w:t>
+        <w:t>, and third-party integrations to improve process efficiency.</w:t>
       </w:r>
     </w:p>
     <w:p>
@@ -1073,17 +1466,11 @@
         <w:jc w:val="both"/>
         <w:rPr>
           <w:rFonts w:cstheme="minorHAnsi"/>
-        </w:rPr>
-      </w:pPr>
-      <w:r>
-        <w:rPr>
-          <w:b/>
-          <w:bCs/>
-        </w:rPr>
-        <w:t>Automated deployment and integration processes</w:t>
-      </w:r>
-      <w:r>
-        <w:t>, reducing manual effort, improving reliability, and accelerating workflow execution.</w:t>
+          <w:sz w:val="20"/>
+        </w:rPr>
+      </w:pPr>
+      <w:r>
+        <w:t>Supported automation across sales, marketing, content, CRM, email, and internal operations to reduce manual work and improve workflow efficiency.</w:t>
       </w:r>
     </w:p>
     <w:p>
@@ -1100,7 +1487,15 @@
           <w:sz w:val="24"/>
           <w:szCs w:val="44"/>
         </w:rPr>
-        <w:t>Freelancing Project – AI Consultant Bot *</w:t>
+        <w:t>Freelanci</w:t>
+      </w:r>
+      <w:r>
+        <w:rPr>
+          <w:b/>
+          <w:sz w:val="24"/>
+          <w:szCs w:val="44"/>
+        </w:rPr>
+        <w:t xml:space="preserve">ng Project – AI Consultant Bot </w:t>
       </w:r>
     </w:p>
     <w:p>
@@ -1148,41 +1543,55 @@
           <w:sz w:val="22"/>
           <w:szCs w:val="22"/>
         </w:rPr>
-        <w:t xml:space="preserve">Developed an </w:t>
-      </w:r>
-      <w:r>
-        <w:rPr>
-          <w:rStyle w:val="Strong"/>
-          <w:rFonts w:asciiTheme="minorHAnsi" w:hAnsiTheme="minorHAnsi" w:cstheme="minorHAnsi"/>
-          <w:sz w:val="22"/>
-          <w:szCs w:val="22"/>
-        </w:rPr>
-        <w:t>intelligent AI bot</w:t>
-      </w:r>
-      <w:r>
-        <w:rPr>
-          <w:rFonts w:asciiTheme="minorHAnsi" w:hAnsiTheme="minorHAnsi" w:cstheme="minorHAnsi"/>
-          <w:sz w:val="22"/>
-          <w:szCs w:val="22"/>
-        </w:rPr>
-        <w:t xml:space="preserve"> that acts as a virtual consultant, understanding complex queries and providing </w:t>
-      </w:r>
-      <w:r>
-        <w:rPr>
-          <w:rStyle w:val="Strong"/>
-          <w:rFonts w:asciiTheme="minorHAnsi" w:hAnsiTheme="minorHAnsi" w:cstheme="minorHAnsi"/>
-          <w:sz w:val="22"/>
-          <w:szCs w:val="22"/>
-        </w:rPr>
-        <w:t>relevant, structured advice</w:t>
-      </w:r>
-      <w:r>
-        <w:rPr>
-          <w:rFonts w:asciiTheme="minorHAnsi" w:hAnsiTheme="minorHAnsi" w:cstheme="minorHAnsi"/>
-          <w:sz w:val="22"/>
-          <w:szCs w:val="22"/>
-        </w:rPr>
-        <w:t>.</w:t>
+        <w:t xml:space="preserve">Built an </w:t>
+      </w:r>
+      <w:r>
+        <w:rPr>
+          <w:rFonts w:asciiTheme="minorHAnsi" w:hAnsiTheme="minorHAnsi" w:cstheme="minorHAnsi"/>
+          <w:b/>
+          <w:bCs/>
+          <w:sz w:val="22"/>
+          <w:szCs w:val="22"/>
+        </w:rPr>
+        <w:t xml:space="preserve">AI-powered consultation </w:t>
+      </w:r>
+      <w:proofErr w:type="spellStart"/>
+      <w:r>
+        <w:rPr>
+          <w:rFonts w:asciiTheme="minorHAnsi" w:hAnsiTheme="minorHAnsi" w:cstheme="minorHAnsi"/>
+          <w:b/>
+          <w:bCs/>
+          <w:sz w:val="22"/>
+          <w:szCs w:val="22"/>
+        </w:rPr>
+        <w:t>chatbot</w:t>
+      </w:r>
+      <w:proofErr w:type="spellEnd"/>
+      <w:r>
+        <w:rPr>
+          <w:rFonts w:asciiTheme="minorHAnsi" w:hAnsiTheme="minorHAnsi" w:cstheme="minorHAnsi"/>
+          <w:sz w:val="22"/>
+          <w:szCs w:val="22"/>
+        </w:rPr>
+        <w:t xml:space="preserve"> using </w:t>
+      </w:r>
+      <w:r>
+        <w:rPr>
+          <w:rFonts w:asciiTheme="minorHAnsi" w:hAnsiTheme="minorHAnsi" w:cstheme="minorHAnsi"/>
+          <w:b/>
+          <w:bCs/>
+          <w:sz w:val="22"/>
+          <w:szCs w:val="22"/>
+        </w:rPr>
+        <w:t>GPT-4o</w:t>
+      </w:r>
+      <w:r>
+        <w:rPr>
+          <w:rFonts w:asciiTheme="minorHAnsi" w:hAnsiTheme="minorHAnsi" w:cstheme="minorHAnsi"/>
+          <w:sz w:val="22"/>
+          <w:szCs w:val="22"/>
+        </w:rPr>
+        <w:t xml:space="preserve"> to provide intelligent text-based and voice-based conversational assistance across multiple consultation domains.</w:t>
       </w:r>
     </w:p>
     <w:p>
@@ -1204,24 +1613,103 @@
           <w:sz w:val="22"/>
           <w:szCs w:val="22"/>
         </w:rPr>
-        <w:t xml:space="preserve">Implemented a </w:t>
-      </w:r>
-      <w:r>
-        <w:rPr>
-          <w:rStyle w:val="Strong"/>
-          <w:rFonts w:asciiTheme="minorHAnsi" w:hAnsiTheme="minorHAnsi" w:cstheme="minorHAnsi"/>
-          <w:sz w:val="22"/>
-          <w:szCs w:val="22"/>
-        </w:rPr>
-        <w:t>dynamic clarification system</w:t>
-      </w:r>
-      <w:r>
-        <w:rPr>
-          <w:rFonts w:asciiTheme="minorHAnsi" w:hAnsiTheme="minorHAnsi" w:cstheme="minorHAnsi"/>
-          <w:sz w:val="22"/>
-          <w:szCs w:val="22"/>
-        </w:rPr>
-        <w:t>, where the bot asks follow-up questions before generating final responses.</w:t>
+        <w:t xml:space="preserve">Integrated </w:t>
+      </w:r>
+      <w:proofErr w:type="spellStart"/>
+      <w:r>
+        <w:rPr>
+          <w:rFonts w:asciiTheme="minorHAnsi" w:hAnsiTheme="minorHAnsi" w:cstheme="minorHAnsi"/>
+          <w:b/>
+          <w:bCs/>
+          <w:sz w:val="22"/>
+          <w:szCs w:val="22"/>
+        </w:rPr>
+        <w:t>Deepgram</w:t>
+      </w:r>
+      <w:proofErr w:type="spellEnd"/>
+      <w:r>
+        <w:rPr>
+          <w:rFonts w:asciiTheme="minorHAnsi" w:hAnsiTheme="minorHAnsi" w:cstheme="minorHAnsi"/>
+          <w:b/>
+          <w:bCs/>
+          <w:sz w:val="22"/>
+          <w:szCs w:val="22"/>
+        </w:rPr>
+        <w:t xml:space="preserve"> Nova-3</w:t>
+      </w:r>
+      <w:r>
+        <w:rPr>
+          <w:rFonts w:asciiTheme="minorHAnsi" w:hAnsiTheme="minorHAnsi" w:cstheme="minorHAnsi"/>
+          <w:sz w:val="22"/>
+          <w:szCs w:val="22"/>
+        </w:rPr>
+        <w:t xml:space="preserve"> for real-time </w:t>
+      </w:r>
+      <w:r>
+        <w:rPr>
+          <w:rFonts w:asciiTheme="minorHAnsi" w:hAnsiTheme="minorHAnsi" w:cstheme="minorHAnsi"/>
+          <w:b/>
+          <w:bCs/>
+          <w:sz w:val="22"/>
+          <w:szCs w:val="22"/>
+        </w:rPr>
+        <w:t>Speech-to-Text (STT)</w:t>
+      </w:r>
+      <w:r>
+        <w:rPr>
+          <w:rFonts w:asciiTheme="minorHAnsi" w:hAnsiTheme="minorHAnsi" w:cstheme="minorHAnsi"/>
+          <w:sz w:val="22"/>
+          <w:szCs w:val="22"/>
+        </w:rPr>
+        <w:t xml:space="preserve"> transcription and </w:t>
+      </w:r>
+      <w:proofErr w:type="spellStart"/>
+      <w:r>
+        <w:rPr>
+          <w:rFonts w:asciiTheme="minorHAnsi" w:hAnsiTheme="minorHAnsi" w:cstheme="minorHAnsi"/>
+          <w:b/>
+          <w:bCs/>
+          <w:sz w:val="22"/>
+          <w:szCs w:val="22"/>
+        </w:rPr>
+        <w:t>ElevenLabs</w:t>
+      </w:r>
+      <w:proofErr w:type="spellEnd"/>
+      <w:r>
+        <w:rPr>
+          <w:rFonts w:asciiTheme="minorHAnsi" w:hAnsiTheme="minorHAnsi" w:cstheme="minorHAnsi"/>
+          <w:b/>
+          <w:bCs/>
+          <w:sz w:val="22"/>
+          <w:szCs w:val="22"/>
+        </w:rPr>
+        <w:t xml:space="preserve"> Turbo v2.5</w:t>
+      </w:r>
+      <w:r>
+        <w:rPr>
+          <w:rFonts w:asciiTheme="minorHAnsi" w:hAnsiTheme="minorHAnsi" w:cstheme="minorHAnsi"/>
+          <w:sz w:val="22"/>
+          <w:szCs w:val="22"/>
+        </w:rPr>
+        <w:t xml:space="preserve"> for natural-sounding </w:t>
+      </w:r>
+      <w:r>
+        <w:rPr>
+          <w:rFonts w:asciiTheme="minorHAnsi" w:hAnsiTheme="minorHAnsi" w:cstheme="minorHAnsi"/>
+          <w:b/>
+          <w:bCs/>
+          <w:sz w:val="22"/>
+          <w:szCs w:val="22"/>
+        </w:rPr>
+        <w:t>Text-to-Speech (TTS)</w:t>
+      </w:r>
+      <w:r>
+        <w:rPr>
+          <w:rFonts w:asciiTheme="minorHAnsi" w:hAnsiTheme="minorHAnsi" w:cstheme="minorHAnsi"/>
+          <w:sz w:val="22"/>
+          <w:szCs w:val="22"/>
+        </w:rPr>
+        <w:t xml:space="preserve"> voice generation.</w:t>
       </w:r>
     </w:p>
     <w:p>
@@ -1232,39 +1720,62 @@
           <w:numId w:val="9"/>
         </w:numPr>
         <w:rPr>
-          <w:rFonts w:asciiTheme="minorHAnsi" w:hAnsiTheme="minorHAnsi" w:cstheme="minorHAnsi"/>
-          <w:sz w:val="22"/>
-          <w:szCs w:val="22"/>
-        </w:rPr>
-      </w:pPr>
-      <w:r>
-        <w:rPr>
-          <w:rFonts w:asciiTheme="minorHAnsi" w:hAnsiTheme="minorHAnsi" w:cstheme="minorHAnsi"/>
-          <w:sz w:val="22"/>
-          <w:szCs w:val="22"/>
-        </w:rPr>
-        <w:t xml:space="preserve">Supported </w:t>
-      </w:r>
-      <w:r>
-        <w:rPr>
           <w:rStyle w:val="Strong"/>
           <w:rFonts w:asciiTheme="minorHAnsi" w:hAnsiTheme="minorHAnsi" w:cstheme="minorHAnsi"/>
-          <w:sz w:val="22"/>
-          <w:szCs w:val="22"/>
-        </w:rPr>
-        <w:t>text-to-text, voice-to-text, and voice-to-voice interactions</w:t>
-      </w:r>
-      <w:r>
-        <w:rPr>
-          <w:rFonts w:asciiTheme="minorHAnsi" w:hAnsiTheme="minorHAnsi" w:cstheme="minorHAnsi"/>
-          <w:sz w:val="22"/>
-          <w:szCs w:val="22"/>
-        </w:rPr>
-        <w:t>, enabling natural and accessible communication.</w:t>
+          <w:b w:val="0"/>
+          <w:bCs w:val="0"/>
+          <w:sz w:val="22"/>
+          <w:szCs w:val="22"/>
+        </w:rPr>
+      </w:pPr>
+      <w:r>
+        <w:rPr>
+          <w:rFonts w:asciiTheme="minorHAnsi" w:hAnsiTheme="minorHAnsi" w:cstheme="minorHAnsi"/>
+          <w:sz w:val="22"/>
+          <w:szCs w:val="22"/>
+        </w:rPr>
+        <w:t xml:space="preserve">Engineered AI-driven consultation workflows where the </w:t>
+      </w:r>
+      <w:proofErr w:type="spellStart"/>
+      <w:r>
+        <w:rPr>
+          <w:rFonts w:asciiTheme="minorHAnsi" w:hAnsiTheme="minorHAnsi" w:cstheme="minorHAnsi"/>
+          <w:sz w:val="22"/>
+          <w:szCs w:val="22"/>
+        </w:rPr>
+        <w:t>chatbot</w:t>
+      </w:r>
+      <w:proofErr w:type="spellEnd"/>
+      <w:r>
+        <w:rPr>
+          <w:rFonts w:asciiTheme="minorHAnsi" w:hAnsiTheme="minorHAnsi" w:cstheme="minorHAnsi"/>
+          <w:sz w:val="22"/>
+          <w:szCs w:val="22"/>
+        </w:rPr>
+        <w:t xml:space="preserve"> asks </w:t>
+      </w:r>
+      <w:r>
+        <w:rPr>
+          <w:rFonts w:asciiTheme="minorHAnsi" w:hAnsiTheme="minorHAnsi" w:cstheme="minorHAnsi"/>
+          <w:b/>
+          <w:bCs/>
+          <w:sz w:val="22"/>
+          <w:szCs w:val="22"/>
+        </w:rPr>
+        <w:t>follow-up questions</w:t>
+      </w:r>
+      <w:r>
+        <w:rPr>
+          <w:rFonts w:asciiTheme="minorHAnsi" w:hAnsiTheme="minorHAnsi" w:cstheme="minorHAnsi"/>
+          <w:sz w:val="22"/>
+          <w:szCs w:val="22"/>
+        </w:rPr>
+        <w:t xml:space="preserve"> based on user queries to collect context and deliver more personalized, accurate, and domain-specific recommendations.</w:t>
       </w:r>
     </w:p>
     <w:p>
       <w:pPr>
+        <w:pStyle w:val="NormalWeb"/>
         <w:spacing w:after="0" w:line="360" w:lineRule="auto"/>
         <w:rPr>
           <w:b/>
@@ -1390,15 +1901,15 @@
         <w:jc w:val="both"/>
         <w:rPr>
           <w:b/>
-          <w:sz w:val="24"/>
           <w:szCs w:val="44"/>
         </w:rPr>
       </w:pPr>
       <w:r>
         <w:rPr>
           <w:b/>
-        </w:rPr>
-        <w:t xml:space="preserve">Machine Learning </w:t>
+          <w:szCs w:val="44"/>
+        </w:rPr>
+        <w:t>Machine Learning &amp; Deep Learning</w:t>
       </w:r>
     </w:p>
     <w:p>
@@ -1420,7 +1931,51 @@
         <w:rPr>
           <w:b/>
         </w:rPr>
-        <w:t xml:space="preserve">Deep Learning </w:t>
+        <w:t>Generative AI, LLMs &amp; Voice AI:</w:t>
+      </w:r>
+      <w:r>
+        <w:rPr>
+          <w:b/>
+        </w:rPr>
+        <w:t xml:space="preserve"> </w:t>
+      </w:r>
+      <w:r>
+        <w:t xml:space="preserve">LangChain, </w:t>
+      </w:r>
+      <w:proofErr w:type="spellStart"/>
+      <w:r>
+        <w:t>LangGraph</w:t>
+      </w:r>
+      <w:proofErr w:type="spellEnd"/>
+      <w:r>
+        <w:t xml:space="preserve">, </w:t>
+      </w:r>
+      <w:proofErr w:type="spellStart"/>
+      <w:r>
+        <w:t>CrewAI</w:t>
+      </w:r>
+      <w:proofErr w:type="spellEnd"/>
+      <w:r>
+        <w:t xml:space="preserve">, </w:t>
+      </w:r>
+      <w:proofErr w:type="spellStart"/>
+      <w:r>
+        <w:rPr>
+          <w:rStyle w:val="Strong"/>
+          <w:b w:val="0"/>
+        </w:rPr>
+        <w:t>Vapi</w:t>
+      </w:r>
+      <w:proofErr w:type="spellEnd"/>
+      <w:r>
+        <w:rPr>
+          <w:rStyle w:val="Strong"/>
+          <w:b w:val="0"/>
+        </w:rPr>
+        <w:t xml:space="preserve"> AI</w:t>
+      </w:r>
+      <w:r>
+        <w:t>, Prompt Engineering, Retrieval-Augmented Generation (RAG), Fine-tuning, MCP, AI Agents, Voice Agents.</w:t>
       </w:r>
     </w:p>
     <w:p>
@@ -1442,53 +1997,6 @@
         <w:rPr>
           <w:b/>
         </w:rPr>
-        <w:t>Generative AI, LLMs &amp; AI Frameworks:</w:t>
-      </w:r>
-      <w:r>
-        <w:rPr>
-          <w:b/>
-        </w:rPr>
-        <w:t xml:space="preserve"> </w:t>
-      </w:r>
-      <w:r>
-        <w:t xml:space="preserve">LangChain, </w:t>
-      </w:r>
-      <w:proofErr w:type="spellStart"/>
-      <w:r>
-        <w:t>LangGraph</w:t>
-      </w:r>
-      <w:proofErr w:type="spellEnd"/>
-      <w:r>
-        <w:t xml:space="preserve">, </w:t>
-      </w:r>
-      <w:proofErr w:type="spellStart"/>
-      <w:r>
-        <w:t>CrewAI</w:t>
-      </w:r>
-      <w:proofErr w:type="spellEnd"/>
-      <w:r>
-        <w:t>, Prompt Engineering, Retrieval-Augmented Generation (RAG), Fine-tuning</w:t>
-      </w:r>
-    </w:p>
-    <w:p>
-      <w:pPr>
-        <w:pStyle w:val="ListParagraph"/>
-        <w:numPr>
-          <w:ilvl w:val="0"/>
-          <w:numId w:val="19"/>
-        </w:numPr>
-        <w:spacing w:after="0" w:line="360" w:lineRule="auto"/>
-        <w:jc w:val="both"/>
-        <w:rPr>
-          <w:b/>
-          <w:sz w:val="24"/>
-          <w:szCs w:val="44"/>
-        </w:rPr>
-      </w:pPr>
-      <w:r>
-        <w:rPr>
-          <w:b/>
-        </w:rPr>
         <w:t>Automation &amp; Workflows:</w:t>
       </w:r>
       <w:r>
@@ -1522,7 +2030,15 @@
         <w:rPr>
           <w:b/>
         </w:rPr>
-        <w:t>Backend &amp; APIs:</w:t>
+        <w:t>B</w:t>
+      </w:r>
+      <w:bookmarkStart w:id="0" w:name="_GoBack"/>
+      <w:bookmarkEnd w:id="0"/>
+      <w:r>
+        <w:rPr>
+          <w:b/>
+        </w:rPr>
+        <w:t>ackend &amp; APIs:</w:t>
       </w:r>
       <w:r>
         <w:t xml:space="preserve"> </w:t>
@@ -1533,6 +2049,36 @@
           <w:bCs/>
         </w:rPr>
         <w:t>FastAPI</w:t>
+      </w:r>
+      <w:r>
+        <w:rPr>
+          <w:rFonts w:eastAsia="Times New Roman" w:cstheme="minorHAnsi"/>
+          <w:bCs/>
+        </w:rPr>
+        <w:t xml:space="preserve">, </w:t>
+      </w:r>
+      <w:r>
+        <w:rPr>
+          <w:rFonts w:eastAsia="Times New Roman" w:cstheme="minorHAnsi"/>
+          <w:bCs/>
+        </w:rPr>
+        <w:t xml:space="preserve">REST APIs, </w:t>
+      </w:r>
+      <w:proofErr w:type="spellStart"/>
+      <w:r>
+        <w:rPr>
+          <w:rFonts w:eastAsia="Times New Roman" w:cstheme="minorHAnsi"/>
+          <w:bCs/>
+        </w:rPr>
+        <w:t>WebSocket</w:t>
+      </w:r>
+      <w:proofErr w:type="spellEnd"/>
+      <w:r>
+        <w:rPr>
+          <w:rFonts w:eastAsia="Times New Roman" w:cstheme="minorHAnsi"/>
+          <w:bCs/>
+        </w:rPr>
+        <w:t xml:space="preserve"> Integration</w:t>
       </w:r>
     </w:p>
     <w:p>
@@ -1549,17 +2095,12 @@
       </w:pPr>
       <w:r>
         <w:rPr>
-          <w:rFonts w:eastAsia="Times New Roman" w:cstheme="minorHAnsi"/>
-          <w:b/>
-          <w:bCs/>
-        </w:rPr>
-        <w:t>Deployment &amp; Cloud</w:t>
-      </w:r>
-      <w:r>
-        <w:rPr>
-          <w:rFonts w:eastAsia="Times New Roman" w:cstheme="minorHAnsi"/>
-        </w:rPr>
-        <w:t>: Google Cloud Platform, Hugging Face Spaces</w:t>
+          <w:rStyle w:val="Strong"/>
+        </w:rPr>
+        <w:t>Databases &amp; Vector Databases:</w:t>
+      </w:r>
+      <w:r>
+        <w:t xml:space="preserve"> MongoDB, Pinecone, FAISS, Airtable, JSON Storage</w:t>
       </w:r>
     </w:p>
     <w:p>
@@ -1569,37 +2110,25 @@
           <w:ilvl w:val="0"/>
           <w:numId w:val="19"/>
         </w:numPr>
-        <w:spacing w:after="0" w:line="360" w:lineRule="auto"/>
-        <w:jc w:val="both"/>
-        <w:rPr>
-          <w:b/>
-        </w:rPr>
-      </w:pPr>
-      <w:r>
-        <w:rPr>
-          <w:b/>
-        </w:rPr>
-        <w:t>Version Control</w:t>
-      </w:r>
-      <w:r>
-        <w:rPr>
-          <w:b/>
-        </w:rPr>
-        <w:t xml:space="preserve">: </w:t>
-      </w:r>
-      <w:proofErr w:type="spellStart"/>
-      <w:r>
-        <w:t>Git</w:t>
-      </w:r>
-      <w:proofErr w:type="spellEnd"/>
-      <w:r>
-        <w:t>, GitHub</w:t>
-      </w:r>
-      <w:r>
-        <w:t>.</w:t>
-      </w:r>
-      <w:bookmarkStart w:id="0" w:name="_GoBack"/>
-      <w:bookmarkEnd w:id="0"/>
+        <w:spacing w:before="100" w:beforeAutospacing="1" w:after="100" w:afterAutospacing="1" w:line="240" w:lineRule="auto"/>
+        <w:rPr>
+          <w:rFonts w:eastAsia="Times New Roman" w:cstheme="minorHAnsi"/>
+        </w:rPr>
+      </w:pPr>
+      <w:r>
+        <w:rPr>
+          <w:rFonts w:eastAsia="Times New Roman" w:cstheme="minorHAnsi"/>
+          <w:b/>
+          <w:bCs/>
+        </w:rPr>
+        <w:t>Deployment &amp; Cloud</w:t>
+      </w:r>
+      <w:r>
+        <w:rPr>
+          <w:rFonts w:eastAsia="Times New Roman" w:cstheme="minorHAnsi"/>
+        </w:rPr>
+        <w:t>: Google Cloud Platform, Hugging Face Spaces</w:t>
+      </w:r>
     </w:p>
     <w:p>
       <w:pPr>
@@ -1697,17 +2226,1491 @@
         <w:spacing w:line="360" w:lineRule="auto"/>
         <w:rPr>
           <w:b/>
-          <w:u w:val="double"/>
-        </w:rPr>
-      </w:pPr>
-      <w:r>
-        <w:rPr>
-          <w:b/>
-          <w:bCs/>
           <w:sz w:val="24"/>
           <w:u w:val="double"/>
         </w:rPr>
-        <w:t>AI Travel Agent (LangGraph)</w:t>
+      </w:pPr>
+      <w:r>
+        <w:rPr>
+          <w:b/>
+          <w:bCs/>
+          <w:sz w:val="24"/>
+          <w:u w:val="double"/>
+        </w:rPr>
+        <w:t xml:space="preserve">Voice Restaurant AI Assistant (Gemini Live API, Python, </w:t>
+      </w:r>
+      <w:proofErr w:type="spellStart"/>
+      <w:r>
+        <w:rPr>
+          <w:b/>
+          <w:bCs/>
+          <w:sz w:val="24"/>
+          <w:u w:val="double"/>
+        </w:rPr>
+        <w:t>WebSockets</w:t>
+      </w:r>
+      <w:proofErr w:type="spellEnd"/>
+      <w:r>
+        <w:rPr>
+          <w:b/>
+          <w:bCs/>
+          <w:sz w:val="24"/>
+          <w:u w:val="double"/>
+        </w:rPr>
+        <w:t xml:space="preserve">, </w:t>
+      </w:r>
+      <w:proofErr w:type="spellStart"/>
+      <w:r>
+        <w:rPr>
+          <w:b/>
+          <w:bCs/>
+          <w:sz w:val="24"/>
+          <w:u w:val="double"/>
+        </w:rPr>
+        <w:t>PyAudio</w:t>
+      </w:r>
+      <w:proofErr w:type="spellEnd"/>
+      <w:r>
+        <w:rPr>
+          <w:b/>
+          <w:bCs/>
+          <w:sz w:val="24"/>
+          <w:u w:val="double"/>
+        </w:rPr>
+        <w:t>)</w:t>
+      </w:r>
+    </w:p>
+    <w:p>
+      <w:pPr>
+        <w:numPr>
+          <w:ilvl w:val="0"/>
+          <w:numId w:val="25"/>
+        </w:numPr>
+        <w:spacing w:before="100" w:beforeAutospacing="1" w:after="100" w:afterAutospacing="1" w:line="240" w:lineRule="auto"/>
+        <w:rPr>
+          <w:rFonts w:eastAsia="Times New Roman" w:cstheme="minorHAnsi"/>
+          <w:szCs w:val="24"/>
+        </w:rPr>
+      </w:pPr>
+      <w:r>
+        <w:rPr>
+          <w:rFonts w:eastAsia="Times New Roman" w:cstheme="minorHAnsi"/>
+          <w:szCs w:val="24"/>
+        </w:rPr>
+        <w:t xml:space="preserve">Built a </w:t>
+      </w:r>
+      <w:r>
+        <w:rPr>
+          <w:rFonts w:eastAsia="Times New Roman" w:cstheme="minorHAnsi"/>
+          <w:b/>
+          <w:bCs/>
+          <w:szCs w:val="24"/>
+        </w:rPr>
+        <w:t>real-time voice-enabled restaurant AI assistant</w:t>
+      </w:r>
+      <w:r>
+        <w:rPr>
+          <w:rFonts w:eastAsia="Times New Roman" w:cstheme="minorHAnsi"/>
+          <w:szCs w:val="24"/>
+        </w:rPr>
+        <w:t xml:space="preserve"> using </w:t>
+      </w:r>
+      <w:r>
+        <w:rPr>
+          <w:rFonts w:eastAsia="Times New Roman" w:cstheme="minorHAnsi"/>
+          <w:b/>
+          <w:bCs/>
+          <w:szCs w:val="24"/>
+        </w:rPr>
+        <w:t>Gemini Live API</w:t>
+      </w:r>
+      <w:r>
+        <w:rPr>
+          <w:rFonts w:eastAsia="Times New Roman" w:cstheme="minorHAnsi"/>
+          <w:szCs w:val="24"/>
+        </w:rPr>
+        <w:t xml:space="preserve"> and </w:t>
+      </w:r>
+      <w:r>
+        <w:rPr>
+          <w:rFonts w:eastAsia="Times New Roman" w:cstheme="minorHAnsi"/>
+          <w:b/>
+          <w:bCs/>
+          <w:szCs w:val="24"/>
+        </w:rPr>
+        <w:t>Python</w:t>
+      </w:r>
+      <w:r>
+        <w:rPr>
+          <w:rFonts w:eastAsia="Times New Roman" w:cstheme="minorHAnsi"/>
+          <w:szCs w:val="24"/>
+        </w:rPr>
+        <w:t xml:space="preserve"> for natural conversational ordering.</w:t>
+      </w:r>
+    </w:p>
+    <w:p>
+      <w:pPr>
+        <w:numPr>
+          <w:ilvl w:val="0"/>
+          <w:numId w:val="25"/>
+        </w:numPr>
+        <w:spacing w:before="100" w:beforeAutospacing="1" w:after="100" w:afterAutospacing="1" w:line="240" w:lineRule="auto"/>
+        <w:rPr>
+          <w:rFonts w:eastAsia="Times New Roman" w:cstheme="minorHAnsi"/>
+          <w:szCs w:val="24"/>
+        </w:rPr>
+      </w:pPr>
+      <w:r>
+        <w:t xml:space="preserve">Implemented </w:t>
+      </w:r>
+      <w:proofErr w:type="spellStart"/>
+      <w:r>
+        <w:rPr>
+          <w:rStyle w:val="Strong"/>
+        </w:rPr>
+        <w:t>WebSocket</w:t>
+      </w:r>
+      <w:proofErr w:type="spellEnd"/>
+      <w:r>
+        <w:rPr>
+          <w:rStyle w:val="Strong"/>
+        </w:rPr>
+        <w:t>-based audio streaming</w:t>
+      </w:r>
+      <w:r>
+        <w:t xml:space="preserve"> with </w:t>
+      </w:r>
+      <w:proofErr w:type="spellStart"/>
+      <w:r>
+        <w:rPr>
+          <w:rStyle w:val="Strong"/>
+        </w:rPr>
+        <w:t>PyAudio</w:t>
+      </w:r>
+      <w:proofErr w:type="spellEnd"/>
+      <w:r>
+        <w:t xml:space="preserve"> and </w:t>
+      </w:r>
+      <w:proofErr w:type="spellStart"/>
+      <w:r>
+        <w:rPr>
+          <w:rStyle w:val="Strong"/>
+        </w:rPr>
+        <w:t>AsyncIO</w:t>
+      </w:r>
+      <w:proofErr w:type="spellEnd"/>
+      <w:r>
+        <w:t xml:space="preserve"> for low-latency real-time voice interactions.</w:t>
+      </w:r>
+    </w:p>
+    <w:p>
+      <w:pPr>
+        <w:numPr>
+          <w:ilvl w:val="0"/>
+          <w:numId w:val="25"/>
+        </w:numPr>
+        <w:spacing w:before="100" w:beforeAutospacing="1" w:after="100" w:afterAutospacing="1" w:line="240" w:lineRule="auto"/>
+        <w:rPr>
+          <w:rFonts w:eastAsia="Times New Roman" w:cstheme="minorHAnsi"/>
+          <w:szCs w:val="24"/>
+        </w:rPr>
+      </w:pPr>
+      <w:r>
+        <w:lastRenderedPageBreak/>
+        <w:t xml:space="preserve">Developed </w:t>
+      </w:r>
+      <w:r>
+        <w:rPr>
+          <w:rStyle w:val="Strong"/>
+        </w:rPr>
+        <w:t>AI-powered restaurant workflows</w:t>
+      </w:r>
+      <w:r>
+        <w:t xml:space="preserve"> including menu handling, order placement, order updates, cancellation, and order status tracking using a </w:t>
+      </w:r>
+      <w:r>
+        <w:rPr>
+          <w:rStyle w:val="Strong"/>
+        </w:rPr>
+        <w:t>modular tool-based architecture</w:t>
+      </w:r>
+      <w:r>
+        <w:t>.</w:t>
+      </w:r>
+    </w:p>
+    <w:p>
+      <w:pPr>
+        <w:numPr>
+          <w:ilvl w:val="0"/>
+          <w:numId w:val="25"/>
+        </w:numPr>
+        <w:spacing w:before="100" w:beforeAutospacing="1" w:after="100" w:afterAutospacing="1" w:line="240" w:lineRule="auto"/>
+        <w:rPr>
+          <w:rFonts w:eastAsia="Times New Roman" w:cstheme="minorHAnsi"/>
+          <w:szCs w:val="24"/>
+        </w:rPr>
+      </w:pPr>
+      <w:r>
+        <w:rPr>
+          <w:rFonts w:eastAsia="Times New Roman" w:cstheme="minorHAnsi"/>
+          <w:szCs w:val="24"/>
+        </w:rPr>
+        <w:t xml:space="preserve">Integrated </w:t>
+      </w:r>
+      <w:r>
+        <w:rPr>
+          <w:rFonts w:eastAsia="Times New Roman" w:cstheme="minorHAnsi"/>
+          <w:b/>
+          <w:bCs/>
+          <w:szCs w:val="24"/>
+        </w:rPr>
+        <w:t>function calling</w:t>
+      </w:r>
+      <w:r>
+        <w:rPr>
+          <w:rFonts w:eastAsia="Times New Roman" w:cstheme="minorHAnsi"/>
+          <w:szCs w:val="24"/>
+        </w:rPr>
+        <w:t xml:space="preserve"> and </w:t>
+      </w:r>
+      <w:r>
+        <w:rPr>
+          <w:rFonts w:eastAsia="Times New Roman" w:cstheme="minorHAnsi"/>
+          <w:b/>
+          <w:bCs/>
+          <w:szCs w:val="24"/>
+        </w:rPr>
+        <w:t>real-time speech processing</w:t>
+      </w:r>
+      <w:r>
+        <w:rPr>
+          <w:rFonts w:eastAsia="Times New Roman" w:cstheme="minorHAnsi"/>
+          <w:szCs w:val="24"/>
+        </w:rPr>
+        <w:t xml:space="preserve"> to support </w:t>
+      </w:r>
+      <w:r>
+        <w:rPr>
+          <w:rFonts w:eastAsia="Times New Roman" w:cstheme="minorHAnsi"/>
+          <w:b/>
+          <w:bCs/>
+          <w:szCs w:val="24"/>
+        </w:rPr>
+        <w:t>multi-turn conversational AI interactions</w:t>
+      </w:r>
+      <w:r>
+        <w:rPr>
+          <w:rFonts w:eastAsia="Times New Roman" w:cstheme="minorHAnsi"/>
+          <w:szCs w:val="24"/>
+        </w:rPr>
+        <w:t xml:space="preserve"> with continuous audio streaming.</w:t>
+      </w:r>
+    </w:p>
+    <w:p>
+      <w:pPr>
+        <w:numPr>
+          <w:ilvl w:val="0"/>
+          <w:numId w:val="25"/>
+        </w:numPr>
+        <w:spacing w:before="100" w:beforeAutospacing="1" w:after="100" w:afterAutospacing="1" w:line="240" w:lineRule="auto"/>
+        <w:rPr>
+          <w:rFonts w:eastAsia="Times New Roman" w:cstheme="minorHAnsi"/>
+          <w:szCs w:val="24"/>
+        </w:rPr>
+      </w:pPr>
+      <w:r>
+        <w:rPr>
+          <w:rStyle w:val="Strong"/>
+        </w:rPr>
+        <w:t>GitHub:</w:t>
+      </w:r>
+      <w:r>
+        <w:t xml:space="preserve"> </w:t>
+      </w:r>
+      <w:hyperlink r:id="rId12" w:history="1">
+        <w:r>
+          <w:rPr>
+            <w:rStyle w:val="Hyperlink"/>
+          </w:rPr>
+          <w:t>Link</w:t>
+        </w:r>
+      </w:hyperlink>
+      <w:r>
+        <w:t xml:space="preserve"> | </w:t>
+      </w:r>
+      <w:r>
+        <w:rPr>
+          <w:rStyle w:val="Strong"/>
+        </w:rPr>
+        <w:t>Demo Video:</w:t>
+      </w:r>
+      <w:r>
+        <w:t xml:space="preserve"> </w:t>
+      </w:r>
+      <w:hyperlink r:id="rId13" w:history="1">
+        <w:r>
+          <w:rPr>
+            <w:rStyle w:val="Hyperlink"/>
+          </w:rPr>
+          <w:t>Link</w:t>
+        </w:r>
+      </w:hyperlink>
+    </w:p>
+    <w:p>
+      <w:pPr>
+        <w:spacing w:line="360" w:lineRule="auto"/>
+        <w:rPr>
+          <w:b/>
+          <w:sz w:val="24"/>
+          <w:u w:val="double"/>
+        </w:rPr>
+      </w:pPr>
+      <w:proofErr w:type="spellStart"/>
+      <w:r>
+        <w:rPr>
+          <w:b/>
+          <w:bCs/>
+          <w:sz w:val="24"/>
+          <w:u w:val="double"/>
+        </w:rPr>
+        <w:t>Sunmark</w:t>
+      </w:r>
+      <w:r>
+        <w:rPr>
+          <w:b/>
+          <w:bCs/>
+          <w:sz w:val="24"/>
+          <w:u w:val="double"/>
+        </w:rPr>
+        <w:t>e</w:t>
+      </w:r>
+      <w:proofErr w:type="spellEnd"/>
+      <w:r>
+        <w:rPr>
+          <w:b/>
+          <w:bCs/>
+          <w:sz w:val="24"/>
+          <w:u w:val="double"/>
+        </w:rPr>
+        <w:t xml:space="preserve"> School AI </w:t>
+      </w:r>
+      <w:proofErr w:type="spellStart"/>
+      <w:r>
+        <w:rPr>
+          <w:b/>
+          <w:bCs/>
+          <w:sz w:val="24"/>
+          <w:u w:val="double"/>
+        </w:rPr>
+        <w:t>Chatbot</w:t>
+      </w:r>
+      <w:proofErr w:type="spellEnd"/>
+      <w:r>
+        <w:rPr>
+          <w:b/>
+          <w:bCs/>
+          <w:sz w:val="24"/>
+          <w:u w:val="double"/>
+        </w:rPr>
+        <w:t xml:space="preserve"> (</w:t>
+      </w:r>
+      <w:proofErr w:type="spellStart"/>
+      <w:r>
+        <w:rPr>
+          <w:b/>
+          <w:bCs/>
+          <w:sz w:val="24"/>
+          <w:u w:val="double"/>
+        </w:rPr>
+        <w:t>LangGraph</w:t>
+      </w:r>
+      <w:proofErr w:type="spellEnd"/>
+      <w:r>
+        <w:rPr>
+          <w:b/>
+          <w:bCs/>
+          <w:sz w:val="24"/>
+          <w:u w:val="double"/>
+        </w:rPr>
+        <w:t>, FastAPI, React, FAISS)</w:t>
+      </w:r>
+    </w:p>
+    <w:p>
+      <w:pPr>
+        <w:numPr>
+          <w:ilvl w:val="0"/>
+          <w:numId w:val="25"/>
+        </w:numPr>
+        <w:spacing w:before="100" w:beforeAutospacing="1" w:after="100" w:afterAutospacing="1" w:line="240" w:lineRule="auto"/>
+        <w:rPr>
+          <w:rFonts w:eastAsia="Times New Roman" w:cstheme="minorHAnsi"/>
+          <w:szCs w:val="24"/>
+        </w:rPr>
+      </w:pPr>
+      <w:r>
+        <w:rPr>
+          <w:rFonts w:eastAsia="Times New Roman" w:cstheme="minorHAnsi"/>
+          <w:szCs w:val="24"/>
+        </w:rPr>
+        <w:t xml:space="preserve">Scraped and parsed content from the </w:t>
+      </w:r>
+      <w:proofErr w:type="spellStart"/>
+      <w:r>
+        <w:rPr>
+          <w:rFonts w:eastAsia="Times New Roman" w:cstheme="minorHAnsi"/>
+          <w:szCs w:val="24"/>
+        </w:rPr>
+        <w:t>Sunmarke</w:t>
+      </w:r>
+      <w:proofErr w:type="spellEnd"/>
+      <w:r>
+        <w:rPr>
+          <w:rFonts w:eastAsia="Times New Roman" w:cstheme="minorHAnsi"/>
+          <w:szCs w:val="24"/>
+        </w:rPr>
+        <w:t xml:space="preserve"> School website to build a structured JSON knowledge base for retrieval.</w:t>
+      </w:r>
+    </w:p>
+    <w:p>
+      <w:pPr>
+        <w:numPr>
+          <w:ilvl w:val="0"/>
+          <w:numId w:val="25"/>
+        </w:numPr>
+        <w:spacing w:before="100" w:beforeAutospacing="1" w:after="100" w:afterAutospacing="1" w:line="240" w:lineRule="auto"/>
+        <w:rPr>
+          <w:rFonts w:eastAsia="Times New Roman" w:cstheme="minorHAnsi"/>
+          <w:szCs w:val="24"/>
+        </w:rPr>
+      </w:pPr>
+      <w:r>
+        <w:rPr>
+          <w:rFonts w:eastAsia="Times New Roman" w:cstheme="minorHAnsi"/>
+          <w:szCs w:val="24"/>
+        </w:rPr>
+        <w:t xml:space="preserve">Indexed the scraped data into a </w:t>
+      </w:r>
+      <w:r>
+        <w:rPr>
+          <w:rFonts w:eastAsia="Times New Roman" w:cstheme="minorHAnsi"/>
+          <w:b/>
+          <w:bCs/>
+          <w:szCs w:val="24"/>
+        </w:rPr>
+        <w:t xml:space="preserve">FAISS </w:t>
+      </w:r>
+      <w:proofErr w:type="spellStart"/>
+      <w:r>
+        <w:rPr>
+          <w:rFonts w:eastAsia="Times New Roman" w:cstheme="minorHAnsi"/>
+          <w:b/>
+          <w:bCs/>
+          <w:szCs w:val="24"/>
+        </w:rPr>
+        <w:t>vectorstore</w:t>
+      </w:r>
+      <w:proofErr w:type="spellEnd"/>
+      <w:r>
+        <w:rPr>
+          <w:rFonts w:eastAsia="Times New Roman" w:cstheme="minorHAnsi"/>
+          <w:szCs w:val="24"/>
+        </w:rPr>
+        <w:t xml:space="preserve"> using Hugging Face sentence-transformer </w:t>
+      </w:r>
+      <w:proofErr w:type="spellStart"/>
+      <w:r>
+        <w:rPr>
+          <w:rFonts w:eastAsia="Times New Roman" w:cstheme="minorHAnsi"/>
+          <w:szCs w:val="24"/>
+        </w:rPr>
+        <w:t>embeddings</w:t>
+      </w:r>
+      <w:proofErr w:type="spellEnd"/>
+      <w:r>
+        <w:rPr>
+          <w:rFonts w:eastAsia="Times New Roman" w:cstheme="minorHAnsi"/>
+          <w:szCs w:val="24"/>
+        </w:rPr>
+        <w:t xml:space="preserve"> for semantic search.</w:t>
+      </w:r>
+    </w:p>
+    <w:p>
+      <w:pPr>
+        <w:numPr>
+          <w:ilvl w:val="0"/>
+          <w:numId w:val="25"/>
+        </w:numPr>
+        <w:spacing w:before="100" w:beforeAutospacing="1" w:after="100" w:afterAutospacing="1" w:line="240" w:lineRule="auto"/>
+        <w:rPr>
+          <w:rFonts w:eastAsia="Times New Roman" w:cstheme="minorHAnsi"/>
+          <w:szCs w:val="24"/>
+        </w:rPr>
+      </w:pPr>
+      <w:r>
+        <w:rPr>
+          <w:rFonts w:eastAsia="Times New Roman" w:cstheme="minorHAnsi"/>
+          <w:szCs w:val="24"/>
+        </w:rPr>
+        <w:t xml:space="preserve">Integrated </w:t>
+      </w:r>
+      <w:r>
+        <w:rPr>
+          <w:rFonts w:eastAsia="Times New Roman" w:cstheme="minorHAnsi"/>
+          <w:b/>
+          <w:bCs/>
+          <w:szCs w:val="24"/>
+        </w:rPr>
+        <w:t>Groq LLM</w:t>
+      </w:r>
+      <w:r>
+        <w:rPr>
+          <w:rFonts w:eastAsia="Times New Roman" w:cstheme="minorHAnsi"/>
+          <w:szCs w:val="24"/>
+        </w:rPr>
+        <w:t xml:space="preserve"> (via OpenAI-compatible API key) to generate accurate, context-aware responses from retrieved content.</w:t>
+      </w:r>
+    </w:p>
+    <w:p>
+      <w:pPr>
+        <w:numPr>
+          <w:ilvl w:val="0"/>
+          <w:numId w:val="25"/>
+        </w:numPr>
+        <w:spacing w:before="100" w:beforeAutospacing="1" w:after="100" w:afterAutospacing="1" w:line="240" w:lineRule="auto"/>
+        <w:rPr>
+          <w:rFonts w:eastAsia="Times New Roman" w:cstheme="minorHAnsi"/>
+          <w:szCs w:val="24"/>
+        </w:rPr>
+      </w:pPr>
+      <w:r>
+        <w:rPr>
+          <w:rFonts w:eastAsia="Times New Roman" w:cstheme="minorHAnsi"/>
+          <w:szCs w:val="24"/>
+        </w:rPr>
+        <w:t xml:space="preserve">Built a </w:t>
+      </w:r>
+      <w:proofErr w:type="spellStart"/>
+      <w:r>
+        <w:rPr>
+          <w:rFonts w:eastAsia="Times New Roman" w:cstheme="minorHAnsi"/>
+          <w:b/>
+          <w:bCs/>
+          <w:szCs w:val="24"/>
+        </w:rPr>
+        <w:t>LangGraph</w:t>
+      </w:r>
+      <w:proofErr w:type="spellEnd"/>
+      <w:r>
+        <w:rPr>
+          <w:rFonts w:eastAsia="Times New Roman" w:cstheme="minorHAnsi"/>
+          <w:szCs w:val="24"/>
+        </w:rPr>
+        <w:t xml:space="preserve"> workflow to route queries across </w:t>
+      </w:r>
+      <w:proofErr w:type="spellStart"/>
+      <w:r>
+        <w:rPr>
+          <w:rFonts w:eastAsia="Times New Roman" w:cstheme="minorHAnsi"/>
+          <w:szCs w:val="24"/>
+        </w:rPr>
+        <w:t>vectorstore</w:t>
+      </w:r>
+      <w:proofErr w:type="spellEnd"/>
+      <w:r>
+        <w:rPr>
+          <w:rFonts w:eastAsia="Times New Roman" w:cstheme="minorHAnsi"/>
+          <w:szCs w:val="24"/>
+        </w:rPr>
+        <w:t>, web search (</w:t>
+      </w:r>
+      <w:proofErr w:type="spellStart"/>
+      <w:r>
+        <w:rPr>
+          <w:rFonts w:eastAsia="Times New Roman" w:cstheme="minorHAnsi"/>
+          <w:szCs w:val="24"/>
+        </w:rPr>
+        <w:t>Tavily</w:t>
+      </w:r>
+      <w:proofErr w:type="spellEnd"/>
+      <w:r>
+        <w:rPr>
+          <w:rFonts w:eastAsia="Times New Roman" w:cstheme="minorHAnsi"/>
+          <w:szCs w:val="24"/>
+        </w:rPr>
+        <w:t>), and direct chat modes.</w:t>
+      </w:r>
+    </w:p>
+    <w:p>
+      <w:pPr>
+        <w:numPr>
+          <w:ilvl w:val="0"/>
+          <w:numId w:val="25"/>
+        </w:numPr>
+        <w:spacing w:before="100" w:beforeAutospacing="1" w:after="100" w:afterAutospacing="1" w:line="240" w:lineRule="auto"/>
+        <w:rPr>
+          <w:rFonts w:eastAsia="Times New Roman" w:cstheme="minorHAnsi"/>
+          <w:szCs w:val="24"/>
+        </w:rPr>
+      </w:pPr>
+      <w:r>
+        <w:rPr>
+          <w:rFonts w:eastAsia="Times New Roman" w:cstheme="minorHAnsi"/>
+          <w:szCs w:val="24"/>
+        </w:rPr>
+        <w:t xml:space="preserve">Developed a </w:t>
+      </w:r>
+      <w:r>
+        <w:rPr>
+          <w:rFonts w:eastAsia="Times New Roman" w:cstheme="minorHAnsi"/>
+          <w:b/>
+          <w:bCs/>
+          <w:szCs w:val="24"/>
+        </w:rPr>
+        <w:t>FastAPI backend</w:t>
+      </w:r>
+      <w:r>
+        <w:rPr>
+          <w:rFonts w:eastAsia="Times New Roman" w:cstheme="minorHAnsi"/>
+          <w:szCs w:val="24"/>
+        </w:rPr>
+        <w:t xml:space="preserve"> with JWT authentication and a </w:t>
+      </w:r>
+      <w:r>
+        <w:rPr>
+          <w:rFonts w:eastAsia="Times New Roman" w:cstheme="minorHAnsi"/>
+          <w:b/>
+          <w:bCs/>
+          <w:szCs w:val="24"/>
+        </w:rPr>
+        <w:t>React/</w:t>
+      </w:r>
+      <w:proofErr w:type="spellStart"/>
+      <w:r>
+        <w:rPr>
+          <w:rFonts w:eastAsia="Times New Roman" w:cstheme="minorHAnsi"/>
+          <w:b/>
+          <w:bCs/>
+          <w:szCs w:val="24"/>
+        </w:rPr>
+        <w:t>Vite</w:t>
+      </w:r>
+      <w:proofErr w:type="spellEnd"/>
+      <w:r>
+        <w:rPr>
+          <w:rFonts w:eastAsia="Times New Roman" w:cstheme="minorHAnsi"/>
+          <w:b/>
+          <w:bCs/>
+          <w:szCs w:val="24"/>
+        </w:rPr>
+        <w:t xml:space="preserve"> frontend</w:t>
+      </w:r>
+      <w:r>
+        <w:rPr>
+          <w:rFonts w:eastAsia="Times New Roman" w:cstheme="minorHAnsi"/>
+          <w:szCs w:val="24"/>
+        </w:rPr>
+        <w:t xml:space="preserve"> for a complete end-to-end chat application.</w:t>
+      </w:r>
+    </w:p>
+    <w:p>
+      <w:pPr>
+        <w:numPr>
+          <w:ilvl w:val="0"/>
+          <w:numId w:val="25"/>
+        </w:numPr>
+        <w:spacing w:before="100" w:beforeAutospacing="1" w:after="100" w:afterAutospacing="1" w:line="240" w:lineRule="auto"/>
+        <w:rPr>
+          <w:rStyle w:val="Hyperlink"/>
+          <w:rFonts w:eastAsia="Times New Roman" w:cstheme="minorHAnsi"/>
+          <w:color w:val="auto"/>
+          <w:szCs w:val="24"/>
+          <w:u w:val="none"/>
+        </w:rPr>
+      </w:pPr>
+      <w:r>
+        <w:rPr>
+          <w:rStyle w:val="Strong"/>
+        </w:rPr>
+        <w:t>GitHub:</w:t>
+      </w:r>
+      <w:r>
+        <w:t xml:space="preserve"> </w:t>
+      </w:r>
+      <w:hyperlink r:id="rId14" w:history="1">
+        <w:r>
+          <w:rPr>
+            <w:rStyle w:val="Hyperlink"/>
+          </w:rPr>
+          <w:t>Link</w:t>
+        </w:r>
+      </w:hyperlink>
+      <w:r>
+        <w:t xml:space="preserve"> | </w:t>
+      </w:r>
+      <w:r>
+        <w:rPr>
+          <w:rStyle w:val="Strong"/>
+        </w:rPr>
+        <w:t>Demo Video:</w:t>
+      </w:r>
+      <w:r>
+        <w:t xml:space="preserve"> </w:t>
+      </w:r>
+      <w:hyperlink r:id="rId15" w:history="1">
+        <w:r>
+          <w:rPr>
+            <w:rStyle w:val="Hyperlink"/>
+          </w:rPr>
+          <w:t>Link</w:t>
+        </w:r>
+      </w:hyperlink>
+    </w:p>
+    <w:p>
+      <w:pPr>
+        <w:spacing w:line="360" w:lineRule="auto"/>
+        <w:rPr>
+          <w:b/>
+          <w:bCs/>
+          <w:sz w:val="24"/>
+          <w:u w:val="double"/>
+        </w:rPr>
+      </w:pPr>
+      <w:r>
+        <w:rPr>
+          <w:b/>
+          <w:bCs/>
+          <w:sz w:val="24"/>
+          <w:u w:val="double"/>
+        </w:rPr>
+        <w:t>AI Appointment Reminder Voice Agent (</w:t>
+      </w:r>
+      <w:proofErr w:type="spellStart"/>
+      <w:r>
+        <w:rPr>
+          <w:b/>
+          <w:bCs/>
+          <w:sz w:val="24"/>
+          <w:u w:val="double"/>
+        </w:rPr>
+        <w:t>Vapi</w:t>
+      </w:r>
+      <w:proofErr w:type="spellEnd"/>
+      <w:r>
+        <w:rPr>
+          <w:b/>
+          <w:bCs/>
+          <w:sz w:val="24"/>
+          <w:u w:val="double"/>
+        </w:rPr>
+        <w:t xml:space="preserve"> AI, FastAPI, Web SDK)</w:t>
+      </w:r>
+      <w:r>
+        <w:rPr>
+          <w:b/>
+          <w:bCs/>
+          <w:sz w:val="24"/>
+          <w:u w:val="double"/>
+        </w:rPr>
+        <w:t xml:space="preserve"> </w:t>
+      </w:r>
+    </w:p>
+    <w:p>
+      <w:pPr>
+        <w:pStyle w:val="NormalWeb"/>
+        <w:numPr>
+          <w:ilvl w:val="0"/>
+          <w:numId w:val="23"/>
+        </w:numPr>
+        <w:rPr>
+          <w:rFonts w:asciiTheme="minorHAnsi" w:hAnsiTheme="minorHAnsi" w:cstheme="minorHAnsi"/>
+          <w:sz w:val="22"/>
+          <w:szCs w:val="22"/>
+        </w:rPr>
+      </w:pPr>
+      <w:r>
+        <w:rPr>
+          <w:rFonts w:asciiTheme="minorHAnsi" w:hAnsiTheme="minorHAnsi" w:cstheme="minorHAnsi"/>
+          <w:sz w:val="22"/>
+          <w:szCs w:val="22"/>
+        </w:rPr>
+        <w:t xml:space="preserve">Built an </w:t>
+      </w:r>
+      <w:r>
+        <w:rPr>
+          <w:rFonts w:asciiTheme="minorHAnsi" w:hAnsiTheme="minorHAnsi" w:cstheme="minorHAnsi"/>
+          <w:b/>
+          <w:sz w:val="22"/>
+          <w:szCs w:val="22"/>
+        </w:rPr>
+        <w:t>AI-powered appointment reminder system</w:t>
+      </w:r>
+      <w:r>
+        <w:rPr>
+          <w:rFonts w:asciiTheme="minorHAnsi" w:hAnsiTheme="minorHAnsi" w:cstheme="minorHAnsi"/>
+          <w:sz w:val="22"/>
+          <w:szCs w:val="22"/>
+        </w:rPr>
+        <w:t xml:space="preserve"> using </w:t>
+      </w:r>
+      <w:proofErr w:type="spellStart"/>
+      <w:r>
+        <w:rPr>
+          <w:rFonts w:asciiTheme="minorHAnsi" w:hAnsiTheme="minorHAnsi" w:cstheme="minorHAnsi"/>
+          <w:b/>
+          <w:sz w:val="22"/>
+          <w:szCs w:val="22"/>
+        </w:rPr>
+        <w:t>Vapi</w:t>
+      </w:r>
+      <w:proofErr w:type="spellEnd"/>
+      <w:r>
+        <w:rPr>
+          <w:rFonts w:asciiTheme="minorHAnsi" w:hAnsiTheme="minorHAnsi" w:cstheme="minorHAnsi"/>
+          <w:b/>
+          <w:sz w:val="22"/>
+          <w:szCs w:val="22"/>
+        </w:rPr>
+        <w:t xml:space="preserve"> AI, FastAPI,</w:t>
+      </w:r>
+      <w:r>
+        <w:rPr>
+          <w:rFonts w:asciiTheme="minorHAnsi" w:hAnsiTheme="minorHAnsi" w:cstheme="minorHAnsi"/>
+          <w:sz w:val="22"/>
+          <w:szCs w:val="22"/>
+        </w:rPr>
+        <w:t xml:space="preserve"> and </w:t>
+      </w:r>
+      <w:r>
+        <w:rPr>
+          <w:rFonts w:asciiTheme="minorHAnsi" w:hAnsiTheme="minorHAnsi" w:cstheme="minorHAnsi"/>
+          <w:b/>
+          <w:sz w:val="22"/>
+          <w:szCs w:val="22"/>
+        </w:rPr>
+        <w:t>JavaScript/</w:t>
+      </w:r>
+      <w:proofErr w:type="spellStart"/>
+      <w:r>
+        <w:rPr>
+          <w:rFonts w:asciiTheme="minorHAnsi" w:hAnsiTheme="minorHAnsi" w:cstheme="minorHAnsi"/>
+          <w:b/>
+          <w:sz w:val="22"/>
+          <w:szCs w:val="22"/>
+        </w:rPr>
+        <w:t>Vite</w:t>
+      </w:r>
+      <w:proofErr w:type="spellEnd"/>
+      <w:r>
+        <w:rPr>
+          <w:rFonts w:asciiTheme="minorHAnsi" w:hAnsiTheme="minorHAnsi" w:cstheme="minorHAnsi"/>
+          <w:sz w:val="22"/>
+          <w:szCs w:val="22"/>
+        </w:rPr>
+        <w:t xml:space="preserve"> to automate patient </w:t>
+      </w:r>
+      <w:r>
+        <w:rPr>
+          <w:rFonts w:asciiTheme="minorHAnsi" w:hAnsiTheme="minorHAnsi" w:cstheme="minorHAnsi"/>
+          <w:b/>
+          <w:sz w:val="22"/>
+          <w:szCs w:val="22"/>
+        </w:rPr>
+        <w:t>confirmation, cancellation,</w:t>
+      </w:r>
+      <w:r>
+        <w:rPr>
+          <w:rFonts w:asciiTheme="minorHAnsi" w:hAnsiTheme="minorHAnsi" w:cstheme="minorHAnsi"/>
+          <w:sz w:val="22"/>
+          <w:szCs w:val="22"/>
+        </w:rPr>
+        <w:t xml:space="preserve"> and </w:t>
+      </w:r>
+      <w:r>
+        <w:rPr>
+          <w:rFonts w:asciiTheme="minorHAnsi" w:hAnsiTheme="minorHAnsi" w:cstheme="minorHAnsi"/>
+          <w:b/>
+          <w:sz w:val="22"/>
+          <w:szCs w:val="22"/>
+        </w:rPr>
+        <w:t>rescheduling</w:t>
+      </w:r>
+      <w:r>
+        <w:rPr>
+          <w:rFonts w:asciiTheme="minorHAnsi" w:hAnsiTheme="minorHAnsi" w:cstheme="minorHAnsi"/>
+          <w:sz w:val="22"/>
+          <w:szCs w:val="22"/>
+        </w:rPr>
+        <w:t xml:space="preserve"> workflows.</w:t>
+      </w:r>
+    </w:p>
+    <w:p>
+      <w:pPr>
+        <w:pStyle w:val="NormalWeb"/>
+        <w:numPr>
+          <w:ilvl w:val="0"/>
+          <w:numId w:val="23"/>
+        </w:numPr>
+        <w:rPr>
+          <w:rFonts w:asciiTheme="minorHAnsi" w:hAnsiTheme="minorHAnsi" w:cstheme="minorHAnsi"/>
+          <w:sz w:val="22"/>
+          <w:szCs w:val="22"/>
+        </w:rPr>
+      </w:pPr>
+      <w:r>
+        <w:rPr>
+          <w:rFonts w:asciiTheme="minorHAnsi" w:hAnsiTheme="minorHAnsi" w:cstheme="minorHAnsi"/>
+          <w:sz w:val="22"/>
+          <w:szCs w:val="22"/>
+        </w:rPr>
+        <w:t xml:space="preserve">Developed both </w:t>
+      </w:r>
+      <w:r>
+        <w:rPr>
+          <w:rFonts w:asciiTheme="minorHAnsi" w:hAnsiTheme="minorHAnsi" w:cstheme="minorHAnsi"/>
+          <w:b/>
+          <w:sz w:val="22"/>
+          <w:szCs w:val="22"/>
+        </w:rPr>
+        <w:t>outbound phone calling</w:t>
+      </w:r>
+      <w:r>
+        <w:rPr>
+          <w:rFonts w:asciiTheme="minorHAnsi" w:hAnsiTheme="minorHAnsi" w:cstheme="minorHAnsi"/>
+          <w:sz w:val="22"/>
+          <w:szCs w:val="22"/>
+        </w:rPr>
+        <w:t xml:space="preserve"> and </w:t>
+      </w:r>
+      <w:r>
+        <w:rPr>
+          <w:rFonts w:asciiTheme="minorHAnsi" w:hAnsiTheme="minorHAnsi" w:cstheme="minorHAnsi"/>
+          <w:b/>
+          <w:sz w:val="22"/>
+          <w:szCs w:val="22"/>
+        </w:rPr>
+        <w:t xml:space="preserve">browser-based web </w:t>
+      </w:r>
+      <w:r>
+        <w:rPr>
+          <w:rFonts w:asciiTheme="minorHAnsi" w:hAnsiTheme="minorHAnsi" w:cstheme="minorHAnsi"/>
+          <w:sz w:val="22"/>
+          <w:szCs w:val="22"/>
+        </w:rPr>
+        <w:t xml:space="preserve">calling flows using </w:t>
+      </w:r>
+      <w:proofErr w:type="spellStart"/>
+      <w:r>
+        <w:rPr>
+          <w:rFonts w:asciiTheme="minorHAnsi" w:hAnsiTheme="minorHAnsi" w:cstheme="minorHAnsi"/>
+          <w:b/>
+          <w:sz w:val="22"/>
+          <w:szCs w:val="22"/>
+        </w:rPr>
+        <w:t>Vapi</w:t>
+      </w:r>
+      <w:proofErr w:type="spellEnd"/>
+      <w:r>
+        <w:rPr>
+          <w:rFonts w:asciiTheme="minorHAnsi" w:hAnsiTheme="minorHAnsi" w:cstheme="minorHAnsi"/>
+          <w:b/>
+          <w:sz w:val="22"/>
+          <w:szCs w:val="22"/>
+        </w:rPr>
+        <w:t xml:space="preserve"> Server SDK</w:t>
+      </w:r>
+      <w:r>
+        <w:rPr>
+          <w:rFonts w:asciiTheme="minorHAnsi" w:hAnsiTheme="minorHAnsi" w:cstheme="minorHAnsi"/>
+          <w:sz w:val="22"/>
+          <w:szCs w:val="22"/>
+        </w:rPr>
+        <w:t xml:space="preserve"> and </w:t>
+      </w:r>
+      <w:proofErr w:type="spellStart"/>
+      <w:r>
+        <w:rPr>
+          <w:rFonts w:asciiTheme="minorHAnsi" w:hAnsiTheme="minorHAnsi" w:cstheme="minorHAnsi"/>
+          <w:b/>
+          <w:sz w:val="22"/>
+          <w:szCs w:val="22"/>
+        </w:rPr>
+        <w:t>Vapi</w:t>
+      </w:r>
+      <w:proofErr w:type="spellEnd"/>
+      <w:r>
+        <w:rPr>
+          <w:rFonts w:asciiTheme="minorHAnsi" w:hAnsiTheme="minorHAnsi" w:cstheme="minorHAnsi"/>
+          <w:b/>
+          <w:sz w:val="22"/>
+          <w:szCs w:val="22"/>
+        </w:rPr>
+        <w:t xml:space="preserve"> Web SDK</w:t>
+      </w:r>
+      <w:r>
+        <w:rPr>
+          <w:rFonts w:asciiTheme="minorHAnsi" w:hAnsiTheme="minorHAnsi" w:cstheme="minorHAnsi"/>
+          <w:sz w:val="22"/>
+          <w:szCs w:val="22"/>
+        </w:rPr>
+        <w:t>.</w:t>
+      </w:r>
+    </w:p>
+    <w:p>
+      <w:pPr>
+        <w:pStyle w:val="NormalWeb"/>
+        <w:numPr>
+          <w:ilvl w:val="0"/>
+          <w:numId w:val="23"/>
+        </w:numPr>
+        <w:rPr>
+          <w:rFonts w:asciiTheme="minorHAnsi" w:hAnsiTheme="minorHAnsi" w:cstheme="minorHAnsi"/>
+          <w:sz w:val="22"/>
+          <w:szCs w:val="22"/>
+        </w:rPr>
+      </w:pPr>
+      <w:r>
+        <w:rPr>
+          <w:rFonts w:asciiTheme="minorHAnsi" w:hAnsiTheme="minorHAnsi" w:cstheme="minorHAnsi"/>
+          <w:sz w:val="22"/>
+          <w:szCs w:val="22"/>
+        </w:rPr>
+        <w:t xml:space="preserve">Implemented </w:t>
+      </w:r>
+      <w:r>
+        <w:rPr>
+          <w:rFonts w:asciiTheme="minorHAnsi" w:hAnsiTheme="minorHAnsi" w:cstheme="minorHAnsi"/>
+          <w:b/>
+          <w:sz w:val="22"/>
+          <w:szCs w:val="22"/>
+        </w:rPr>
+        <w:t>FastAPI</w:t>
+      </w:r>
+      <w:r>
+        <w:rPr>
+          <w:rFonts w:asciiTheme="minorHAnsi" w:hAnsiTheme="minorHAnsi" w:cstheme="minorHAnsi"/>
+          <w:sz w:val="22"/>
+          <w:szCs w:val="22"/>
+        </w:rPr>
+        <w:t xml:space="preserve"> </w:t>
+      </w:r>
+      <w:r>
+        <w:rPr>
+          <w:rFonts w:asciiTheme="minorHAnsi" w:hAnsiTheme="minorHAnsi" w:cstheme="minorHAnsi"/>
+          <w:b/>
+          <w:sz w:val="22"/>
+          <w:szCs w:val="22"/>
+        </w:rPr>
+        <w:t>endpoints</w:t>
+      </w:r>
+      <w:r>
+        <w:rPr>
+          <w:rFonts w:asciiTheme="minorHAnsi" w:hAnsiTheme="minorHAnsi" w:cstheme="minorHAnsi"/>
+          <w:sz w:val="22"/>
+          <w:szCs w:val="22"/>
+        </w:rPr>
+        <w:t xml:space="preserve"> to save appointment records, start calls, handle </w:t>
+      </w:r>
+      <w:proofErr w:type="spellStart"/>
+      <w:r>
+        <w:rPr>
+          <w:rFonts w:asciiTheme="minorHAnsi" w:hAnsiTheme="minorHAnsi" w:cstheme="minorHAnsi"/>
+          <w:b/>
+          <w:sz w:val="22"/>
+          <w:szCs w:val="22"/>
+        </w:rPr>
+        <w:t>Vapi</w:t>
+      </w:r>
+      <w:proofErr w:type="spellEnd"/>
+      <w:r>
+        <w:rPr>
+          <w:rFonts w:asciiTheme="minorHAnsi" w:hAnsiTheme="minorHAnsi" w:cstheme="minorHAnsi"/>
+          <w:b/>
+          <w:sz w:val="22"/>
+          <w:szCs w:val="22"/>
+        </w:rPr>
+        <w:t xml:space="preserve"> tool calls</w:t>
+      </w:r>
+      <w:r>
+        <w:rPr>
+          <w:rFonts w:asciiTheme="minorHAnsi" w:hAnsiTheme="minorHAnsi" w:cstheme="minorHAnsi"/>
+          <w:sz w:val="22"/>
+          <w:szCs w:val="22"/>
+        </w:rPr>
+        <w:t xml:space="preserve">, and update appointment status in a </w:t>
+      </w:r>
+      <w:r>
+        <w:rPr>
+          <w:rFonts w:asciiTheme="minorHAnsi" w:hAnsiTheme="minorHAnsi" w:cstheme="minorHAnsi"/>
+          <w:b/>
+          <w:sz w:val="22"/>
+          <w:szCs w:val="22"/>
+        </w:rPr>
+        <w:t>JSON-based storage system</w:t>
+      </w:r>
+      <w:r>
+        <w:rPr>
+          <w:rFonts w:asciiTheme="minorHAnsi" w:hAnsiTheme="minorHAnsi" w:cstheme="minorHAnsi"/>
+          <w:sz w:val="22"/>
+          <w:szCs w:val="22"/>
+        </w:rPr>
+        <w:t>.</w:t>
+      </w:r>
+    </w:p>
+    <w:p>
+      <w:pPr>
+        <w:pStyle w:val="NormalWeb"/>
+        <w:numPr>
+          <w:ilvl w:val="0"/>
+          <w:numId w:val="23"/>
+        </w:numPr>
+        <w:rPr>
+          <w:rFonts w:asciiTheme="minorHAnsi" w:hAnsiTheme="minorHAnsi" w:cstheme="minorHAnsi"/>
+          <w:sz w:val="22"/>
+          <w:szCs w:val="22"/>
+        </w:rPr>
+      </w:pPr>
+      <w:r>
+        <w:rPr>
+          <w:rFonts w:asciiTheme="minorHAnsi" w:hAnsiTheme="minorHAnsi" w:cstheme="minorHAnsi"/>
+          <w:sz w:val="22"/>
+          <w:szCs w:val="22"/>
+        </w:rPr>
+        <w:t xml:space="preserve">Integrated </w:t>
+      </w:r>
+      <w:proofErr w:type="spellStart"/>
+      <w:r>
+        <w:rPr>
+          <w:rFonts w:asciiTheme="minorHAnsi" w:hAnsiTheme="minorHAnsi" w:cstheme="minorHAnsi"/>
+          <w:b/>
+          <w:sz w:val="22"/>
+          <w:szCs w:val="22"/>
+        </w:rPr>
+        <w:t>Vapi</w:t>
+      </w:r>
+      <w:proofErr w:type="spellEnd"/>
+      <w:r>
+        <w:rPr>
+          <w:rFonts w:asciiTheme="minorHAnsi" w:hAnsiTheme="minorHAnsi" w:cstheme="minorHAnsi"/>
+          <w:b/>
+          <w:sz w:val="22"/>
+          <w:szCs w:val="22"/>
+        </w:rPr>
+        <w:t xml:space="preserve"> function calling</w:t>
+      </w:r>
+      <w:r>
+        <w:rPr>
+          <w:rFonts w:asciiTheme="minorHAnsi" w:hAnsiTheme="minorHAnsi" w:cstheme="minorHAnsi"/>
+          <w:sz w:val="22"/>
+          <w:szCs w:val="22"/>
+        </w:rPr>
+        <w:t xml:space="preserve"> through an </w:t>
+      </w:r>
+      <w:proofErr w:type="spellStart"/>
+      <w:r>
+        <w:rPr>
+          <w:rFonts w:asciiTheme="minorHAnsi" w:hAnsiTheme="minorHAnsi" w:cstheme="minorHAnsi"/>
+          <w:b/>
+          <w:sz w:val="22"/>
+          <w:szCs w:val="22"/>
+        </w:rPr>
+        <w:t>update_appointment</w:t>
+      </w:r>
+      <w:proofErr w:type="spellEnd"/>
+      <w:r>
+        <w:rPr>
+          <w:rFonts w:asciiTheme="minorHAnsi" w:hAnsiTheme="minorHAnsi" w:cstheme="minorHAnsi"/>
+          <w:b/>
+          <w:sz w:val="22"/>
+          <w:szCs w:val="22"/>
+        </w:rPr>
+        <w:t xml:space="preserve"> tool</w:t>
+      </w:r>
+      <w:r>
+        <w:rPr>
+          <w:rFonts w:asciiTheme="minorHAnsi" w:hAnsiTheme="minorHAnsi" w:cstheme="minorHAnsi"/>
+          <w:sz w:val="22"/>
+          <w:szCs w:val="22"/>
+        </w:rPr>
+        <w:t xml:space="preserve"> to update appointment </w:t>
+      </w:r>
+      <w:r>
+        <w:rPr>
+          <w:rFonts w:asciiTheme="minorHAnsi" w:hAnsiTheme="minorHAnsi" w:cstheme="minorHAnsi"/>
+          <w:b/>
+          <w:sz w:val="22"/>
+          <w:szCs w:val="22"/>
+        </w:rPr>
+        <w:t>status, notes, date</w:t>
+      </w:r>
+      <w:r>
+        <w:rPr>
+          <w:rFonts w:asciiTheme="minorHAnsi" w:hAnsiTheme="minorHAnsi" w:cstheme="minorHAnsi"/>
+          <w:sz w:val="22"/>
+          <w:szCs w:val="22"/>
+        </w:rPr>
+        <w:t>, and time based on patient responses.</w:t>
+      </w:r>
+    </w:p>
+    <w:p>
+      <w:pPr>
+        <w:pStyle w:val="NormalWeb"/>
+        <w:numPr>
+          <w:ilvl w:val="0"/>
+          <w:numId w:val="23"/>
+        </w:numPr>
+        <w:rPr>
+          <w:rFonts w:asciiTheme="minorHAnsi" w:hAnsiTheme="minorHAnsi" w:cstheme="minorHAnsi"/>
+          <w:sz w:val="22"/>
+          <w:szCs w:val="22"/>
+        </w:rPr>
+      </w:pPr>
+      <w:r>
+        <w:rPr>
+          <w:rFonts w:asciiTheme="minorHAnsi" w:hAnsiTheme="minorHAnsi" w:cstheme="minorHAnsi"/>
+          <w:sz w:val="22"/>
+          <w:szCs w:val="22"/>
+        </w:rPr>
+        <w:t xml:space="preserve">Used </w:t>
+      </w:r>
+      <w:proofErr w:type="spellStart"/>
+      <w:r>
+        <w:rPr>
+          <w:rFonts w:asciiTheme="minorHAnsi" w:hAnsiTheme="minorHAnsi" w:cstheme="minorHAnsi"/>
+          <w:b/>
+          <w:bCs/>
+          <w:sz w:val="22"/>
+          <w:szCs w:val="22"/>
+        </w:rPr>
+        <w:t>Cloudflare</w:t>
+      </w:r>
+      <w:proofErr w:type="spellEnd"/>
+      <w:r>
+        <w:rPr>
+          <w:rFonts w:asciiTheme="minorHAnsi" w:hAnsiTheme="minorHAnsi" w:cstheme="minorHAnsi"/>
+          <w:b/>
+          <w:bCs/>
+          <w:sz w:val="22"/>
+          <w:szCs w:val="22"/>
+        </w:rPr>
+        <w:t xml:space="preserve"> Tunnel</w:t>
+      </w:r>
+      <w:r>
+        <w:rPr>
+          <w:rFonts w:asciiTheme="minorHAnsi" w:hAnsiTheme="minorHAnsi" w:cstheme="minorHAnsi"/>
+          <w:sz w:val="22"/>
+          <w:szCs w:val="22"/>
+        </w:rPr>
+        <w:t xml:space="preserve"> to convert the local </w:t>
+      </w:r>
+      <w:r>
+        <w:rPr>
+          <w:rFonts w:asciiTheme="minorHAnsi" w:hAnsiTheme="minorHAnsi" w:cstheme="minorHAnsi"/>
+          <w:b/>
+          <w:bCs/>
+          <w:sz w:val="22"/>
+          <w:szCs w:val="22"/>
+        </w:rPr>
+        <w:t>FastAPI server</w:t>
+      </w:r>
+      <w:r>
+        <w:rPr>
+          <w:rFonts w:asciiTheme="minorHAnsi" w:hAnsiTheme="minorHAnsi" w:cstheme="minorHAnsi"/>
+          <w:sz w:val="22"/>
+          <w:szCs w:val="22"/>
+        </w:rPr>
+        <w:t xml:space="preserve"> into a publicly accessible endpoint, allowing </w:t>
+      </w:r>
+      <w:proofErr w:type="spellStart"/>
+      <w:r>
+        <w:rPr>
+          <w:rFonts w:asciiTheme="minorHAnsi" w:hAnsiTheme="minorHAnsi" w:cstheme="minorHAnsi"/>
+          <w:b/>
+          <w:bCs/>
+          <w:sz w:val="22"/>
+          <w:szCs w:val="22"/>
+        </w:rPr>
+        <w:t>Vapi</w:t>
+      </w:r>
+      <w:proofErr w:type="spellEnd"/>
+      <w:r>
+        <w:rPr>
+          <w:rFonts w:asciiTheme="minorHAnsi" w:hAnsiTheme="minorHAnsi" w:cstheme="minorHAnsi"/>
+          <w:b/>
+          <w:bCs/>
+          <w:sz w:val="22"/>
+          <w:szCs w:val="22"/>
+        </w:rPr>
+        <w:t xml:space="preserve"> AI</w:t>
+      </w:r>
+      <w:r>
+        <w:rPr>
+          <w:rFonts w:asciiTheme="minorHAnsi" w:hAnsiTheme="minorHAnsi" w:cstheme="minorHAnsi"/>
+          <w:sz w:val="22"/>
+          <w:szCs w:val="22"/>
+        </w:rPr>
+        <w:t xml:space="preserve"> to communicate with backend </w:t>
+      </w:r>
+      <w:proofErr w:type="spellStart"/>
+      <w:r>
+        <w:rPr>
+          <w:rFonts w:asciiTheme="minorHAnsi" w:hAnsiTheme="minorHAnsi" w:cstheme="minorHAnsi"/>
+          <w:sz w:val="22"/>
+          <w:szCs w:val="22"/>
+        </w:rPr>
+        <w:t>webhooks</w:t>
+      </w:r>
+      <w:proofErr w:type="spellEnd"/>
+      <w:r>
+        <w:rPr>
+          <w:rFonts w:asciiTheme="minorHAnsi" w:hAnsiTheme="minorHAnsi" w:cstheme="minorHAnsi"/>
+          <w:sz w:val="22"/>
+          <w:szCs w:val="22"/>
+        </w:rPr>
+        <w:t xml:space="preserve"> for real-time </w:t>
+      </w:r>
+      <w:r>
+        <w:rPr>
+          <w:rFonts w:asciiTheme="minorHAnsi" w:hAnsiTheme="minorHAnsi" w:cstheme="minorHAnsi"/>
+          <w:b/>
+          <w:bCs/>
+          <w:sz w:val="22"/>
+          <w:szCs w:val="22"/>
+        </w:rPr>
+        <w:t>tool-call execution</w:t>
+      </w:r>
+      <w:r>
+        <w:rPr>
+          <w:rFonts w:asciiTheme="minorHAnsi" w:hAnsiTheme="minorHAnsi" w:cstheme="minorHAnsi"/>
+          <w:sz w:val="22"/>
+          <w:szCs w:val="22"/>
+        </w:rPr>
+        <w:t xml:space="preserve"> and </w:t>
+      </w:r>
+      <w:r>
+        <w:rPr>
+          <w:rFonts w:asciiTheme="minorHAnsi" w:hAnsiTheme="minorHAnsi" w:cstheme="minorHAnsi"/>
+          <w:b/>
+          <w:bCs/>
+          <w:sz w:val="22"/>
+          <w:szCs w:val="22"/>
+        </w:rPr>
+        <w:t>call event processing</w:t>
+      </w:r>
+      <w:r>
+        <w:rPr>
+          <w:rFonts w:asciiTheme="minorHAnsi" w:hAnsiTheme="minorHAnsi" w:cstheme="minorHAnsi"/>
+          <w:sz w:val="22"/>
+          <w:szCs w:val="22"/>
+        </w:rPr>
+        <w:t>.</w:t>
+      </w:r>
+    </w:p>
+    <w:p>
+      <w:pPr>
+        <w:pStyle w:val="NormalWeb"/>
+        <w:numPr>
+          <w:ilvl w:val="0"/>
+          <w:numId w:val="23"/>
+        </w:numPr>
+        <w:rPr>
+          <w:rFonts w:asciiTheme="minorHAnsi" w:hAnsiTheme="minorHAnsi" w:cstheme="minorHAnsi"/>
+          <w:sz w:val="22"/>
+          <w:szCs w:val="22"/>
+        </w:rPr>
+      </w:pPr>
+      <w:r>
+        <w:rPr>
+          <w:rFonts w:asciiTheme="minorHAnsi" w:hAnsiTheme="minorHAnsi" w:cstheme="minorHAnsi"/>
+          <w:b/>
+          <w:bCs/>
+          <w:sz w:val="22"/>
+          <w:szCs w:val="22"/>
+        </w:rPr>
+        <w:t>GitHub:</w:t>
+      </w:r>
+      <w:r>
+        <w:rPr>
+          <w:rFonts w:asciiTheme="minorHAnsi" w:hAnsiTheme="minorHAnsi" w:cstheme="minorHAnsi"/>
+          <w:sz w:val="22"/>
+          <w:szCs w:val="22"/>
+        </w:rPr>
+        <w:t xml:space="preserve"> </w:t>
+      </w:r>
+      <w:hyperlink r:id="rId16" w:history="1">
+        <w:r>
+          <w:rPr>
+            <w:rStyle w:val="Hyperlink"/>
+            <w:rFonts w:asciiTheme="minorHAnsi" w:hAnsiTheme="minorHAnsi" w:cstheme="minorHAnsi"/>
+            <w:sz w:val="22"/>
+            <w:szCs w:val="22"/>
+          </w:rPr>
+          <w:t>Link</w:t>
+        </w:r>
+      </w:hyperlink>
+      <w:r>
+        <w:rPr>
+          <w:rFonts w:asciiTheme="minorHAnsi" w:hAnsiTheme="minorHAnsi" w:cstheme="minorHAnsi"/>
+          <w:sz w:val="22"/>
+          <w:szCs w:val="22"/>
+        </w:rPr>
+        <w:t xml:space="preserve"> | </w:t>
+      </w:r>
+      <w:r>
+        <w:rPr>
+          <w:rFonts w:asciiTheme="minorHAnsi" w:hAnsiTheme="minorHAnsi" w:cstheme="minorHAnsi"/>
+          <w:b/>
+          <w:bCs/>
+          <w:sz w:val="22"/>
+          <w:szCs w:val="22"/>
+        </w:rPr>
+        <w:t>Demo Video:</w:t>
+      </w:r>
+      <w:r>
+        <w:rPr>
+          <w:rFonts w:asciiTheme="minorHAnsi" w:hAnsiTheme="minorHAnsi" w:cstheme="minorHAnsi"/>
+          <w:sz w:val="22"/>
+          <w:szCs w:val="22"/>
+        </w:rPr>
+        <w:t xml:space="preserve"> </w:t>
+      </w:r>
+      <w:hyperlink r:id="rId17" w:history="1">
+        <w:r>
+          <w:rPr>
+            <w:rStyle w:val="Hyperlink"/>
+            <w:rFonts w:asciiTheme="minorHAnsi" w:hAnsiTheme="minorHAnsi" w:cstheme="minorHAnsi"/>
+            <w:sz w:val="22"/>
+            <w:szCs w:val="22"/>
+          </w:rPr>
+          <w:t>Link</w:t>
+        </w:r>
+      </w:hyperlink>
+    </w:p>
+    <w:p>
+      <w:pPr>
+        <w:spacing w:line="360" w:lineRule="auto"/>
+        <w:rPr>
+          <w:b/>
+          <w:sz w:val="24"/>
+          <w:u w:val="double"/>
+        </w:rPr>
+      </w:pPr>
+      <w:proofErr w:type="spellStart"/>
+      <w:r>
+        <w:rPr>
+          <w:b/>
+          <w:sz w:val="24"/>
+          <w:u w:val="double"/>
+        </w:rPr>
+        <w:t>DejaVu</w:t>
+      </w:r>
+      <w:proofErr w:type="spellEnd"/>
+      <w:r>
+        <w:rPr>
+          <w:b/>
+          <w:sz w:val="24"/>
+          <w:u w:val="double"/>
+        </w:rPr>
+        <w:t xml:space="preserve"> Tours – Luna WhatsApp Assistant</w:t>
       </w:r>
     </w:p>
     <w:p>
@@ -1729,70 +3732,53 @@
           <w:sz w:val="22"/>
           <w:szCs w:val="22"/>
         </w:rPr>
-        <w:t xml:space="preserve">Built an </w:t>
-      </w:r>
-      <w:r>
-        <w:rPr>
-          <w:rStyle w:val="Strong"/>
-          <w:rFonts w:asciiTheme="minorHAnsi" w:hAnsiTheme="minorHAnsi" w:cstheme="minorHAnsi"/>
-          <w:sz w:val="22"/>
-          <w:szCs w:val="22"/>
-        </w:rPr>
-        <w:t>intelligent travel assistant</w:t>
-      </w:r>
-      <w:r>
-        <w:rPr>
-          <w:rFonts w:asciiTheme="minorHAnsi" w:hAnsiTheme="minorHAnsi" w:cstheme="minorHAnsi"/>
-          <w:sz w:val="22"/>
-          <w:szCs w:val="22"/>
-        </w:rPr>
-        <w:t xml:space="preserve"> in </w:t>
-      </w:r>
-      <w:proofErr w:type="spellStart"/>
-      <w:r>
-        <w:rPr>
-          <w:rFonts w:asciiTheme="minorHAnsi" w:hAnsiTheme="minorHAnsi" w:cstheme="minorHAnsi"/>
-          <w:sz w:val="22"/>
-          <w:szCs w:val="22"/>
-        </w:rPr>
-        <w:t>Jupyter</w:t>
-      </w:r>
-      <w:proofErr w:type="spellEnd"/>
-      <w:r>
-        <w:rPr>
-          <w:rFonts w:asciiTheme="minorHAnsi" w:hAnsiTheme="minorHAnsi" w:cstheme="minorHAnsi"/>
-          <w:sz w:val="22"/>
-          <w:szCs w:val="22"/>
-        </w:rPr>
-        <w:t xml:space="preserve"> Notebook using </w:t>
-      </w:r>
-      <w:proofErr w:type="spellStart"/>
-      <w:r>
-        <w:rPr>
-          <w:rStyle w:val="Strong"/>
-          <w:rFonts w:asciiTheme="minorHAnsi" w:hAnsiTheme="minorHAnsi" w:cstheme="minorHAnsi"/>
-          <w:sz w:val="22"/>
-          <w:szCs w:val="22"/>
-        </w:rPr>
-        <w:t>LangGraph</w:t>
-      </w:r>
-      <w:proofErr w:type="spellEnd"/>
-      <w:r>
-        <w:rPr>
-          <w:rFonts w:asciiTheme="minorHAnsi" w:hAnsiTheme="minorHAnsi" w:cstheme="minorHAnsi"/>
-          <w:sz w:val="22"/>
-          <w:szCs w:val="22"/>
-        </w:rPr>
-        <w:t xml:space="preserve"> and </w:t>
-      </w:r>
-      <w:r>
-        <w:rPr>
-          <w:rStyle w:val="Strong"/>
-          <w:rFonts w:asciiTheme="minorHAnsi" w:hAnsiTheme="minorHAnsi" w:cstheme="minorHAnsi"/>
-          <w:sz w:val="22"/>
-          <w:szCs w:val="22"/>
-        </w:rPr>
-        <w:t>Large Language Models (LLMs)</w:t>
+        <w:t xml:space="preserve">Developed a </w:t>
+      </w:r>
+      <w:r>
+        <w:rPr>
+          <w:rFonts w:asciiTheme="minorHAnsi" w:hAnsiTheme="minorHAnsi" w:cstheme="minorHAnsi"/>
+          <w:b/>
+          <w:bCs/>
+          <w:sz w:val="22"/>
+          <w:szCs w:val="22"/>
+        </w:rPr>
+        <w:t>multilingual WhatsApp AI assistant</w:t>
+      </w:r>
+      <w:r>
+        <w:rPr>
+          <w:rFonts w:asciiTheme="minorHAnsi" w:hAnsiTheme="minorHAnsi" w:cstheme="minorHAnsi"/>
+          <w:sz w:val="22"/>
+          <w:szCs w:val="22"/>
+        </w:rPr>
+        <w:t xml:space="preserve"> that interacts with users to collect </w:t>
+      </w:r>
+      <w:r>
+        <w:rPr>
+          <w:rFonts w:asciiTheme="minorHAnsi" w:hAnsiTheme="minorHAnsi" w:cstheme="minorHAnsi"/>
+          <w:b/>
+          <w:bCs/>
+          <w:sz w:val="22"/>
+          <w:szCs w:val="22"/>
+        </w:rPr>
+        <w:t>travel-related details</w:t>
+      </w:r>
+      <w:r>
+        <w:rPr>
+          <w:rFonts w:asciiTheme="minorHAnsi" w:hAnsiTheme="minorHAnsi" w:cstheme="minorHAnsi"/>
+          <w:sz w:val="22"/>
+          <w:szCs w:val="22"/>
+        </w:rPr>
+        <w:t xml:space="preserve"> such as name, destination, travel dates, group size, and trip preferences through </w:t>
+      </w:r>
+      <w:r>
+        <w:rPr>
+          <w:rFonts w:asciiTheme="minorHAnsi" w:hAnsiTheme="minorHAnsi" w:cstheme="minorHAnsi"/>
+          <w:b/>
+          <w:bCs/>
+          <w:sz w:val="22"/>
+          <w:szCs w:val="22"/>
+        </w:rPr>
+        <w:t>natural conversations</w:t>
       </w:r>
       <w:r>
         <w:rPr>
@@ -1822,71 +3808,101 @@
           <w:sz w:val="22"/>
           <w:szCs w:val="22"/>
         </w:rPr>
-        <w:t xml:space="preserve">Integrated </w:t>
-      </w:r>
-      <w:r>
-        <w:rPr>
-          <w:rStyle w:val="Strong"/>
-          <w:rFonts w:asciiTheme="minorHAnsi" w:hAnsiTheme="minorHAnsi" w:cstheme="minorHAnsi"/>
-          <w:sz w:val="22"/>
-          <w:szCs w:val="22"/>
-        </w:rPr>
-        <w:t>Amadeus API</w:t>
-      </w:r>
-      <w:r>
-        <w:rPr>
-          <w:rFonts w:asciiTheme="minorHAnsi" w:hAnsiTheme="minorHAnsi" w:cstheme="minorHAnsi"/>
-          <w:sz w:val="22"/>
-          <w:szCs w:val="22"/>
-        </w:rPr>
-        <w:t xml:space="preserve"> (flights &amp; hotels), </w:t>
-      </w:r>
-      <w:proofErr w:type="spellStart"/>
-      <w:r>
-        <w:rPr>
-          <w:rStyle w:val="Strong"/>
-          <w:rFonts w:asciiTheme="minorHAnsi" w:hAnsiTheme="minorHAnsi" w:cstheme="minorHAnsi"/>
-          <w:sz w:val="22"/>
-          <w:szCs w:val="22"/>
-        </w:rPr>
-        <w:t>OpenWeatherMap</w:t>
-      </w:r>
-      <w:proofErr w:type="spellEnd"/>
-      <w:r>
-        <w:rPr>
-          <w:rStyle w:val="Strong"/>
-          <w:rFonts w:asciiTheme="minorHAnsi" w:hAnsiTheme="minorHAnsi" w:cstheme="minorHAnsi"/>
-          <w:sz w:val="22"/>
-          <w:szCs w:val="22"/>
-        </w:rPr>
-        <w:t xml:space="preserve"> API</w:t>
-      </w:r>
-      <w:r>
-        <w:rPr>
-          <w:rFonts w:asciiTheme="minorHAnsi" w:hAnsiTheme="minorHAnsi" w:cstheme="minorHAnsi"/>
-          <w:sz w:val="22"/>
-          <w:szCs w:val="22"/>
-        </w:rPr>
-        <w:t xml:space="preserve"> (weather), and </w:t>
-      </w:r>
-      <w:proofErr w:type="spellStart"/>
-      <w:r>
-        <w:rPr>
-          <w:rStyle w:val="Strong"/>
-          <w:rFonts w:asciiTheme="minorHAnsi" w:hAnsiTheme="minorHAnsi" w:cstheme="minorHAnsi"/>
-          <w:sz w:val="22"/>
-          <w:szCs w:val="22"/>
-        </w:rPr>
-        <w:t>SerpAPI</w:t>
-      </w:r>
-      <w:proofErr w:type="spellEnd"/>
-      <w:r>
-        <w:rPr>
-          <w:rFonts w:asciiTheme="minorHAnsi" w:hAnsiTheme="minorHAnsi" w:cstheme="minorHAnsi"/>
-          <w:sz w:val="22"/>
-          <w:szCs w:val="22"/>
-        </w:rPr>
-        <w:t xml:space="preserve"> (local info) for real-time travel planning.</w:t>
+        <w:t xml:space="preserve">Built an </w:t>
+      </w:r>
+      <w:r>
+        <w:rPr>
+          <w:rFonts w:asciiTheme="minorHAnsi" w:hAnsiTheme="minorHAnsi" w:cstheme="minorHAnsi"/>
+          <w:b/>
+          <w:bCs/>
+          <w:sz w:val="22"/>
+          <w:szCs w:val="22"/>
+        </w:rPr>
+        <w:t>intelligent recommendation system</w:t>
+      </w:r>
+      <w:r>
+        <w:rPr>
+          <w:rFonts w:asciiTheme="minorHAnsi" w:hAnsiTheme="minorHAnsi" w:cstheme="minorHAnsi"/>
+          <w:sz w:val="22"/>
+          <w:szCs w:val="22"/>
+        </w:rPr>
+        <w:t xml:space="preserve"> that suggests </w:t>
+      </w:r>
+      <w:r>
+        <w:rPr>
+          <w:rFonts w:asciiTheme="minorHAnsi" w:hAnsiTheme="minorHAnsi" w:cstheme="minorHAnsi"/>
+          <w:b/>
+          <w:bCs/>
+          <w:sz w:val="22"/>
+          <w:szCs w:val="22"/>
+        </w:rPr>
+        <w:t>personalized travel packages</w:t>
+      </w:r>
+      <w:r>
+        <w:rPr>
+          <w:rFonts w:asciiTheme="minorHAnsi" w:hAnsiTheme="minorHAnsi" w:cstheme="minorHAnsi"/>
+          <w:sz w:val="22"/>
+          <w:szCs w:val="22"/>
+        </w:rPr>
+        <w:t xml:space="preserve"> based on customer type (</w:t>
+      </w:r>
+      <w:r>
+        <w:rPr>
+          <w:rFonts w:asciiTheme="minorHAnsi" w:hAnsiTheme="minorHAnsi" w:cstheme="minorHAnsi"/>
+          <w:b/>
+          <w:bCs/>
+          <w:sz w:val="22"/>
+          <w:szCs w:val="22"/>
+        </w:rPr>
+        <w:t xml:space="preserve">family, couple, </w:t>
+      </w:r>
+      <w:proofErr w:type="gramStart"/>
+      <w:r>
+        <w:rPr>
+          <w:rFonts w:asciiTheme="minorHAnsi" w:hAnsiTheme="minorHAnsi" w:cstheme="minorHAnsi"/>
+          <w:b/>
+          <w:bCs/>
+          <w:sz w:val="22"/>
+          <w:szCs w:val="22"/>
+        </w:rPr>
+        <w:t>solo</w:t>
+      </w:r>
+      <w:proofErr w:type="gramEnd"/>
+      <w:r>
+        <w:rPr>
+          <w:rFonts w:asciiTheme="minorHAnsi" w:hAnsiTheme="minorHAnsi" w:cstheme="minorHAnsi"/>
+          <w:b/>
+          <w:bCs/>
+          <w:sz w:val="22"/>
+          <w:szCs w:val="22"/>
+        </w:rPr>
+        <w:t xml:space="preserve"> traveler</w:t>
+      </w:r>
+      <w:r>
+        <w:rPr>
+          <w:rFonts w:asciiTheme="minorHAnsi" w:hAnsiTheme="minorHAnsi" w:cstheme="minorHAnsi"/>
+          <w:sz w:val="22"/>
+          <w:szCs w:val="22"/>
+        </w:rPr>
+        <w:t xml:space="preserve">) and trip duration using </w:t>
+      </w:r>
+      <w:r>
+        <w:rPr>
+          <w:rFonts w:asciiTheme="minorHAnsi" w:hAnsiTheme="minorHAnsi" w:cstheme="minorHAnsi"/>
+          <w:b/>
+          <w:bCs/>
+          <w:sz w:val="22"/>
+          <w:szCs w:val="22"/>
+        </w:rPr>
+        <w:t>AI-driven workflows</w:t>
+      </w:r>
+      <w:r>
+        <w:rPr>
+          <w:rFonts w:asciiTheme="minorHAnsi" w:hAnsiTheme="minorHAnsi" w:cstheme="minorHAnsi"/>
+          <w:sz w:val="22"/>
+          <w:szCs w:val="22"/>
+        </w:rPr>
+        <w:t>.</w:t>
       </w:r>
     </w:p>
     <w:p>
@@ -1908,24 +3924,97 @@
           <w:sz w:val="22"/>
           <w:szCs w:val="22"/>
         </w:rPr>
-        <w:t xml:space="preserve">Designed </w:t>
-      </w:r>
-      <w:r>
-        <w:rPr>
-          <w:rStyle w:val="Strong"/>
-          <w:rFonts w:asciiTheme="minorHAnsi" w:hAnsiTheme="minorHAnsi" w:cstheme="minorHAnsi"/>
-          <w:sz w:val="22"/>
-          <w:szCs w:val="22"/>
-        </w:rPr>
-        <w:t>automated tool-calling workflows</w:t>
-      </w:r>
-      <w:r>
-        <w:rPr>
-          <w:rFonts w:asciiTheme="minorHAnsi" w:hAnsiTheme="minorHAnsi" w:cstheme="minorHAnsi"/>
-          <w:sz w:val="22"/>
-          <w:szCs w:val="22"/>
-        </w:rPr>
-        <w:t xml:space="preserve"> where the LLM selects and orchestrates APIs based on natural language queries.</w:t>
+        <w:t xml:space="preserve">Integrated </w:t>
+      </w:r>
+      <w:r>
+        <w:rPr>
+          <w:rFonts w:asciiTheme="minorHAnsi" w:hAnsiTheme="minorHAnsi" w:cstheme="minorHAnsi"/>
+          <w:b/>
+          <w:bCs/>
+          <w:sz w:val="22"/>
+          <w:szCs w:val="22"/>
+        </w:rPr>
+        <w:t>n8n</w:t>
+      </w:r>
+      <w:r>
+        <w:rPr>
+          <w:rFonts w:asciiTheme="minorHAnsi" w:hAnsiTheme="minorHAnsi" w:cstheme="minorHAnsi"/>
+          <w:sz w:val="22"/>
+          <w:szCs w:val="22"/>
+        </w:rPr>
+        <w:t xml:space="preserve"> for workflow automation, </w:t>
+      </w:r>
+      <w:r>
+        <w:rPr>
+          <w:rFonts w:asciiTheme="minorHAnsi" w:hAnsiTheme="minorHAnsi" w:cstheme="minorHAnsi"/>
+          <w:b/>
+          <w:bCs/>
+          <w:sz w:val="22"/>
+          <w:szCs w:val="22"/>
+        </w:rPr>
+        <w:t>OpenAI</w:t>
+      </w:r>
+      <w:r>
+        <w:rPr>
+          <w:rFonts w:asciiTheme="minorHAnsi" w:hAnsiTheme="minorHAnsi" w:cstheme="minorHAnsi"/>
+          <w:sz w:val="22"/>
+          <w:szCs w:val="22"/>
+        </w:rPr>
+        <w:t xml:space="preserve"> for conversational AI, </w:t>
+      </w:r>
+      <w:r>
+        <w:rPr>
+          <w:rFonts w:asciiTheme="minorHAnsi" w:hAnsiTheme="minorHAnsi" w:cstheme="minorHAnsi"/>
+          <w:b/>
+          <w:bCs/>
+          <w:sz w:val="22"/>
+          <w:szCs w:val="22"/>
+        </w:rPr>
+        <w:t>Pinecone</w:t>
+      </w:r>
+      <w:r>
+        <w:rPr>
+          <w:rFonts w:asciiTheme="minorHAnsi" w:hAnsiTheme="minorHAnsi" w:cstheme="minorHAnsi"/>
+          <w:sz w:val="22"/>
+          <w:szCs w:val="22"/>
+        </w:rPr>
+        <w:t xml:space="preserve"> for vector-based memory retrieval, </w:t>
+      </w:r>
+      <w:r>
+        <w:rPr>
+          <w:rFonts w:asciiTheme="minorHAnsi" w:hAnsiTheme="minorHAnsi" w:cstheme="minorHAnsi"/>
+          <w:b/>
+          <w:bCs/>
+          <w:sz w:val="22"/>
+          <w:szCs w:val="22"/>
+        </w:rPr>
+        <w:t>Airtable</w:t>
+      </w:r>
+      <w:r>
+        <w:rPr>
+          <w:rFonts w:asciiTheme="minorHAnsi" w:hAnsiTheme="minorHAnsi" w:cstheme="minorHAnsi"/>
+          <w:sz w:val="22"/>
+          <w:szCs w:val="22"/>
+        </w:rPr>
+        <w:t xml:space="preserve"> for structured lead management, and </w:t>
+      </w:r>
+      <w:r>
+        <w:rPr>
+          <w:rFonts w:asciiTheme="minorHAnsi" w:hAnsiTheme="minorHAnsi" w:cstheme="minorHAnsi"/>
+          <w:b/>
+          <w:bCs/>
+          <w:sz w:val="22"/>
+          <w:szCs w:val="22"/>
+        </w:rPr>
+        <w:t>MongoDB</w:t>
+      </w:r>
+      <w:r>
+        <w:rPr>
+          <w:rFonts w:asciiTheme="minorHAnsi" w:hAnsiTheme="minorHAnsi" w:cstheme="minorHAnsi"/>
+          <w:sz w:val="22"/>
+          <w:szCs w:val="22"/>
+        </w:rPr>
+        <w:t xml:space="preserve"> for storing customer conversations and interaction history.</w:t>
       </w:r>
     </w:p>
     <w:p>
@@ -1944,46 +4033,69 @@
       <w:r>
         <w:rPr>
           <w:rFonts w:asciiTheme="minorHAnsi" w:hAnsiTheme="minorHAnsi" w:cstheme="minorHAnsi"/>
-          <w:sz w:val="22"/>
-          <w:szCs w:val="22"/>
-        </w:rPr>
-        <w:lastRenderedPageBreak/>
-        <w:t xml:space="preserve">Delivered features like </w:t>
-      </w:r>
-      <w:r>
-        <w:rPr>
-          <w:rStyle w:val="Strong"/>
-          <w:rFonts w:asciiTheme="minorHAnsi" w:hAnsiTheme="minorHAnsi" w:cstheme="minorHAnsi"/>
-          <w:sz w:val="22"/>
-          <w:szCs w:val="22"/>
-        </w:rPr>
-        <w:t>flight search, hotel booking, weather forecasts, and smart local search</w:t>
-      </w:r>
-      <w:r>
-        <w:rPr>
-          <w:rFonts w:asciiTheme="minorHAnsi" w:hAnsiTheme="minorHAnsi" w:cstheme="minorHAnsi"/>
-          <w:sz w:val="22"/>
-          <w:szCs w:val="22"/>
-        </w:rPr>
-        <w:t xml:space="preserve">, enabling </w:t>
-      </w:r>
-      <w:r>
-        <w:rPr>
-          <w:rStyle w:val="Strong"/>
-          <w:rFonts w:asciiTheme="minorHAnsi" w:hAnsiTheme="minorHAnsi" w:cstheme="minorHAnsi"/>
-          <w:sz w:val="22"/>
-          <w:szCs w:val="22"/>
-        </w:rPr>
-        <w:t>personalized and time-efficient travel planning</w:t>
-      </w:r>
-      <w:r>
-        <w:rPr>
-          <w:rFonts w:asciiTheme="minorHAnsi" w:hAnsiTheme="minorHAnsi" w:cstheme="minorHAnsi"/>
-          <w:sz w:val="22"/>
-          <w:szCs w:val="22"/>
-        </w:rPr>
-        <w:t>.</w:t>
-      </w:r>
+          <w:b/>
+          <w:bCs/>
+          <w:sz w:val="22"/>
+          <w:szCs w:val="22"/>
+        </w:rPr>
+        <w:t>GitHub:</w:t>
+      </w:r>
+      <w:r>
+        <w:rPr>
+          <w:rFonts w:asciiTheme="minorHAnsi" w:hAnsiTheme="minorHAnsi" w:cstheme="minorHAnsi"/>
+          <w:sz w:val="22"/>
+          <w:szCs w:val="22"/>
+        </w:rPr>
+        <w:t xml:space="preserve"> </w:t>
+      </w:r>
+      <w:hyperlink r:id="rId18" w:history="1">
+        <w:r>
+          <w:rPr>
+            <w:rStyle w:val="Hyperlink"/>
+            <w:rFonts w:asciiTheme="minorHAnsi" w:hAnsiTheme="minorHAnsi" w:cstheme="minorHAnsi"/>
+            <w:sz w:val="22"/>
+            <w:szCs w:val="22"/>
+          </w:rPr>
+          <w:t>Link</w:t>
+        </w:r>
+      </w:hyperlink>
+      <w:r>
+        <w:rPr>
+          <w:rFonts w:asciiTheme="minorHAnsi" w:hAnsiTheme="minorHAnsi" w:cstheme="minorHAnsi"/>
+          <w:sz w:val="22"/>
+          <w:szCs w:val="22"/>
+        </w:rPr>
+        <w:t xml:space="preserve"> | </w:t>
+      </w:r>
+      <w:r>
+        <w:rPr>
+          <w:rFonts w:asciiTheme="minorHAnsi" w:hAnsiTheme="minorHAnsi" w:cstheme="minorHAnsi"/>
+          <w:b/>
+          <w:bCs/>
+          <w:sz w:val="22"/>
+          <w:szCs w:val="22"/>
+        </w:rPr>
+        <w:t>Demo Video:</w:t>
+      </w:r>
+      <w:r>
+        <w:rPr>
+          <w:rFonts w:asciiTheme="minorHAnsi" w:hAnsiTheme="minorHAnsi" w:cstheme="minorHAnsi"/>
+          <w:sz w:val="22"/>
+          <w:szCs w:val="22"/>
+        </w:rPr>
+        <w:t xml:space="preserve"> </w:t>
+      </w:r>
+      <w:hyperlink r:id="rId19" w:history="1">
+        <w:r>
+          <w:rPr>
+            <w:rStyle w:val="Hyperlink"/>
+            <w:rFonts w:asciiTheme="minorHAnsi" w:hAnsiTheme="minorHAnsi" w:cstheme="minorHAnsi"/>
+            <w:sz w:val="22"/>
+            <w:szCs w:val="22"/>
+          </w:rPr>
+          <w:t>Link</w:t>
+        </w:r>
+      </w:hyperlink>
     </w:p>
     <w:p>
       <w:pPr>
@@ -2000,7 +4112,7 @@
           <w:sz w:val="24"/>
           <w:u w:val="double"/>
         </w:rPr>
-        <w:t>Career Mentor &amp; Job Preparation Bot (Streamlit, FastAPI, LangChain)</w:t>
+        <w:t>Newsletter Automation Pipeline (n8n, Riverside.fm, Gmail, Gemini)</w:t>
       </w:r>
     </w:p>
     <w:p>
@@ -2022,7 +4134,7 @@
           <w:sz w:val="22"/>
           <w:szCs w:val="22"/>
         </w:rPr>
-        <w:t xml:space="preserve">Built a </w:t>
+        <w:t xml:space="preserve">Designed an </w:t>
       </w:r>
       <w:r>
         <w:rPr>
@@ -2031,15 +4143,15 @@
           <w:sz w:val="22"/>
           <w:szCs w:val="22"/>
         </w:rPr>
-        <w:t>Streamlit-based frontend</w:t>
-      </w:r>
-      <w:r>
-        <w:rPr>
-          <w:rFonts w:asciiTheme="minorHAnsi" w:hAnsiTheme="minorHAnsi" w:cstheme="minorHAnsi"/>
-          <w:sz w:val="22"/>
-          <w:szCs w:val="22"/>
-        </w:rPr>
-        <w:t xml:space="preserve"> enabling users to search jobs by role and location with </w:t>
+        <w:t>end-to-end automation workflow in n8n</w:t>
+      </w:r>
+      <w:r>
+        <w:rPr>
+          <w:rFonts w:asciiTheme="minorHAnsi" w:hAnsiTheme="minorHAnsi" w:cstheme="minorHAnsi"/>
+          <w:sz w:val="22"/>
+          <w:szCs w:val="22"/>
+        </w:rPr>
+        <w:t xml:space="preserve"> to fetch </w:t>
       </w:r>
       <w:r>
         <w:rPr>
@@ -2048,15 +4160,15 @@
           <w:sz w:val="22"/>
           <w:szCs w:val="22"/>
         </w:rPr>
-        <w:t>LinkedIn job data integration</w:t>
-      </w:r>
-      <w:r>
-        <w:rPr>
-          <w:rFonts w:asciiTheme="minorHAnsi" w:hAnsiTheme="minorHAnsi" w:cstheme="minorHAnsi"/>
-          <w:sz w:val="22"/>
-          <w:szCs w:val="22"/>
-        </w:rPr>
-        <w:t>.</w:t>
+        <w:t>recent podcast transcripts from Riverside.fm</w:t>
+      </w:r>
+      <w:r>
+        <w:rPr>
+          <w:rFonts w:asciiTheme="minorHAnsi" w:hAnsiTheme="minorHAnsi" w:cstheme="minorHAnsi"/>
+          <w:sz w:val="22"/>
+          <w:szCs w:val="22"/>
+        </w:rPr>
+        <w:t xml:space="preserve"> via API.</w:t>
       </w:r>
     </w:p>
     <w:p>
@@ -2087,15 +4199,15 @@
           <w:sz w:val="22"/>
           <w:szCs w:val="22"/>
         </w:rPr>
-        <w:t>resume-to-job description matching</w:t>
-      </w:r>
-      <w:r>
-        <w:rPr>
-          <w:rFonts w:asciiTheme="minorHAnsi" w:hAnsiTheme="minorHAnsi" w:cstheme="minorHAnsi"/>
-          <w:sz w:val="22"/>
-          <w:szCs w:val="22"/>
-        </w:rPr>
-        <w:t xml:space="preserve">, generating </w:t>
+        <w:t>AI-driven summarization and newsletter generation</w:t>
+      </w:r>
+      <w:r>
+        <w:rPr>
+          <w:rFonts w:asciiTheme="minorHAnsi" w:hAnsiTheme="minorHAnsi" w:cstheme="minorHAnsi"/>
+          <w:sz w:val="22"/>
+          <w:szCs w:val="22"/>
+        </w:rPr>
+        <w:t xml:space="preserve"> from transcripts, maintaining a consistent </w:t>
       </w:r>
       <w:r>
         <w:rPr>
@@ -2104,7 +4216,7 @@
           <w:sz w:val="22"/>
           <w:szCs w:val="22"/>
         </w:rPr>
-        <w:t>ATS-style compatibility scores (e.g., 8/10, 9/10)</w:t>
+        <w:t>brand voice</w:t>
       </w:r>
       <w:r>
         <w:rPr>
@@ -2134,7 +4246,7 @@
           <w:sz w:val="22"/>
           <w:szCs w:val="22"/>
         </w:rPr>
-        <w:t xml:space="preserve">Identified </w:t>
+        <w:t xml:space="preserve">Generated </w:t>
       </w:r>
       <w:r>
         <w:rPr>
@@ -2143,15 +4255,32 @@
           <w:sz w:val="22"/>
           <w:szCs w:val="22"/>
         </w:rPr>
-        <w:t>skill gaps</w:t>
-      </w:r>
-      <w:r>
-        <w:rPr>
-          <w:rFonts w:asciiTheme="minorHAnsi" w:hAnsiTheme="minorHAnsi" w:cstheme="minorHAnsi"/>
-          <w:sz w:val="22"/>
-          <w:szCs w:val="22"/>
-        </w:rPr>
-        <w:t xml:space="preserve"> by analyzing resumes against job requirements using LLM-powered workflows.</w:t>
+        <w:t>context-aware branded images</w:t>
+      </w:r>
+      <w:r>
+        <w:rPr>
+          <w:rFonts w:asciiTheme="minorHAnsi" w:hAnsiTheme="minorHAnsi" w:cstheme="minorHAnsi"/>
+          <w:sz w:val="22"/>
+          <w:szCs w:val="22"/>
+        </w:rPr>
+        <w:t xml:space="preserve"> based on newsletter content using </w:t>
+      </w:r>
+      <w:r>
+        <w:rPr>
+          <w:rStyle w:val="Strong"/>
+          <w:rFonts w:asciiTheme="minorHAnsi" w:hAnsiTheme="minorHAnsi" w:cstheme="minorHAnsi"/>
+          <w:sz w:val="22"/>
+          <w:szCs w:val="22"/>
+        </w:rPr>
+        <w:t>Google Gemini</w:t>
+      </w:r>
+      <w:r>
+        <w:rPr>
+          <w:rFonts w:asciiTheme="minorHAnsi" w:hAnsiTheme="minorHAnsi" w:cstheme="minorHAnsi"/>
+          <w:sz w:val="22"/>
+          <w:szCs w:val="22"/>
+        </w:rPr>
+        <w:t>, and automatically attached them to the draft.</w:t>
       </w:r>
     </w:p>
     <w:p>
@@ -2173,9 +4302,8 @@
           <w:sz w:val="22"/>
           <w:szCs w:val="22"/>
         </w:rPr>
-        <w:t xml:space="preserve">Recommended targeted </w:t>
-      </w:r>
-      <w:proofErr w:type="spellStart"/>
+        <w:t xml:space="preserve">Built a </w:t>
+      </w:r>
       <w:r>
         <w:rPr>
           <w:rStyle w:val="Strong"/>
@@ -2183,9 +4311,16 @@
           <w:sz w:val="22"/>
           <w:szCs w:val="22"/>
         </w:rPr>
-        <w:t>Udemy</w:t>
-      </w:r>
-      <w:proofErr w:type="spellEnd"/>
+        <w:t>Gmail approval loop</w:t>
+      </w:r>
+      <w:r>
+        <w:rPr>
+          <w:rFonts w:asciiTheme="minorHAnsi" w:hAnsiTheme="minorHAnsi" w:cstheme="minorHAnsi"/>
+          <w:sz w:val="22"/>
+          <w:szCs w:val="22"/>
+        </w:rPr>
+        <w:t xml:space="preserve">, allowing stakeholders to request </w:t>
+      </w:r>
       <w:r>
         <w:rPr>
           <w:rStyle w:val="Strong"/>
@@ -2193,15 +4328,15 @@
           <w:sz w:val="22"/>
           <w:szCs w:val="22"/>
         </w:rPr>
-        <w:t xml:space="preserve"> courses and YouTube tutorials</w:t>
-      </w:r>
-      <w:r>
-        <w:rPr>
-          <w:rFonts w:asciiTheme="minorHAnsi" w:hAnsiTheme="minorHAnsi" w:cstheme="minorHAnsi"/>
-          <w:sz w:val="22"/>
-          <w:szCs w:val="22"/>
-        </w:rPr>
-        <w:t xml:space="preserve"> for missing skills and upskilling.</w:t>
+        <w:t>content or image revisions via email responses</w:t>
+      </w:r>
+      <w:r>
+        <w:rPr>
+          <w:rFonts w:asciiTheme="minorHAnsi" w:hAnsiTheme="minorHAnsi" w:cstheme="minorHAnsi"/>
+          <w:sz w:val="22"/>
+          <w:szCs w:val="22"/>
+        </w:rPr>
+        <w:t>.</w:t>
       </w:r>
     </w:p>
     <w:p>
@@ -2223,7 +4358,7 @@
           <w:sz w:val="22"/>
           <w:szCs w:val="22"/>
         </w:rPr>
-        <w:t xml:space="preserve">Generated </w:t>
+        <w:t xml:space="preserve">Automated final distribution by </w:t>
       </w:r>
       <w:r>
         <w:rPr>
@@ -2232,328 +4367,23 @@
           <w:sz w:val="22"/>
           <w:szCs w:val="22"/>
         </w:rPr>
-        <w:t>job-specific interview questions and answers</w:t>
-      </w:r>
-      <w:r>
-        <w:rPr>
-          <w:rFonts w:asciiTheme="minorHAnsi" w:hAnsiTheme="minorHAnsi" w:cstheme="minorHAnsi"/>
-          <w:sz w:val="22"/>
-          <w:szCs w:val="22"/>
-        </w:rPr>
-        <w:t xml:space="preserve"> to support interview preparation.</w:t>
-      </w:r>
-    </w:p>
-    <w:p>
-      <w:pPr>
-        <w:spacing w:line="360" w:lineRule="auto"/>
-        <w:rPr>
-          <w:b/>
-          <w:bCs/>
-          <w:sz w:val="24"/>
-          <w:u w:val="double"/>
-        </w:rPr>
-      </w:pPr>
-      <w:r>
-        <w:rPr>
-          <w:b/>
-          <w:bCs/>
-          <w:sz w:val="24"/>
-          <w:u w:val="double"/>
-        </w:rPr>
-        <w:t>Voice-Enabled</w:t>
-      </w:r>
-      <w:r>
-        <w:rPr>
-          <w:b/>
-          <w:bCs/>
-          <w:sz w:val="24"/>
-          <w:u w:val="double"/>
-        </w:rPr>
-        <w:t xml:space="preserve"> AI Assistant for Diabetes (</w:t>
-      </w:r>
-      <w:proofErr w:type="spellStart"/>
-      <w:r>
-        <w:rPr>
-          <w:b/>
-          <w:bCs/>
-          <w:sz w:val="24"/>
-          <w:u w:val="double"/>
-        </w:rPr>
-        <w:t>LLaMA</w:t>
-      </w:r>
-      <w:proofErr w:type="spellEnd"/>
-      <w:r>
-        <w:rPr>
-          <w:b/>
-          <w:bCs/>
-          <w:sz w:val="24"/>
-          <w:u w:val="double"/>
-        </w:rPr>
-        <w:t xml:space="preserve"> 3, Streamlit)</w:t>
-      </w:r>
-    </w:p>
-    <w:p>
-      <w:pPr>
-        <w:pStyle w:val="NormalWeb"/>
-        <w:numPr>
-          <w:ilvl w:val="0"/>
-          <w:numId w:val="23"/>
-        </w:numPr>
-        <w:rPr>
-          <w:rFonts w:asciiTheme="minorHAnsi" w:hAnsiTheme="minorHAnsi" w:cstheme="minorHAnsi"/>
-          <w:sz w:val="22"/>
-          <w:szCs w:val="22"/>
-        </w:rPr>
-      </w:pPr>
-      <w:r>
-        <w:rPr>
-          <w:rFonts w:asciiTheme="minorHAnsi" w:hAnsiTheme="minorHAnsi" w:cstheme="minorHAnsi"/>
-          <w:sz w:val="22"/>
-          <w:szCs w:val="22"/>
-        </w:rPr>
-        <w:t xml:space="preserve">Designed and deployed a </w:t>
-      </w:r>
-      <w:r>
-        <w:rPr>
-          <w:rStyle w:val="Strong"/>
-          <w:rFonts w:asciiTheme="minorHAnsi" w:hAnsiTheme="minorHAnsi" w:cstheme="minorHAnsi"/>
-          <w:sz w:val="22"/>
-          <w:szCs w:val="22"/>
-        </w:rPr>
-        <w:t>voice-based LLM application</w:t>
-      </w:r>
-      <w:r>
-        <w:rPr>
-          <w:rFonts w:asciiTheme="minorHAnsi" w:hAnsiTheme="minorHAnsi" w:cstheme="minorHAnsi"/>
-          <w:sz w:val="22"/>
-          <w:szCs w:val="22"/>
-        </w:rPr>
-        <w:t xml:space="preserve"> leveraging </w:t>
-      </w:r>
-      <w:proofErr w:type="spellStart"/>
-      <w:r>
-        <w:rPr>
-          <w:rStyle w:val="Strong"/>
-          <w:rFonts w:asciiTheme="minorHAnsi" w:hAnsiTheme="minorHAnsi" w:cstheme="minorHAnsi"/>
-          <w:sz w:val="22"/>
-          <w:szCs w:val="22"/>
-        </w:rPr>
-        <w:t>LLaMA</w:t>
-      </w:r>
-      <w:proofErr w:type="spellEnd"/>
-      <w:r>
-        <w:rPr>
-          <w:rStyle w:val="Strong"/>
-          <w:rFonts w:asciiTheme="minorHAnsi" w:hAnsiTheme="minorHAnsi" w:cstheme="minorHAnsi"/>
-          <w:sz w:val="22"/>
-          <w:szCs w:val="22"/>
-        </w:rPr>
-        <w:t xml:space="preserve"> 3 </w:t>
-      </w:r>
-      <w:r>
-        <w:rPr>
-          <w:rFonts w:asciiTheme="minorHAnsi" w:hAnsiTheme="minorHAnsi" w:cstheme="minorHAnsi"/>
-          <w:sz w:val="22"/>
-          <w:szCs w:val="22"/>
-        </w:rPr>
-        <w:t>for low-latency natural language understanding and response generation.</w:t>
-      </w:r>
-    </w:p>
-    <w:p>
-      <w:pPr>
-        <w:pStyle w:val="NormalWeb"/>
-        <w:numPr>
-          <w:ilvl w:val="0"/>
-          <w:numId w:val="23"/>
-        </w:numPr>
-        <w:rPr>
-          <w:rFonts w:asciiTheme="minorHAnsi" w:hAnsiTheme="minorHAnsi" w:cstheme="minorHAnsi"/>
-          <w:sz w:val="22"/>
-          <w:szCs w:val="22"/>
-        </w:rPr>
-      </w:pPr>
-      <w:r>
-        <w:rPr>
-          <w:rFonts w:asciiTheme="minorHAnsi" w:hAnsiTheme="minorHAnsi" w:cstheme="minorHAnsi"/>
-          <w:sz w:val="22"/>
-          <w:szCs w:val="22"/>
-        </w:rPr>
-        <w:t xml:space="preserve">Built an end-to-end </w:t>
-      </w:r>
-      <w:r>
-        <w:rPr>
-          <w:rStyle w:val="Strong"/>
-          <w:rFonts w:asciiTheme="minorHAnsi" w:hAnsiTheme="minorHAnsi" w:cstheme="minorHAnsi"/>
-          <w:sz w:val="22"/>
-          <w:szCs w:val="22"/>
-        </w:rPr>
-        <w:t>STT → LLM → TTS pipeline</w:t>
-      </w:r>
-      <w:r>
-        <w:rPr>
-          <w:rFonts w:asciiTheme="minorHAnsi" w:hAnsiTheme="minorHAnsi" w:cstheme="minorHAnsi"/>
-          <w:sz w:val="22"/>
-          <w:szCs w:val="22"/>
-        </w:rPr>
-        <w:t xml:space="preserve">, integrating </w:t>
-      </w:r>
-      <w:r>
-        <w:rPr>
-          <w:rStyle w:val="Strong"/>
-          <w:rFonts w:asciiTheme="minorHAnsi" w:hAnsiTheme="minorHAnsi" w:cstheme="minorHAnsi"/>
-          <w:sz w:val="22"/>
-          <w:szCs w:val="22"/>
-        </w:rPr>
-        <w:t>speech-to-text</w:t>
-      </w:r>
-      <w:r>
-        <w:rPr>
-          <w:rFonts w:asciiTheme="minorHAnsi" w:hAnsiTheme="minorHAnsi" w:cstheme="minorHAnsi"/>
-          <w:sz w:val="22"/>
-          <w:szCs w:val="22"/>
-        </w:rPr>
-        <w:t xml:space="preserve"> and </w:t>
-      </w:r>
-      <w:proofErr w:type="spellStart"/>
-      <w:r>
-        <w:rPr>
-          <w:rStyle w:val="Strong"/>
-          <w:rFonts w:asciiTheme="minorHAnsi" w:hAnsiTheme="minorHAnsi" w:cstheme="minorHAnsi"/>
-          <w:sz w:val="22"/>
-          <w:szCs w:val="22"/>
-        </w:rPr>
-        <w:t>Deepgram</w:t>
-      </w:r>
-      <w:proofErr w:type="spellEnd"/>
-      <w:r>
-        <w:rPr>
-          <w:rStyle w:val="Strong"/>
-          <w:rFonts w:asciiTheme="minorHAnsi" w:hAnsiTheme="minorHAnsi" w:cstheme="minorHAnsi"/>
-          <w:sz w:val="22"/>
-          <w:szCs w:val="22"/>
-        </w:rPr>
-        <w:t xml:space="preserve"> text-to-speech</w:t>
-      </w:r>
-      <w:r>
-        <w:rPr>
-          <w:rFonts w:asciiTheme="minorHAnsi" w:hAnsiTheme="minorHAnsi" w:cstheme="minorHAnsi"/>
-          <w:sz w:val="22"/>
-          <w:szCs w:val="22"/>
-        </w:rPr>
-        <w:t xml:space="preserve"> for real-time conversational interaction.</w:t>
-      </w:r>
-    </w:p>
-    <w:p>
-      <w:pPr>
-        <w:pStyle w:val="NormalWeb"/>
-        <w:numPr>
-          <w:ilvl w:val="0"/>
-          <w:numId w:val="23"/>
-        </w:numPr>
-        <w:rPr>
-          <w:rFonts w:asciiTheme="minorHAnsi" w:hAnsiTheme="minorHAnsi" w:cstheme="minorHAnsi"/>
-          <w:sz w:val="22"/>
-          <w:szCs w:val="22"/>
-        </w:rPr>
-      </w:pPr>
-      <w:r>
-        <w:rPr>
-          <w:rFonts w:asciiTheme="minorHAnsi" w:hAnsiTheme="minorHAnsi" w:cstheme="minorHAnsi"/>
-          <w:sz w:val="22"/>
-          <w:szCs w:val="22"/>
-        </w:rPr>
-        <w:t xml:space="preserve">Engineered </w:t>
-      </w:r>
-      <w:r>
-        <w:rPr>
-          <w:rStyle w:val="Strong"/>
-          <w:rFonts w:asciiTheme="minorHAnsi" w:hAnsiTheme="minorHAnsi" w:cstheme="minorHAnsi"/>
-          <w:sz w:val="22"/>
-          <w:szCs w:val="22"/>
-        </w:rPr>
-        <w:t>prompt-driven logic</w:t>
-      </w:r>
-      <w:r>
-        <w:rPr>
-          <w:rFonts w:asciiTheme="minorHAnsi" w:hAnsiTheme="minorHAnsi" w:cstheme="minorHAnsi"/>
-          <w:sz w:val="22"/>
-          <w:szCs w:val="22"/>
-        </w:rPr>
-        <w:t xml:space="preserve"> to deliver context-aware, personalized diabetes-related responses within a </w:t>
-      </w:r>
-      <w:r>
-        <w:rPr>
-          <w:rStyle w:val="Strong"/>
-          <w:rFonts w:asciiTheme="minorHAnsi" w:hAnsiTheme="minorHAnsi" w:cstheme="minorHAnsi"/>
-          <w:sz w:val="22"/>
-          <w:szCs w:val="22"/>
-        </w:rPr>
-        <w:t>Streamlit-based UI</w:t>
-      </w:r>
-      <w:r>
-        <w:rPr>
-          <w:rFonts w:asciiTheme="minorHAnsi" w:hAnsiTheme="minorHAnsi" w:cstheme="minorHAnsi"/>
-          <w:sz w:val="22"/>
-          <w:szCs w:val="22"/>
-        </w:rPr>
-        <w:t>.</w:t>
-      </w:r>
-    </w:p>
-    <w:p>
-      <w:pPr>
-        <w:pStyle w:val="NormalWeb"/>
-        <w:numPr>
-          <w:ilvl w:val="0"/>
-          <w:numId w:val="23"/>
-        </w:numPr>
-        <w:rPr>
-          <w:rFonts w:asciiTheme="minorHAnsi" w:hAnsiTheme="minorHAnsi" w:cstheme="minorHAnsi"/>
-          <w:sz w:val="22"/>
-          <w:szCs w:val="22"/>
-        </w:rPr>
-      </w:pPr>
-      <w:r>
-        <w:rPr>
-          <w:rFonts w:asciiTheme="minorHAnsi" w:hAnsiTheme="minorHAnsi" w:cstheme="minorHAnsi"/>
-          <w:sz w:val="22"/>
-          <w:szCs w:val="22"/>
-        </w:rPr>
-        <w:t xml:space="preserve">Optimized conversational flow and inference performance for </w:t>
-      </w:r>
-      <w:r>
-        <w:rPr>
-          <w:rStyle w:val="Strong"/>
-          <w:rFonts w:asciiTheme="minorHAnsi" w:hAnsiTheme="minorHAnsi" w:cstheme="minorHAnsi"/>
-          <w:sz w:val="22"/>
-          <w:szCs w:val="22"/>
-        </w:rPr>
-        <w:t>real-time user interaction</w:t>
-      </w:r>
-      <w:r>
-        <w:rPr>
-          <w:rFonts w:asciiTheme="minorHAnsi" w:hAnsiTheme="minorHAnsi" w:cstheme="minorHAnsi"/>
-          <w:sz w:val="22"/>
-          <w:szCs w:val="22"/>
-        </w:rPr>
-        <w:t xml:space="preserve"> in an AI-powered assistant.</w:t>
-      </w:r>
-    </w:p>
-    <w:p>
-      <w:pPr>
-        <w:spacing w:line="360" w:lineRule="auto"/>
-        <w:rPr>
-          <w:b/>
-          <w:sz w:val="24"/>
-          <w:u w:val="double"/>
-        </w:rPr>
-      </w:pPr>
-      <w:r>
-        <w:rPr>
-          <w:b/>
-          <w:sz w:val="24"/>
-          <w:u w:val="double"/>
-        </w:rPr>
-        <w:t>Newsletter Automation Pipeline (n8n, Riverside.fm, Gmail, Gemini)</w:t>
+        <w:t>pushing approved content to social media platforms</w:t>
+      </w:r>
+      <w:r>
+        <w:rPr>
+          <w:rFonts w:asciiTheme="minorHAnsi" w:hAnsiTheme="minorHAnsi" w:cstheme="minorHAnsi"/>
+          <w:sz w:val="22"/>
+          <w:szCs w:val="22"/>
+        </w:rPr>
+        <w:t xml:space="preserve"> (e.g., Twitter/X, Instagram).</w:t>
+      </w:r>
+      <w:r>
+        <w:rPr>
+          <w:rFonts w:asciiTheme="minorHAnsi" w:hAnsiTheme="minorHAnsi" w:cstheme="minorHAnsi"/>
+          <w:sz w:val="22"/>
+          <w:szCs w:val="22"/>
+        </w:rPr>
+        <w:t xml:space="preserve"> </w:t>
       </w:r>
     </w:p>
     <w:p>
@@ -2572,44 +4402,97 @@
       <w:r>
         <w:rPr>
           <w:rFonts w:asciiTheme="minorHAnsi" w:hAnsiTheme="minorHAnsi" w:cstheme="minorHAnsi"/>
-          <w:sz w:val="22"/>
-          <w:szCs w:val="22"/>
-        </w:rPr>
-        <w:t xml:space="preserve">Designed an </w:t>
-      </w:r>
-      <w:r>
-        <w:rPr>
-          <w:rStyle w:val="Strong"/>
-          <w:rFonts w:asciiTheme="minorHAnsi" w:hAnsiTheme="minorHAnsi" w:cstheme="minorHAnsi"/>
-          <w:sz w:val="22"/>
-          <w:szCs w:val="22"/>
-        </w:rPr>
-        <w:t>end-to-end automation workflow in n8n</w:t>
-      </w:r>
-      <w:r>
-        <w:rPr>
-          <w:rFonts w:asciiTheme="minorHAnsi" w:hAnsiTheme="minorHAnsi" w:cstheme="minorHAnsi"/>
-          <w:sz w:val="22"/>
-          <w:szCs w:val="22"/>
-        </w:rPr>
-        <w:t xml:space="preserve"> to fetch </w:t>
-      </w:r>
-      <w:r>
-        <w:rPr>
-          <w:rStyle w:val="Strong"/>
-          <w:rFonts w:asciiTheme="minorHAnsi" w:hAnsiTheme="minorHAnsi" w:cstheme="minorHAnsi"/>
-          <w:sz w:val="22"/>
-          <w:szCs w:val="22"/>
-        </w:rPr>
-        <w:t>recent podcast transcripts from Riverside.fm</w:t>
-      </w:r>
-      <w:r>
-        <w:rPr>
-          <w:rFonts w:asciiTheme="minorHAnsi" w:hAnsiTheme="minorHAnsi" w:cstheme="minorHAnsi"/>
-          <w:sz w:val="22"/>
-          <w:szCs w:val="22"/>
-        </w:rPr>
-        <w:t xml:space="preserve"> via API.</w:t>
+          <w:b/>
+          <w:bCs/>
+          <w:sz w:val="22"/>
+          <w:szCs w:val="22"/>
+        </w:rPr>
+        <w:t>GitHub:</w:t>
+      </w:r>
+      <w:r>
+        <w:rPr>
+          <w:rFonts w:asciiTheme="minorHAnsi" w:hAnsiTheme="minorHAnsi" w:cstheme="minorHAnsi"/>
+          <w:sz w:val="22"/>
+          <w:szCs w:val="22"/>
+        </w:rPr>
+        <w:t xml:space="preserve"> </w:t>
+      </w:r>
+      <w:hyperlink r:id="rId20" w:history="1">
+        <w:r>
+          <w:rPr>
+            <w:rStyle w:val="Hyperlink"/>
+            <w:rFonts w:asciiTheme="minorHAnsi" w:hAnsiTheme="minorHAnsi" w:cstheme="minorHAnsi"/>
+            <w:sz w:val="22"/>
+            <w:szCs w:val="22"/>
+          </w:rPr>
+          <w:t>Link</w:t>
+        </w:r>
+      </w:hyperlink>
+      <w:r>
+        <w:rPr>
+          <w:rFonts w:asciiTheme="minorHAnsi" w:hAnsiTheme="minorHAnsi" w:cstheme="minorHAnsi"/>
+          <w:sz w:val="22"/>
+          <w:szCs w:val="22"/>
+        </w:rPr>
+        <w:t xml:space="preserve"> </w:t>
+      </w:r>
+    </w:p>
+    <w:p>
+      <w:pPr>
+        <w:spacing w:line="360" w:lineRule="auto"/>
+        <w:rPr>
+          <w:b/>
+          <w:u w:val="double"/>
+        </w:rPr>
+      </w:pPr>
+      <w:r>
+        <w:rPr>
+          <w:b/>
+          <w:bCs/>
+          <w:sz w:val="24"/>
+          <w:u w:val="double"/>
+        </w:rPr>
+        <w:t>AI Travel Agent (</w:t>
+      </w:r>
+      <w:proofErr w:type="spellStart"/>
+      <w:r>
+        <w:rPr>
+          <w:b/>
+          <w:bCs/>
+          <w:sz w:val="24"/>
+          <w:u w:val="double"/>
+        </w:rPr>
+        <w:t>LangGraph</w:t>
+      </w:r>
+      <w:proofErr w:type="spellEnd"/>
+      <w:r>
+        <w:rPr>
+          <w:b/>
+          <w:bCs/>
+          <w:sz w:val="24"/>
+          <w:u w:val="double"/>
+        </w:rPr>
+        <w:t xml:space="preserve">, LLMs, Amadeus API, </w:t>
+      </w:r>
+      <w:proofErr w:type="spellStart"/>
+      <w:r>
+        <w:rPr>
+          <w:b/>
+          <w:bCs/>
+          <w:sz w:val="24"/>
+          <w:u w:val="double"/>
+        </w:rPr>
+        <w:t>SerpAPI</w:t>
+      </w:r>
+      <w:proofErr w:type="spellEnd"/>
+      <w:r>
+        <w:rPr>
+          <w:b/>
+          <w:bCs/>
+          <w:sz w:val="24"/>
+          <w:u w:val="double"/>
+        </w:rPr>
+        <w:t xml:space="preserve">) </w:t>
       </w:r>
     </w:p>
     <w:p>
@@ -2631,41 +4514,43 @@
           <w:sz w:val="22"/>
           <w:szCs w:val="22"/>
         </w:rPr>
-        <w:t xml:space="preserve">Implemented </w:t>
-      </w:r>
-      <w:r>
-        <w:rPr>
-          <w:rStyle w:val="Strong"/>
-          <w:rFonts w:asciiTheme="minorHAnsi" w:hAnsiTheme="minorHAnsi" w:cstheme="minorHAnsi"/>
-          <w:sz w:val="22"/>
-          <w:szCs w:val="22"/>
-        </w:rPr>
-        <w:t>AI-driven summarization and newsletter generation</w:t>
-      </w:r>
-      <w:r>
-        <w:rPr>
-          <w:rFonts w:asciiTheme="minorHAnsi" w:hAnsiTheme="minorHAnsi" w:cstheme="minorHAnsi"/>
-          <w:sz w:val="22"/>
-          <w:szCs w:val="22"/>
-        </w:rPr>
-        <w:t xml:space="preserve"> from transcripts, maintaining a consistent </w:t>
-      </w:r>
-      <w:r>
-        <w:rPr>
-          <w:rStyle w:val="Strong"/>
-          <w:rFonts w:asciiTheme="minorHAnsi" w:hAnsiTheme="minorHAnsi" w:cstheme="minorHAnsi"/>
-          <w:sz w:val="22"/>
-          <w:szCs w:val="22"/>
-        </w:rPr>
-        <w:t>brand voice</w:t>
-      </w:r>
-      <w:r>
-        <w:rPr>
-          <w:rFonts w:asciiTheme="minorHAnsi" w:hAnsiTheme="minorHAnsi" w:cstheme="minorHAnsi"/>
-          <w:sz w:val="22"/>
-          <w:szCs w:val="22"/>
-        </w:rPr>
-        <w:t>.</w:t>
+        <w:t xml:space="preserve">Developed an AI-powered travel assistant using </w:t>
+      </w:r>
+      <w:proofErr w:type="spellStart"/>
+      <w:r>
+        <w:rPr>
+          <w:rFonts w:asciiTheme="minorHAnsi" w:hAnsiTheme="minorHAnsi" w:cstheme="minorHAnsi"/>
+          <w:b/>
+          <w:sz w:val="22"/>
+          <w:szCs w:val="22"/>
+        </w:rPr>
+        <w:t>LangGraph</w:t>
+      </w:r>
+      <w:proofErr w:type="spellEnd"/>
+      <w:r>
+        <w:rPr>
+          <w:rFonts w:asciiTheme="minorHAnsi" w:hAnsiTheme="minorHAnsi" w:cstheme="minorHAnsi"/>
+          <w:sz w:val="22"/>
+          <w:szCs w:val="22"/>
+        </w:rPr>
+        <w:t xml:space="preserve"> and </w:t>
+      </w:r>
+      <w:r>
+        <w:rPr>
+          <w:rFonts w:asciiTheme="minorHAnsi" w:hAnsiTheme="minorHAnsi" w:cstheme="minorHAnsi"/>
+          <w:b/>
+          <w:sz w:val="22"/>
+          <w:szCs w:val="22"/>
+        </w:rPr>
+        <w:t>Groq LLM</w:t>
+      </w:r>
+      <w:r>
+        <w:rPr>
+          <w:rFonts w:asciiTheme="minorHAnsi" w:hAnsiTheme="minorHAnsi" w:cstheme="minorHAnsi"/>
+          <w:sz w:val="22"/>
+          <w:szCs w:val="22"/>
+        </w:rPr>
+        <w:t xml:space="preserve"> to automate end-to-end travel planning through natural language interactions.</w:t>
       </w:r>
     </w:p>
     <w:p>
@@ -2687,41 +4572,71 @@
           <w:sz w:val="22"/>
           <w:szCs w:val="22"/>
         </w:rPr>
-        <w:t xml:space="preserve">Generated </w:t>
-      </w:r>
-      <w:r>
-        <w:rPr>
-          <w:rStyle w:val="Strong"/>
-          <w:rFonts w:asciiTheme="minorHAnsi" w:hAnsiTheme="minorHAnsi" w:cstheme="minorHAnsi"/>
-          <w:sz w:val="22"/>
-          <w:szCs w:val="22"/>
-        </w:rPr>
-        <w:t>context-aware branded images</w:t>
-      </w:r>
-      <w:r>
-        <w:rPr>
-          <w:rFonts w:asciiTheme="minorHAnsi" w:hAnsiTheme="minorHAnsi" w:cstheme="minorHAnsi"/>
-          <w:sz w:val="22"/>
-          <w:szCs w:val="22"/>
-        </w:rPr>
-        <w:t xml:space="preserve"> based on newsletter content using </w:t>
-      </w:r>
-      <w:r>
-        <w:rPr>
-          <w:rStyle w:val="Strong"/>
-          <w:rFonts w:asciiTheme="minorHAnsi" w:hAnsiTheme="minorHAnsi" w:cstheme="minorHAnsi"/>
-          <w:sz w:val="22"/>
-          <w:szCs w:val="22"/>
-        </w:rPr>
-        <w:t>Google Gemini</w:t>
-      </w:r>
-      <w:r>
-        <w:rPr>
-          <w:rFonts w:asciiTheme="minorHAnsi" w:hAnsiTheme="minorHAnsi" w:cstheme="minorHAnsi"/>
-          <w:sz w:val="22"/>
-          <w:szCs w:val="22"/>
-        </w:rPr>
-        <w:t>, and automatically attached them to the draft.</w:t>
+        <w:t xml:space="preserve">Integrated </w:t>
+      </w:r>
+      <w:r>
+        <w:rPr>
+          <w:rFonts w:asciiTheme="minorHAnsi" w:hAnsiTheme="minorHAnsi" w:cstheme="minorHAnsi"/>
+          <w:b/>
+          <w:sz w:val="22"/>
+          <w:szCs w:val="22"/>
+        </w:rPr>
+        <w:t>Amadeus API</w:t>
+      </w:r>
+      <w:r>
+        <w:rPr>
+          <w:rFonts w:asciiTheme="minorHAnsi" w:hAnsiTheme="minorHAnsi" w:cstheme="minorHAnsi"/>
+          <w:sz w:val="22"/>
+          <w:szCs w:val="22"/>
+        </w:rPr>
+        <w:t xml:space="preserve"> for real-time flight and hotel search, </w:t>
+      </w:r>
+      <w:proofErr w:type="spellStart"/>
+      <w:r>
+        <w:rPr>
+          <w:rFonts w:asciiTheme="minorHAnsi" w:hAnsiTheme="minorHAnsi" w:cstheme="minorHAnsi"/>
+          <w:b/>
+          <w:sz w:val="22"/>
+          <w:szCs w:val="22"/>
+        </w:rPr>
+        <w:t>OpenWeatherMap</w:t>
+      </w:r>
+      <w:proofErr w:type="spellEnd"/>
+      <w:r>
+        <w:rPr>
+          <w:rFonts w:asciiTheme="minorHAnsi" w:hAnsiTheme="minorHAnsi" w:cstheme="minorHAnsi"/>
+          <w:b/>
+          <w:sz w:val="22"/>
+          <w:szCs w:val="22"/>
+        </w:rPr>
+        <w:t xml:space="preserve"> API</w:t>
+      </w:r>
+      <w:r>
+        <w:rPr>
+          <w:rFonts w:asciiTheme="minorHAnsi" w:hAnsiTheme="minorHAnsi" w:cstheme="minorHAnsi"/>
+          <w:sz w:val="22"/>
+          <w:szCs w:val="22"/>
+        </w:rPr>
+        <w:t xml:space="preserve"> for weather forecasting, and </w:t>
+      </w:r>
+      <w:proofErr w:type="spellStart"/>
+      <w:r>
+        <w:rPr>
+          <w:rFonts w:asciiTheme="minorHAnsi" w:hAnsiTheme="minorHAnsi" w:cstheme="minorHAnsi"/>
+          <w:b/>
+          <w:sz w:val="22"/>
+          <w:szCs w:val="22"/>
+        </w:rPr>
+        <w:t>SerpAPI</w:t>
+      </w:r>
+      <w:proofErr w:type="spellEnd"/>
+      <w:r>
+        <w:rPr>
+          <w:rFonts w:asciiTheme="minorHAnsi" w:hAnsiTheme="minorHAnsi" w:cstheme="minorHAnsi"/>
+          <w:sz w:val="22"/>
+          <w:szCs w:val="22"/>
+        </w:rPr>
+        <w:t xml:space="preserve"> for travel-related web search and destination insights.</w:t>
       </w:r>
     </w:p>
     <w:p>
@@ -2743,41 +4658,24 @@
           <w:sz w:val="22"/>
           <w:szCs w:val="22"/>
         </w:rPr>
-        <w:t xml:space="preserve">Built a </w:t>
-      </w:r>
-      <w:r>
-        <w:rPr>
-          <w:rStyle w:val="Strong"/>
-          <w:rFonts w:asciiTheme="minorHAnsi" w:hAnsiTheme="minorHAnsi" w:cstheme="minorHAnsi"/>
-          <w:sz w:val="22"/>
-          <w:szCs w:val="22"/>
-        </w:rPr>
-        <w:t>Gmail approval loop</w:t>
-      </w:r>
-      <w:r>
-        <w:rPr>
-          <w:rFonts w:asciiTheme="minorHAnsi" w:hAnsiTheme="minorHAnsi" w:cstheme="minorHAnsi"/>
-          <w:sz w:val="22"/>
-          <w:szCs w:val="22"/>
-        </w:rPr>
-        <w:t xml:space="preserve">, allowing stakeholders to request </w:t>
-      </w:r>
-      <w:r>
-        <w:rPr>
-          <w:rStyle w:val="Strong"/>
-          <w:rFonts w:asciiTheme="minorHAnsi" w:hAnsiTheme="minorHAnsi" w:cstheme="minorHAnsi"/>
-          <w:sz w:val="22"/>
-          <w:szCs w:val="22"/>
-        </w:rPr>
-        <w:t>content or image revisions via email responses</w:t>
-      </w:r>
-      <w:r>
-        <w:rPr>
-          <w:rFonts w:asciiTheme="minorHAnsi" w:hAnsiTheme="minorHAnsi" w:cstheme="minorHAnsi"/>
-          <w:sz w:val="22"/>
-          <w:szCs w:val="22"/>
-        </w:rPr>
-        <w:t>.</w:t>
+        <w:t xml:space="preserve">Implemented </w:t>
+      </w:r>
+      <w:r>
+        <w:rPr>
+          <w:rFonts w:asciiTheme="minorHAnsi" w:hAnsiTheme="minorHAnsi" w:cstheme="minorHAnsi"/>
+          <w:b/>
+          <w:sz w:val="22"/>
+          <w:szCs w:val="22"/>
+        </w:rPr>
+        <w:t>LLM-driven tool calling and workflow orchestration</w:t>
+      </w:r>
+      <w:r>
+        <w:rPr>
+          <w:rFonts w:asciiTheme="minorHAnsi" w:hAnsiTheme="minorHAnsi" w:cstheme="minorHAnsi"/>
+          <w:sz w:val="22"/>
+          <w:szCs w:val="22"/>
+        </w:rPr>
+        <w:t>, enabling the agent to dynamically select and execute APIs based on user queries.</w:t>
       </w:r>
     </w:p>
     <w:p>
@@ -2799,52 +4697,58 @@
           <w:sz w:val="22"/>
           <w:szCs w:val="22"/>
         </w:rPr>
-        <w:t xml:space="preserve">Automated final distribution by </w:t>
-      </w:r>
-      <w:r>
-        <w:rPr>
-          <w:rStyle w:val="Strong"/>
-          <w:rFonts w:asciiTheme="minorHAnsi" w:hAnsiTheme="minorHAnsi" w:cstheme="minorHAnsi"/>
-          <w:sz w:val="22"/>
-          <w:szCs w:val="22"/>
-        </w:rPr>
-        <w:t>pushing approved content to social media platforms</w:t>
-      </w:r>
-      <w:r>
-        <w:rPr>
-          <w:rFonts w:asciiTheme="minorHAnsi" w:hAnsiTheme="minorHAnsi" w:cstheme="minorHAnsi"/>
-          <w:sz w:val="22"/>
-          <w:szCs w:val="22"/>
-        </w:rPr>
-        <w:t xml:space="preserve"> (e.g., Twitter/X, Instagram).</w:t>
-      </w:r>
-    </w:p>
-    <w:p>
-      <w:pPr>
-        <w:spacing w:line="360" w:lineRule="auto"/>
-        <w:rPr>
-          <w:b/>
-          <w:sz w:val="24"/>
-          <w:u w:val="double"/>
-        </w:rPr>
-      </w:pPr>
-      <w:proofErr w:type="spellStart"/>
-      <w:r>
-        <w:rPr>
-          <w:b/>
-          <w:sz w:val="24"/>
-          <w:u w:val="double"/>
-        </w:rPr>
-        <w:t>DejaVu</w:t>
-      </w:r>
-      <w:proofErr w:type="spellEnd"/>
-      <w:r>
-        <w:rPr>
-          <w:b/>
-          <w:sz w:val="24"/>
-          <w:u w:val="double"/>
-        </w:rPr>
-        <w:t xml:space="preserve"> Tours – Luna WhatsApp Assistant</w:t>
+        <w:t xml:space="preserve">Built </w:t>
+      </w:r>
+      <w:r>
+        <w:rPr>
+          <w:rFonts w:asciiTheme="minorHAnsi" w:hAnsiTheme="minorHAnsi" w:cstheme="minorHAnsi"/>
+          <w:b/>
+          <w:sz w:val="22"/>
+          <w:szCs w:val="22"/>
+        </w:rPr>
+        <w:t>multi-step reasoning workflows</w:t>
+      </w:r>
+      <w:r>
+        <w:rPr>
+          <w:rFonts w:asciiTheme="minorHAnsi" w:hAnsiTheme="minorHAnsi" w:cstheme="minorHAnsi"/>
+          <w:sz w:val="22"/>
+          <w:szCs w:val="22"/>
+        </w:rPr>
+        <w:t xml:space="preserve"> that combine </w:t>
+      </w:r>
+      <w:r>
+        <w:rPr>
+          <w:rFonts w:asciiTheme="minorHAnsi" w:hAnsiTheme="minorHAnsi" w:cstheme="minorHAnsi"/>
+          <w:b/>
+          <w:sz w:val="22"/>
+          <w:szCs w:val="22"/>
+        </w:rPr>
+        <w:t>flight availability, hotel recommendations, weather conditions</w:t>
+      </w:r>
+      <w:r>
+        <w:rPr>
+          <w:rFonts w:asciiTheme="minorHAnsi" w:hAnsiTheme="minorHAnsi" w:cstheme="minorHAnsi"/>
+          <w:sz w:val="22"/>
+          <w:szCs w:val="22"/>
+        </w:rPr>
+        <w:t xml:space="preserve">, and </w:t>
+      </w:r>
+      <w:r>
+        <w:rPr>
+          <w:rFonts w:asciiTheme="minorHAnsi" w:hAnsiTheme="minorHAnsi" w:cstheme="minorHAnsi"/>
+          <w:b/>
+          <w:sz w:val="22"/>
+          <w:szCs w:val="22"/>
+        </w:rPr>
+        <w:t>local travel information</w:t>
+      </w:r>
+      <w:r>
+        <w:rPr>
+          <w:rFonts w:asciiTheme="minorHAnsi" w:hAnsiTheme="minorHAnsi" w:cstheme="minorHAnsi"/>
+          <w:sz w:val="22"/>
+          <w:szCs w:val="22"/>
+        </w:rPr>
+        <w:t xml:space="preserve"> into personalized travel plans.</w:t>
       </w:r>
     </w:p>
     <w:p>
@@ -2863,513 +4767,44 @@
       <w:r>
         <w:rPr>
           <w:rFonts w:asciiTheme="minorHAnsi" w:hAnsiTheme="minorHAnsi" w:cstheme="minorHAnsi"/>
-          <w:sz w:val="22"/>
-          <w:szCs w:val="22"/>
-        </w:rPr>
-        <w:t xml:space="preserve">Developed a </w:t>
-      </w:r>
-      <w:r>
-        <w:rPr>
-          <w:rStyle w:val="Strong"/>
-          <w:rFonts w:asciiTheme="minorHAnsi" w:hAnsiTheme="minorHAnsi" w:cstheme="minorHAnsi"/>
-          <w:sz w:val="22"/>
-          <w:szCs w:val="22"/>
-        </w:rPr>
-        <w:t>multilingual WhatsApp AI assistant</w:t>
-      </w:r>
-      <w:r>
-        <w:rPr>
-          <w:rFonts w:asciiTheme="minorHAnsi" w:hAnsiTheme="minorHAnsi" w:cstheme="minorHAnsi"/>
-          <w:sz w:val="22"/>
-          <w:szCs w:val="22"/>
-        </w:rPr>
-        <w:t xml:space="preserve"> that collects customer details (name, location, travel dates, group size, and preferences).</w:t>
+          <w:b/>
+          <w:bCs/>
+          <w:sz w:val="22"/>
+          <w:szCs w:val="22"/>
+        </w:rPr>
+        <w:t>GitHub:</w:t>
+      </w:r>
+      <w:r>
+        <w:rPr>
+          <w:rFonts w:asciiTheme="minorHAnsi" w:hAnsiTheme="minorHAnsi" w:cstheme="minorHAnsi"/>
+          <w:sz w:val="22"/>
+          <w:szCs w:val="22"/>
+        </w:rPr>
+        <w:t xml:space="preserve"> </w:t>
+      </w:r>
+      <w:hyperlink r:id="rId21" w:history="1">
+        <w:r>
+          <w:rPr>
+            <w:rStyle w:val="Hyperlink"/>
+            <w:rFonts w:asciiTheme="minorHAnsi" w:hAnsiTheme="minorHAnsi" w:cstheme="minorHAnsi"/>
+            <w:sz w:val="22"/>
+            <w:szCs w:val="22"/>
+          </w:rPr>
+          <w:t>Link</w:t>
+        </w:r>
+      </w:hyperlink>
+      <w:r>
+        <w:rPr>
+          <w:rFonts w:asciiTheme="minorHAnsi" w:hAnsiTheme="minorHAnsi" w:cstheme="minorHAnsi"/>
+          <w:sz w:val="22"/>
+          <w:szCs w:val="22"/>
+        </w:rPr>
+        <w:t xml:space="preserve"> </w:t>
       </w:r>
     </w:p>
     <w:p>
       <w:pPr>
         <w:pStyle w:val="NormalWeb"/>
-        <w:numPr>
-          <w:ilvl w:val="0"/>
-          <w:numId w:val="18"/>
-        </w:numPr>
-        <w:rPr>
-          <w:rFonts w:asciiTheme="minorHAnsi" w:hAnsiTheme="minorHAnsi" w:cstheme="minorHAnsi"/>
-          <w:sz w:val="22"/>
-          <w:szCs w:val="22"/>
-        </w:rPr>
-      </w:pPr>
-      <w:r>
-        <w:rPr>
-          <w:rFonts w:asciiTheme="minorHAnsi" w:hAnsiTheme="minorHAnsi" w:cstheme="minorHAnsi"/>
-          <w:sz w:val="22"/>
-          <w:szCs w:val="22"/>
-        </w:rPr>
-        <w:t xml:space="preserve">Designed </w:t>
-      </w:r>
-      <w:r>
-        <w:rPr>
-          <w:rStyle w:val="Strong"/>
-          <w:rFonts w:asciiTheme="minorHAnsi" w:hAnsiTheme="minorHAnsi" w:cstheme="minorHAnsi"/>
-          <w:sz w:val="22"/>
-          <w:szCs w:val="22"/>
-        </w:rPr>
-        <w:t>intelligent travel package recommendations</w:t>
-      </w:r>
-      <w:r>
-        <w:rPr>
-          <w:rFonts w:asciiTheme="minorHAnsi" w:hAnsiTheme="minorHAnsi" w:cstheme="minorHAnsi"/>
-          <w:sz w:val="22"/>
-          <w:szCs w:val="22"/>
-        </w:rPr>
-        <w:t xml:space="preserve"> based on user type (family, couple) and trip duration.</w:t>
-      </w:r>
-    </w:p>
-    <w:p>
-      <w:pPr>
-        <w:pStyle w:val="NormalWeb"/>
-        <w:numPr>
-          <w:ilvl w:val="0"/>
-          <w:numId w:val="18"/>
-        </w:numPr>
-        <w:rPr>
-          <w:rFonts w:asciiTheme="minorHAnsi" w:hAnsiTheme="minorHAnsi" w:cstheme="minorHAnsi"/>
-          <w:sz w:val="22"/>
-          <w:szCs w:val="22"/>
-        </w:rPr>
-      </w:pPr>
-      <w:r>
-        <w:rPr>
-          <w:rFonts w:asciiTheme="minorHAnsi" w:hAnsiTheme="minorHAnsi" w:cstheme="minorHAnsi"/>
-          <w:sz w:val="22"/>
-          <w:szCs w:val="22"/>
-        </w:rPr>
-        <w:t xml:space="preserve">Integrated </w:t>
-      </w:r>
-      <w:r>
-        <w:rPr>
-          <w:rStyle w:val="Strong"/>
-          <w:rFonts w:asciiTheme="minorHAnsi" w:hAnsiTheme="minorHAnsi" w:cstheme="minorHAnsi"/>
-          <w:sz w:val="22"/>
-          <w:szCs w:val="22"/>
-        </w:rPr>
-        <w:t>n8n, OpenAI, Pinecone, Airtable, and MongoDB</w:t>
-      </w:r>
-      <w:r>
-        <w:rPr>
-          <w:rFonts w:asciiTheme="minorHAnsi" w:hAnsiTheme="minorHAnsi" w:cstheme="minorHAnsi"/>
-          <w:sz w:val="22"/>
-          <w:szCs w:val="22"/>
-        </w:rPr>
-        <w:t xml:space="preserve"> for </w:t>
-      </w:r>
-      <w:r>
-        <w:rPr>
-          <w:rStyle w:val="Strong"/>
-          <w:rFonts w:asciiTheme="minorHAnsi" w:hAnsiTheme="minorHAnsi" w:cstheme="minorHAnsi"/>
-          <w:sz w:val="22"/>
-          <w:szCs w:val="22"/>
-        </w:rPr>
-        <w:t>dynamic AI responses and memory-based chat interactions</w:t>
-      </w:r>
-      <w:r>
-        <w:rPr>
-          <w:rFonts w:asciiTheme="minorHAnsi" w:hAnsiTheme="minorHAnsi" w:cstheme="minorHAnsi"/>
-          <w:sz w:val="22"/>
-          <w:szCs w:val="22"/>
-        </w:rPr>
-        <w:t>.</w:t>
-      </w:r>
-    </w:p>
-    <w:p>
-      <w:pPr>
-        <w:pStyle w:val="NormalWeb"/>
-        <w:numPr>
-          <w:ilvl w:val="0"/>
-          <w:numId w:val="18"/>
-        </w:numPr>
-        <w:rPr>
-          <w:rFonts w:asciiTheme="minorHAnsi" w:hAnsiTheme="minorHAnsi" w:cstheme="minorHAnsi"/>
-          <w:sz w:val="22"/>
-          <w:szCs w:val="22"/>
-        </w:rPr>
-      </w:pPr>
-      <w:r>
-        <w:rPr>
-          <w:rFonts w:asciiTheme="minorHAnsi" w:hAnsiTheme="minorHAnsi" w:cstheme="minorHAnsi"/>
-          <w:sz w:val="22"/>
-          <w:szCs w:val="22"/>
-        </w:rPr>
-        <w:t xml:space="preserve">Automated </w:t>
-      </w:r>
-      <w:r>
-        <w:rPr>
-          <w:rStyle w:val="Strong"/>
-          <w:rFonts w:asciiTheme="minorHAnsi" w:hAnsiTheme="minorHAnsi" w:cstheme="minorHAnsi"/>
-          <w:sz w:val="22"/>
-          <w:szCs w:val="22"/>
-        </w:rPr>
-        <w:t>spam filtering and lead routing</w:t>
-      </w:r>
-      <w:r>
-        <w:rPr>
-          <w:rFonts w:asciiTheme="minorHAnsi" w:hAnsiTheme="minorHAnsi" w:cstheme="minorHAnsi"/>
-          <w:sz w:val="22"/>
-          <w:szCs w:val="22"/>
-        </w:rPr>
-        <w:t>.</w:t>
-      </w:r>
-    </w:p>
-    <w:p>
-      <w:pPr>
-        <w:spacing w:line="360" w:lineRule="auto"/>
-        <w:rPr>
-          <w:b/>
-          <w:sz w:val="24"/>
-          <w:u w:val="double"/>
-        </w:rPr>
-      </w:pPr>
-      <w:proofErr w:type="spellStart"/>
-      <w:r>
-        <w:rPr>
-          <w:b/>
-          <w:bCs/>
-          <w:sz w:val="24"/>
-          <w:u w:val="double"/>
-        </w:rPr>
-        <w:t>Sunmarke</w:t>
-      </w:r>
-      <w:proofErr w:type="spellEnd"/>
-      <w:r>
-        <w:rPr>
-          <w:b/>
-          <w:bCs/>
-          <w:sz w:val="24"/>
-          <w:u w:val="double"/>
-        </w:rPr>
-        <w:t xml:space="preserve"> School AI </w:t>
-      </w:r>
-      <w:proofErr w:type="spellStart"/>
-      <w:r>
-        <w:rPr>
-          <w:b/>
-          <w:bCs/>
-          <w:sz w:val="24"/>
-          <w:u w:val="double"/>
-        </w:rPr>
-        <w:t>Chatbot</w:t>
-      </w:r>
-      <w:proofErr w:type="spellEnd"/>
-      <w:r>
-        <w:rPr>
-          <w:b/>
-          <w:bCs/>
-          <w:sz w:val="24"/>
-          <w:u w:val="double"/>
-        </w:rPr>
-        <w:t xml:space="preserve"> (</w:t>
-      </w:r>
-      <w:proofErr w:type="spellStart"/>
-      <w:r>
-        <w:rPr>
-          <w:b/>
-          <w:bCs/>
-          <w:sz w:val="24"/>
-          <w:u w:val="double"/>
-        </w:rPr>
-        <w:t>LangGraph</w:t>
-      </w:r>
-      <w:proofErr w:type="spellEnd"/>
-      <w:r>
-        <w:rPr>
-          <w:b/>
-          <w:bCs/>
-          <w:sz w:val="24"/>
-          <w:u w:val="double"/>
-        </w:rPr>
-        <w:t>, FastAPI, React, FAISS)</w:t>
-      </w:r>
-    </w:p>
-    <w:p>
-      <w:pPr>
-        <w:numPr>
-          <w:ilvl w:val="0"/>
-          <w:numId w:val="25"/>
-        </w:numPr>
-        <w:spacing w:before="100" w:beforeAutospacing="1" w:after="100" w:afterAutospacing="1" w:line="240" w:lineRule="auto"/>
-        <w:rPr>
-          <w:rFonts w:eastAsia="Times New Roman" w:cstheme="minorHAnsi"/>
-          <w:szCs w:val="24"/>
-        </w:rPr>
-      </w:pPr>
-      <w:r>
-        <w:rPr>
-          <w:rFonts w:eastAsia="Times New Roman" w:cstheme="minorHAnsi"/>
-          <w:szCs w:val="24"/>
-        </w:rPr>
-        <w:t xml:space="preserve">Scraped and parsed content from the </w:t>
-      </w:r>
-      <w:proofErr w:type="spellStart"/>
-      <w:r>
-        <w:rPr>
-          <w:rFonts w:eastAsia="Times New Roman" w:cstheme="minorHAnsi"/>
-          <w:szCs w:val="24"/>
-        </w:rPr>
-        <w:t>Sunmarke</w:t>
-      </w:r>
-      <w:proofErr w:type="spellEnd"/>
-      <w:r>
-        <w:rPr>
-          <w:rFonts w:eastAsia="Times New Roman" w:cstheme="minorHAnsi"/>
-          <w:szCs w:val="24"/>
-        </w:rPr>
-        <w:t xml:space="preserve"> School website to build a structured JSON knowledge base for retrieval.</w:t>
-      </w:r>
-    </w:p>
-    <w:p>
-      <w:pPr>
-        <w:numPr>
-          <w:ilvl w:val="0"/>
-          <w:numId w:val="25"/>
-        </w:numPr>
-        <w:spacing w:before="100" w:beforeAutospacing="1" w:after="100" w:afterAutospacing="1" w:line="240" w:lineRule="auto"/>
-        <w:rPr>
-          <w:rFonts w:eastAsia="Times New Roman" w:cstheme="minorHAnsi"/>
-          <w:szCs w:val="24"/>
-        </w:rPr>
-      </w:pPr>
-      <w:r>
-        <w:rPr>
-          <w:rFonts w:eastAsia="Times New Roman" w:cstheme="minorHAnsi"/>
-          <w:szCs w:val="24"/>
-        </w:rPr>
-        <w:t xml:space="preserve">Indexed the scraped data into a </w:t>
-      </w:r>
-      <w:r>
-        <w:rPr>
-          <w:rFonts w:eastAsia="Times New Roman" w:cstheme="minorHAnsi"/>
-          <w:b/>
-          <w:bCs/>
-          <w:szCs w:val="24"/>
-        </w:rPr>
-        <w:t xml:space="preserve">FAISS </w:t>
-      </w:r>
-      <w:proofErr w:type="spellStart"/>
-      <w:r>
-        <w:rPr>
-          <w:rFonts w:eastAsia="Times New Roman" w:cstheme="minorHAnsi"/>
-          <w:b/>
-          <w:bCs/>
-          <w:szCs w:val="24"/>
-        </w:rPr>
-        <w:t>vectorstore</w:t>
-      </w:r>
-      <w:proofErr w:type="spellEnd"/>
-      <w:r>
-        <w:rPr>
-          <w:rFonts w:eastAsia="Times New Roman" w:cstheme="minorHAnsi"/>
-          <w:szCs w:val="24"/>
-        </w:rPr>
-        <w:t xml:space="preserve"> using Hugging Face sentence-transformer </w:t>
-      </w:r>
-      <w:proofErr w:type="spellStart"/>
-      <w:r>
-        <w:rPr>
-          <w:rFonts w:eastAsia="Times New Roman" w:cstheme="minorHAnsi"/>
-          <w:szCs w:val="24"/>
-        </w:rPr>
-        <w:t>embeddings</w:t>
-      </w:r>
-      <w:proofErr w:type="spellEnd"/>
-      <w:r>
-        <w:rPr>
-          <w:rFonts w:eastAsia="Times New Roman" w:cstheme="minorHAnsi"/>
-          <w:szCs w:val="24"/>
-        </w:rPr>
-        <w:t xml:space="preserve"> for semantic search.</w:t>
-      </w:r>
-    </w:p>
-    <w:p>
-      <w:pPr>
-        <w:numPr>
-          <w:ilvl w:val="0"/>
-          <w:numId w:val="25"/>
-        </w:numPr>
-        <w:spacing w:before="100" w:beforeAutospacing="1" w:after="100" w:afterAutospacing="1" w:line="240" w:lineRule="auto"/>
-        <w:rPr>
-          <w:rFonts w:eastAsia="Times New Roman" w:cstheme="minorHAnsi"/>
-          <w:szCs w:val="24"/>
-        </w:rPr>
-      </w:pPr>
-      <w:r>
-        <w:rPr>
-          <w:rFonts w:eastAsia="Times New Roman" w:cstheme="minorHAnsi"/>
-          <w:szCs w:val="24"/>
-        </w:rPr>
-        <w:t xml:space="preserve">Integrated </w:t>
-      </w:r>
-      <w:r>
-        <w:rPr>
-          <w:rFonts w:eastAsia="Times New Roman" w:cstheme="minorHAnsi"/>
-          <w:b/>
-          <w:bCs/>
-          <w:szCs w:val="24"/>
-        </w:rPr>
-        <w:t>Groq LLM</w:t>
-      </w:r>
-      <w:r>
-        <w:rPr>
-          <w:rFonts w:eastAsia="Times New Roman" w:cstheme="minorHAnsi"/>
-          <w:szCs w:val="24"/>
-        </w:rPr>
-        <w:t xml:space="preserve"> (via OpenAI-compatible API key) to generate accurate, context-aware responses from retrieved content.</w:t>
-      </w:r>
-    </w:p>
-    <w:p>
-      <w:pPr>
-        <w:numPr>
-          <w:ilvl w:val="0"/>
-          <w:numId w:val="25"/>
-        </w:numPr>
-        <w:spacing w:before="100" w:beforeAutospacing="1" w:after="100" w:afterAutospacing="1" w:line="240" w:lineRule="auto"/>
-        <w:rPr>
-          <w:rFonts w:eastAsia="Times New Roman" w:cstheme="minorHAnsi"/>
-          <w:szCs w:val="24"/>
-        </w:rPr>
-      </w:pPr>
-      <w:r>
-        <w:rPr>
-          <w:rFonts w:eastAsia="Times New Roman" w:cstheme="minorHAnsi"/>
-          <w:szCs w:val="24"/>
-        </w:rPr>
-        <w:t xml:space="preserve">Built a </w:t>
-      </w:r>
-      <w:proofErr w:type="spellStart"/>
-      <w:r>
-        <w:rPr>
-          <w:rFonts w:eastAsia="Times New Roman" w:cstheme="minorHAnsi"/>
-          <w:b/>
-          <w:bCs/>
-          <w:szCs w:val="24"/>
-        </w:rPr>
-        <w:t>LangGraph</w:t>
-      </w:r>
-      <w:proofErr w:type="spellEnd"/>
-      <w:r>
-        <w:rPr>
-          <w:rFonts w:eastAsia="Times New Roman" w:cstheme="minorHAnsi"/>
-          <w:szCs w:val="24"/>
-        </w:rPr>
-        <w:t xml:space="preserve"> workflow to route queries across </w:t>
-      </w:r>
-      <w:proofErr w:type="spellStart"/>
-      <w:r>
-        <w:rPr>
-          <w:rFonts w:eastAsia="Times New Roman" w:cstheme="minorHAnsi"/>
-          <w:szCs w:val="24"/>
-        </w:rPr>
-        <w:t>vectorstore</w:t>
-      </w:r>
-      <w:proofErr w:type="spellEnd"/>
-      <w:r>
-        <w:rPr>
-          <w:rFonts w:eastAsia="Times New Roman" w:cstheme="minorHAnsi"/>
-          <w:szCs w:val="24"/>
-        </w:rPr>
-        <w:t>, web search (</w:t>
-      </w:r>
-      <w:proofErr w:type="spellStart"/>
-      <w:r>
-        <w:rPr>
-          <w:rFonts w:eastAsia="Times New Roman" w:cstheme="minorHAnsi"/>
-          <w:szCs w:val="24"/>
-        </w:rPr>
-        <w:t>Tavily</w:t>
-      </w:r>
-      <w:proofErr w:type="spellEnd"/>
-      <w:r>
-        <w:rPr>
-          <w:rFonts w:eastAsia="Times New Roman" w:cstheme="minorHAnsi"/>
-          <w:szCs w:val="24"/>
-        </w:rPr>
-        <w:t>), and direct chat modes.</w:t>
-      </w:r>
-    </w:p>
-    <w:p>
-      <w:pPr>
-        <w:numPr>
-          <w:ilvl w:val="0"/>
-          <w:numId w:val="25"/>
-        </w:numPr>
-        <w:spacing w:before="100" w:beforeAutospacing="1" w:after="100" w:afterAutospacing="1" w:line="240" w:lineRule="auto"/>
-        <w:rPr>
-          <w:rFonts w:eastAsia="Times New Roman" w:cstheme="minorHAnsi"/>
-          <w:szCs w:val="24"/>
-        </w:rPr>
-      </w:pPr>
-      <w:r>
-        <w:rPr>
-          <w:rFonts w:eastAsia="Times New Roman" w:cstheme="minorHAnsi"/>
-          <w:szCs w:val="24"/>
-        </w:rPr>
-        <w:t xml:space="preserve">Developed a </w:t>
-      </w:r>
-      <w:r>
-        <w:rPr>
-          <w:rFonts w:eastAsia="Times New Roman" w:cstheme="minorHAnsi"/>
-          <w:b/>
-          <w:bCs/>
-          <w:szCs w:val="24"/>
-        </w:rPr>
-        <w:t>FastAPI backend</w:t>
-      </w:r>
-      <w:r>
-        <w:rPr>
-          <w:rFonts w:eastAsia="Times New Roman" w:cstheme="minorHAnsi"/>
-          <w:szCs w:val="24"/>
-        </w:rPr>
-        <w:t xml:space="preserve"> with JWT authentication and a </w:t>
-      </w:r>
-      <w:r>
-        <w:rPr>
-          <w:rFonts w:eastAsia="Times New Roman" w:cstheme="minorHAnsi"/>
-          <w:b/>
-          <w:bCs/>
-          <w:szCs w:val="24"/>
-        </w:rPr>
-        <w:t>React/</w:t>
-      </w:r>
-      <w:proofErr w:type="spellStart"/>
-      <w:r>
-        <w:rPr>
-          <w:rFonts w:eastAsia="Times New Roman" w:cstheme="minorHAnsi"/>
-          <w:b/>
-          <w:bCs/>
-          <w:szCs w:val="24"/>
-        </w:rPr>
-        <w:t>Vite</w:t>
-      </w:r>
-      <w:proofErr w:type="spellEnd"/>
-      <w:r>
-        <w:rPr>
-          <w:rFonts w:eastAsia="Times New Roman" w:cstheme="minorHAnsi"/>
-          <w:b/>
-          <w:bCs/>
-          <w:szCs w:val="24"/>
-        </w:rPr>
-        <w:t xml:space="preserve"> frontend</w:t>
-      </w:r>
-      <w:r>
-        <w:rPr>
-          <w:rFonts w:eastAsia="Times New Roman" w:cstheme="minorHAnsi"/>
-          <w:szCs w:val="24"/>
-        </w:rPr>
-        <w:t xml:space="preserve"> for a complete end-to-end chat application.</w:t>
-      </w:r>
-    </w:p>
-    <w:p>
-      <w:pPr>
-        <w:spacing w:line="360" w:lineRule="auto"/>
         <w:rPr>
           <w:b/>
           <w:color w:val="0070C0"/>
@@ -3455,31 +4890,7 @@
           <w:color w:val="0070C0"/>
           <w:sz w:val="28"/>
         </w:rPr>
-        <w:t>SOFT &amp;</w:t>
-      </w:r>
-      <w:r>
-        <w:rPr>
-          <w:b/>
-          <w:color w:val="0070C0"/>
-          <w:sz w:val="28"/>
-        </w:rPr>
-        <w:t xml:space="preserve"> </w:t>
-      </w:r>
-      <w:r>
-        <w:rPr>
-          <w:b/>
-          <w:color w:val="0070C0"/>
-          <w:sz w:val="28"/>
-        </w:rPr>
-        <w:t>LINGUISTICS SKILLS</w:t>
-      </w:r>
-      <w:r>
-        <w:rPr>
-          <w:b/>
-          <w:color w:val="0070C0"/>
-          <w:sz w:val="28"/>
-        </w:rPr>
-        <w:t xml:space="preserve"> </w:t>
+        <w:t xml:space="preserve">SOFT &amp; LINGUISTICS SKILLS </w:t>
       </w:r>
     </w:p>
     <w:p>
@@ -3511,7 +4922,13 @@
         <w:t>Languages:</w:t>
       </w:r>
       <w:r>
-        <w:t xml:space="preserve"> English (Fluent), Urdu (Fluent), Pushto (Fluent)</w:t>
+        <w:t xml:space="preserve"> Eng</w:t>
+      </w:r>
+      <w:r>
+        <w:t>lish (Fluent), Urdu (Fluent), Pa</w:t>
+      </w:r>
+      <w:r>
+        <w:t>shto (Fluent)</w:t>
       </w:r>
     </w:p>
     <w:sectPr>
@@ -3547,7 +4964,7 @@
         <v:path o:extrusionok="f" gradientshapeok="t" o:connecttype="rect"/>
         <o:lock v:ext="edit" aspectratio="t"/>
       </v:shapetype>
-      <v:shape id="_x0000_i1034" type="#_x0000_t75" style="width:16.8pt;height:17.4pt;visibility:visible" o:bullet="t">
+      <v:shape id="_x0000_i1119" type="#_x0000_t75" style="width:17.4pt;height:17.4pt;visibility:visible" o:bullet="t">
         <v:imagedata r:id="rId1" o:title=""/>
       </v:shape>
     </w:pict>
@@ -5285,6 +6702,155 @@
     </w:lvl>
   </w:abstractNum>
   <w:abstractNum w:abstractNumId="15" w15:restartNumberingAfterBreak="0">
+    <w:nsid w:val="3A712FFD"/>
+    <w:multiLevelType w:val="multilevel"/>
+    <w:tmpl w:val="6BBA22BA"/>
+    <w:lvl w:ilvl="0">
+      <w:start w:val="1"/>
+      <w:numFmt w:val="bullet"/>
+      <w:lvlText w:val=""/>
+      <w:lvlJc w:val="left"/>
+      <w:pPr>
+        <w:tabs>
+          <w:tab w:val="num" w:pos="720"/>
+        </w:tabs>
+        <w:ind w:left="720" w:hanging="360"/>
+      </w:pPr>
+      <w:rPr>
+        <w:rFonts w:ascii="Symbol" w:hAnsi="Symbol" w:hint="default"/>
+        <w:sz w:val="20"/>
+      </w:rPr>
+    </w:lvl>
+    <w:lvl w:ilvl="1" w:tentative="1">
+      <w:start w:val="1"/>
+      <w:numFmt w:val="bullet"/>
+      <w:lvlText w:val="o"/>
+      <w:lvlJc w:val="left"/>
+      <w:pPr>
+        <w:tabs>
+          <w:tab w:val="num" w:pos="1440"/>
+        </w:tabs>
+        <w:ind w:left="1440" w:hanging="360"/>
+      </w:pPr>
+      <w:rPr>
+        <w:rFonts w:ascii="Courier New" w:hAnsi="Courier New" w:hint="default"/>
+        <w:sz w:val="20"/>
+      </w:rPr>
+    </w:lvl>
+    <w:lvl w:ilvl="2" w:tentative="1">
+      <w:start w:val="1"/>
+      <w:numFmt w:val="bullet"/>
+      <w:lvlText w:val=""/>
+      <w:lvlJc w:val="left"/>
+      <w:pPr>
+        <w:tabs>
+          <w:tab w:val="num" w:pos="2160"/>
+        </w:tabs>
+        <w:ind w:left="2160" w:hanging="360"/>
+      </w:pPr>
+      <w:rPr>
+        <w:rFonts w:ascii="Wingdings" w:hAnsi="Wingdings" w:hint="default"/>
+        <w:sz w:val="20"/>
+      </w:rPr>
+    </w:lvl>
+    <w:lvl w:ilvl="3" w:tentative="1">
+      <w:start w:val="1"/>
+      <w:numFmt w:val="bullet"/>
+      <w:lvlText w:val=""/>
+      <w:lvlJc w:val="left"/>
+      <w:pPr>
+        <w:tabs>
+          <w:tab w:val="num" w:pos="2880"/>
+        </w:tabs>
+        <w:ind w:left="2880" w:hanging="360"/>
+      </w:pPr>
+      <w:rPr>
+        <w:rFonts w:ascii="Wingdings" w:hAnsi="Wingdings" w:hint="default"/>
+        <w:sz w:val="20"/>
+      </w:rPr>
+    </w:lvl>
+    <w:lvl w:ilvl="4" w:tentative="1">
+      <w:start w:val="1"/>
+      <w:numFmt w:val="bullet"/>
+      <w:lvlText w:val=""/>
+      <w:lvlJc w:val="left"/>
+      <w:pPr>
+        <w:tabs>
+          <w:tab w:val="num" w:pos="3600"/>
+        </w:tabs>
+        <w:ind w:left="3600" w:hanging="360"/>
+      </w:pPr>
+      <w:rPr>
+        <w:rFonts w:ascii="Wingdings" w:hAnsi="Wingdings" w:hint="default"/>
+        <w:sz w:val="20"/>
+      </w:rPr>
+    </w:lvl>
+    <w:lvl w:ilvl="5" w:tentative="1">
+      <w:start w:val="1"/>
+      <w:numFmt w:val="bullet"/>
+      <w:lvlText w:val=""/>
+      <w:lvlJc w:val="left"/>
+      <w:pPr>
+        <w:tabs>
+          <w:tab w:val="num" w:pos="4320"/>
+        </w:tabs>
+        <w:ind w:left="4320" w:hanging="360"/>
+      </w:pPr>
+      <w:rPr>
+        <w:rFonts w:ascii="Wingdings" w:hAnsi="Wingdings" w:hint="default"/>
+        <w:sz w:val="20"/>
+      </w:rPr>
+    </w:lvl>
+    <w:lvl w:ilvl="6" w:tentative="1">
+      <w:start w:val="1"/>
+      <w:numFmt w:val="bullet"/>
+      <w:lvlText w:val=""/>
+      <w:lvlJc w:val="left"/>
+      <w:pPr>
+        <w:tabs>
+          <w:tab w:val="num" w:pos="5040"/>
+        </w:tabs>
+        <w:ind w:left="5040" w:hanging="360"/>
+      </w:pPr>
+      <w:rPr>
+        <w:rFonts w:ascii="Wingdings" w:hAnsi="Wingdings" w:hint="default"/>
+        <w:sz w:val="20"/>
+      </w:rPr>
+    </w:lvl>
+    <w:lvl w:ilvl="7" w:tentative="1">
+      <w:start w:val="1"/>
+      <w:numFmt w:val="bullet"/>
+      <w:lvlText w:val=""/>
+      <w:lvlJc w:val="left"/>
+      <w:pPr>
+        <w:tabs>
+          <w:tab w:val="num" w:pos="5760"/>
+        </w:tabs>
+        <w:ind w:left="5760" w:hanging="360"/>
+      </w:pPr>
+      <w:rPr>
+        <w:rFonts w:ascii="Wingdings" w:hAnsi="Wingdings" w:hint="default"/>
+        <w:sz w:val="20"/>
+      </w:rPr>
+    </w:lvl>
+    <w:lvl w:ilvl="8" w:tentative="1">
+      <w:start w:val="1"/>
+      <w:numFmt w:val="bullet"/>
+      <w:lvlText w:val=""/>
+      <w:lvlJc w:val="left"/>
+      <w:pPr>
+        <w:tabs>
+          <w:tab w:val="num" w:pos="6480"/>
+        </w:tabs>
+        <w:ind w:left="6480" w:hanging="360"/>
+      </w:pPr>
+      <w:rPr>
+        <w:rFonts w:ascii="Wingdings" w:hAnsi="Wingdings" w:hint="default"/>
+        <w:sz w:val="20"/>
+      </w:rPr>
+    </w:lvl>
+  </w:abstractNum>
+  <w:abstractNum w:abstractNumId="16" w15:restartNumberingAfterBreak="0">
     <w:nsid w:val="417B4A9B"/>
     <w:multiLevelType w:val="hybridMultilevel"/>
     <w:tmpl w:val="9DA0A72C"/>
@@ -5398,7 +6964,7 @@
       </w:rPr>
     </w:lvl>
   </w:abstractNum>
-  <w:abstractNum w:abstractNumId="16" w15:restartNumberingAfterBreak="0">
+  <w:abstractNum w:abstractNumId="17" w15:restartNumberingAfterBreak="0">
     <w:nsid w:val="44E11C5F"/>
     <w:multiLevelType w:val="hybridMultilevel"/>
     <w:tmpl w:val="3A622E38"/>
@@ -5511,7 +7077,7 @@
       </w:rPr>
     </w:lvl>
   </w:abstractNum>
-  <w:abstractNum w:abstractNumId="17" w15:restartNumberingAfterBreak="0">
+  <w:abstractNum w:abstractNumId="18" w15:restartNumberingAfterBreak="0">
     <w:nsid w:val="45FE74A9"/>
     <w:multiLevelType w:val="multilevel"/>
     <w:tmpl w:val="6BA2A622"/>
@@ -5660,7 +7226,7 @@
       </w:rPr>
     </w:lvl>
   </w:abstractNum>
-  <w:abstractNum w:abstractNumId="18" w15:restartNumberingAfterBreak="0">
+  <w:abstractNum w:abstractNumId="19" w15:restartNumberingAfterBreak="0">
     <w:nsid w:val="62687ECB"/>
     <w:multiLevelType w:val="hybridMultilevel"/>
     <w:tmpl w:val="F072CF76"/>
@@ -5773,7 +7339,7 @@
       </w:rPr>
     </w:lvl>
   </w:abstractNum>
-  <w:abstractNum w:abstractNumId="19" w15:restartNumberingAfterBreak="0">
+  <w:abstractNum w:abstractNumId="20" w15:restartNumberingAfterBreak="0">
     <w:nsid w:val="64183C89"/>
     <w:multiLevelType w:val="hybridMultilevel"/>
     <w:tmpl w:val="37D419BC"/>
@@ -5886,7 +7452,7 @@
       </w:rPr>
     </w:lvl>
   </w:abstractNum>
-  <w:abstractNum w:abstractNumId="20" w15:restartNumberingAfterBreak="0">
+  <w:abstractNum w:abstractNumId="21" w15:restartNumberingAfterBreak="0">
     <w:nsid w:val="652751A0"/>
     <w:multiLevelType w:val="hybridMultilevel"/>
     <w:tmpl w:val="472E3D42"/>
@@ -5999,7 +7565,7 @@
       </w:rPr>
     </w:lvl>
   </w:abstractNum>
-  <w:abstractNum w:abstractNumId="21" w15:restartNumberingAfterBreak="0">
+  <w:abstractNum w:abstractNumId="22" w15:restartNumberingAfterBreak="0">
     <w:nsid w:val="6D7277EF"/>
     <w:multiLevelType w:val="hybridMultilevel"/>
     <w:tmpl w:val="E0E67630"/>
@@ -6112,7 +7678,7 @@
       </w:rPr>
     </w:lvl>
   </w:abstractNum>
-  <w:abstractNum w:abstractNumId="22" w15:restartNumberingAfterBreak="0">
+  <w:abstractNum w:abstractNumId="23" w15:restartNumberingAfterBreak="0">
     <w:nsid w:val="7B5240BE"/>
     <w:multiLevelType w:val="hybridMultilevel"/>
     <w:tmpl w:val="FB4ADFD0"/>
@@ -6225,7 +7791,7 @@
       </w:rPr>
     </w:lvl>
   </w:abstractNum>
-  <w:abstractNum w:abstractNumId="23" w15:restartNumberingAfterBreak="0">
+  <w:abstractNum w:abstractNumId="24" w15:restartNumberingAfterBreak="0">
     <w:nsid w:val="7B6C2657"/>
     <w:multiLevelType w:val="hybridMultilevel"/>
     <w:tmpl w:val="3DB491A0"/>
@@ -6338,7 +7904,7 @@
       </w:rPr>
     </w:lvl>
   </w:abstractNum>
-  <w:abstractNum w:abstractNumId="24" w15:restartNumberingAfterBreak="0">
+  <w:abstractNum w:abstractNumId="25" w15:restartNumberingAfterBreak="0">
     <w:nsid w:val="7C313299"/>
     <w:multiLevelType w:val="hybridMultilevel"/>
     <w:tmpl w:val="8C88C784"/>
@@ -6473,16 +8039,16 @@
     <w:abstractNumId w:val="6"/>
   </w:num>
   <w:num w:numId="8">
-    <w:abstractNumId w:val="16"/>
+    <w:abstractNumId w:val="17"/>
   </w:num>
   <w:num w:numId="9">
     <w:abstractNumId w:val="1"/>
   </w:num>
   <w:num w:numId="10">
-    <w:abstractNumId w:val="23"/>
+    <w:abstractNumId w:val="24"/>
   </w:num>
   <w:num w:numId="11">
-    <w:abstractNumId w:val="19"/>
+    <w:abstractNumId w:val="20"/>
   </w:num>
   <w:num w:numId="12">
     <w:abstractNumId w:val="2"/>
@@ -6491,16 +8057,16 @@
     <w:abstractNumId w:val="5"/>
   </w:num>
   <w:num w:numId="14">
-    <w:abstractNumId w:val="15"/>
+    <w:abstractNumId w:val="16"/>
   </w:num>
   <w:num w:numId="15">
-    <w:abstractNumId w:val="21"/>
+    <w:abstractNumId w:val="22"/>
   </w:num>
   <w:num w:numId="16">
-    <w:abstractNumId w:val="22"/>
+    <w:abstractNumId w:val="23"/>
   </w:num>
   <w:num w:numId="17">
-    <w:abstractNumId w:val="20"/>
+    <w:abstractNumId w:val="21"/>
   </w:num>
   <w:num w:numId="18">
     <w:abstractNumId w:val="4"/>
@@ -6509,7 +8075,7 @@
     <w:abstractNumId w:val="14"/>
   </w:num>
   <w:num w:numId="20">
-    <w:abstractNumId w:val="18"/>
+    <w:abstractNumId w:val="19"/>
   </w:num>
   <w:num w:numId="21">
     <w:abstractNumId w:val="12"/>
@@ -6518,13 +8084,16 @@
     <w:abstractNumId w:val="10"/>
   </w:num>
   <w:num w:numId="23">
-    <w:abstractNumId w:val="17"/>
+    <w:abstractNumId w:val="18"/>
   </w:num>
   <w:num w:numId="24">
-    <w:abstractNumId w:val="24"/>
+    <w:abstractNumId w:val="25"/>
   </w:num>
   <w:num w:numId="25">
     <w:abstractNumId w:val="9"/>
+  </w:num>
+  <w:num w:numId="26">
+    <w:abstractNumId w:val="15"/>
   </w:num>
 </w:numbering>
 </file>
@@ -6922,7 +8491,7 @@
   <w:style w:type="paragraph" w:default="1" w:styleId="Normal">
     <w:name w:val="Normal"/>
     <w:qFormat/>
-    <w:rsid w:val="00D003BB"/>
+    <w:rsid w:val="009F5EF0"/>
   </w:style>
   <w:style w:type="paragraph" w:styleId="Heading3">
     <w:name w:val="heading 3"/>
@@ -6946,7 +8515,6 @@
   <w:style w:type="character" w:default="1" w:styleId="DefaultParagraphFont">
     <w:name w:val="Default Paragraph Font"/>
     <w:uiPriority w:val="1"/>
-    <w:semiHidden/>
     <w:unhideWhenUsed/>
   </w:style>
   <w:style w:type="table" w:default="1" w:styleId="TableNormal">
@@ -7048,6 +8616,19 @@
     <w:name w:val="font-claude-response-body"/>
     <w:basedOn w:val="Normal"/>
     <w:rsid w:val="00566BD0"/>
+    <w:pPr>
+      <w:spacing w:before="100" w:beforeAutospacing="1" w:after="100" w:afterAutospacing="1" w:line="240" w:lineRule="auto"/>
+    </w:pPr>
+    <w:rPr>
+      <w:rFonts w:ascii="Times New Roman" w:eastAsia="Times New Roman" w:hAnsi="Times New Roman" w:cs="Times New Roman"/>
+      <w:sz w:val="24"/>
+      <w:szCs w:val="24"/>
+    </w:rPr>
+  </w:style>
+  <w:style w:type="paragraph" w:customStyle="1" w:styleId="isselectedend">
+    <w:name w:val="isselectedend"/>
+    <w:basedOn w:val="Normal"/>
+    <w:rsid w:val="00932EE8"/>
     <w:pPr>
       <w:spacing w:before="100" w:beforeAutospacing="1" w:after="100" w:afterAutospacing="1" w:line="240" w:lineRule="auto"/>
     </w:pPr>
